--- a/docs/requirements/PropFlow_FE-09_Payment_and_Debt_Management-2-.docx
+++ b/docs/requirements/PropFlow_FE-09_Payment_and_Debt_Management-2-.docx
@@ -4,17 +4,11 @@
   <w:body>
     <w:p>
       <w:pPr>
+        <w:pStyle w:val="Title"/>
         <w:jc w:val="center"/>
       </w:pPr>
       <w:r>
-        <w:rPr>
-          <w:rFonts w:ascii="Times New Roman" w:hAnsi="Times New Roman"/>
-          <w:b/>
-          <w:sz w:val="36"/>
-        </w:rPr>
-        <w:t>PropFlow</w:t>
-        <w:br/>
-        <w:t>FE-09 – Payment &amp; Debt Management</w:t>
+        <w:t>PropFlow – FE-09 Detailed Review</w:t>
       </w:r>
     </w:p>
     <w:p>
@@ -23,166 +17,71 @@
       </w:pPr>
       <w:r>
         <w:rPr>
-          <w:rFonts w:ascii="Times New Roman" w:hAnsi="Times New Roman"/>
-          <w:i/>
-          <w:sz w:val="22"/>
+          <w:b w:val="0"/>
         </w:rPr>
-        <w:t>Detailed Feature Specification for Report 1</w:t>
+        <w:t>PropFlow</w:t>
+        <w:br/>
+      </w:r>
+      <w:r>
+        <w:rPr>
+          <w:b/>
+        </w:rPr>
+        <w:t>FE-09 – Payment &amp; Debt Management</w:t>
+        <w:br/>
+      </w:r>
+      <w:r>
+        <w:rPr>
+          <w:b w:val="0"/>
+        </w:rPr>
+        <w:t>Detailed Feature Review for Report 1</w:t>
+        <w:br/>
+      </w:r>
+      <w:r>
+        <w:rPr>
+          <w:b w:val="0"/>
+        </w:rPr>
+        <w:t>Updated baseline: consistent structure, financial-state separation, and access-scope rules</w:t>
       </w:r>
     </w:p>
     <w:p>
       <w:pPr>
         <w:pStyle w:val="Heading1"/>
+        <w:pageBreakBefore w:val="0"/>
       </w:pPr>
       <w:r>
-        <w:t>1. Scope Note</w:t>
+        <w:t>1. Feature Purpose and Scope</w:t>
       </w:r>
     </w:p>
     <w:p>
       <w:r>
+        <w:t>FE-09 manages payment transactions, payment verification, invoice settlement, outstanding balances, overdue obligations, and payment reminders after FE-08 issues an invoice. FE-08 answers what must be paid. FE-09 answers what has been paid and what remains unpaid.</w:t>
+      </w:r>
+    </w:p>
+    <w:p>
+      <w:r>
+        <w:t>Scope note: FE-09 extends the original PropFlow proposal to support the five-actor Report 1 baseline. The original Capstone Register does not explicitly include Accountant, Payment, Debt, or other financial-operation modules.</w:t>
+      </w:r>
+    </w:p>
+    <w:p>
+      <w:pPr>
+        <w:spacing w:before="80" w:after="160"/>
+        <w:jc w:val="center"/>
+      </w:pPr>
+      <w:r>
         <w:rPr>
-          <w:b/>
+          <w:rFonts w:ascii="Consolas" w:hAnsi="Consolas"/>
+          <w:sz w:val="18"/>
         </w:rPr>
-        <w:t xml:space="preserve">FE-09 is an extended scope feature. </w:t>
-      </w:r>
-      <w:r>
-        <w:t>The original PropFlow proposal does not explicitly include Accountant, Payment, Debt, or other financial-operation modules. This feature is added to support the five-actor scope adopted for Report 1: Resident, Staff, Accountant, Manager, and Admin.</w:t>
+        <w:t>FE-08 Issued Invoice → Payment Submitted or Recorded → Accountant Verification → Confirm or Reject → Settlement and Outstanding Balance</w:t>
       </w:r>
     </w:p>
     <w:p>
       <w:pPr>
         <w:pStyle w:val="Heading1"/>
+        <w:pageBreakBefore w:val="0"/>
       </w:pPr>
       <w:r>
-        <w:t>2. Feature Overview</w:t>
-      </w:r>
-    </w:p>
-    <w:p>
-      <w:r>
-        <w:rPr>
-          <w:b/>
-        </w:rPr>
-        <w:t>FE-09 – Payment &amp; Debt Management</w:t>
-      </w:r>
-      <w:r>
-        <w:t xml:space="preserve"> manages payment transactions, payment verification, invoice settlement, outstanding balances, overdue obligations, and payment reminders after an invoice has been issued by FE-08.</w:t>
-      </w:r>
-    </w:p>
-    <w:tbl>
-      <w:tblPr>
-        <w:tblW w:type="auto" w:w="0"/>
-        <w:jc w:val="center"/>
-        <w:tblLayout w:type="autofit"/>
-        <w:tblLook w:firstColumn="1" w:firstRow="1" w:lastColumn="0" w:lastRow="0" w:noHBand="0" w:noVBand="1" w:val="04A0"/>
-      </w:tblPr>
-      <w:tblGrid>
-        <w:gridCol w:w="9936"/>
-      </w:tblGrid>
-      <w:tr>
-        <w:trPr>
-          <w:tblHeader w:val="true"/>
-          <w:cantSplit/>
-        </w:trPr>
-        <w:tc>
-          <w:tcPr>
-            <w:tcW w:type="dxa" w:w="9936"/>
-            <w:shd w:fill="F2F2F2"/>
-          </w:tcPr>
-          <w:p>
-            <w:pPr>
-              <w:spacing w:after="0"/>
-            </w:pPr>
-            <w:r>
-              <w:rPr>
-                <w:rFonts w:ascii="Consolas" w:hAnsi="Consolas"/>
-                <w:sz w:val="19"/>
-              </w:rPr>
-              <w:t>FE-08: Fee &amp; Invoice Management</w:t>
-              <w:br/>
-            </w:r>
-            <w:r>
-              <w:rPr>
-                <w:rFonts w:ascii="Consolas" w:hAnsi="Consolas"/>
-                <w:sz w:val="19"/>
-              </w:rPr>
-              <w:t xml:space="preserve">            ↓</w:t>
-              <w:br/>
-            </w:r>
-            <w:r>
-              <w:rPr>
-                <w:rFonts w:ascii="Consolas" w:hAnsi="Consolas"/>
-                <w:sz w:val="19"/>
-              </w:rPr>
-              <w:t xml:space="preserve">       Issued Invoice</w:t>
-              <w:br/>
-            </w:r>
-            <w:r>
-              <w:rPr>
-                <w:rFonts w:ascii="Consolas" w:hAnsi="Consolas"/>
-                <w:sz w:val="19"/>
-              </w:rPr>
-              <w:t xml:space="preserve">            ↓</w:t>
-              <w:br/>
-            </w:r>
-            <w:r>
-              <w:rPr>
-                <w:rFonts w:ascii="Consolas" w:hAnsi="Consolas"/>
-                <w:sz w:val="19"/>
-              </w:rPr>
-              <w:t>FE-09: Payment &amp; Debt Management</w:t>
-              <w:br/>
-            </w:r>
-            <w:r>
-              <w:rPr>
-                <w:rFonts w:ascii="Consolas" w:hAnsi="Consolas"/>
-                <w:sz w:val="19"/>
-              </w:rPr>
-              <w:t xml:space="preserve">            ↓</w:t>
-              <w:br/>
-            </w:r>
-            <w:r>
-              <w:rPr>
-                <w:rFonts w:ascii="Consolas" w:hAnsi="Consolas"/>
-                <w:sz w:val="19"/>
-              </w:rPr>
-              <w:t xml:space="preserve">   Payment → Verification</w:t>
-              <w:br/>
-            </w:r>
-            <w:r>
-              <w:rPr>
-                <w:rFonts w:ascii="Consolas" w:hAnsi="Consolas"/>
-                <w:sz w:val="19"/>
-              </w:rPr>
-              <w:t xml:space="preserve">            ↓</w:t>
-              <w:br/>
-            </w:r>
-            <w:r>
-              <w:rPr>
-                <w:rFonts w:ascii="Consolas" w:hAnsi="Consolas"/>
-                <w:sz w:val="19"/>
-              </w:rPr>
-              <w:t xml:space="preserve"> Outstanding Balance / Debt</w:t>
-            </w:r>
-          </w:p>
-        </w:tc>
-      </w:tr>
-    </w:tbl>
-    <w:p>
-      <w:pPr>
-        <w:spacing w:after="0"/>
-      </w:pPr>
-    </w:p>
-    <w:p>
-      <w:r>
-        <w:t>Core separation: FE-08 answers “What must be paid?”, while FE-09 answers “What has been paid, and what remains unpaid?”</w:t>
-      </w:r>
-    </w:p>
-    <w:p>
-      <w:pPr>
-        <w:pStyle w:val="Heading1"/>
-      </w:pPr>
-      <w:r>
-        <w:t>3. Actors and Responsibilities</w:t>
+        <w:t>2. Actors and Responsibilities</w:t>
       </w:r>
     </w:p>
     <w:tbl>
@@ -190,31 +89,41 @@
         <w:tblStyle w:val="TableGrid"/>
         <w:tblW w:type="auto" w:w="0"/>
         <w:jc w:val="center"/>
+        <w:tblLayout w:type="fixed"/>
         <w:tblLook w:firstColumn="1" w:firstRow="1" w:lastColumn="0" w:lastRow="0" w:noHBand="0" w:noVBand="1" w:val="04A0"/>
       </w:tblPr>
       <w:tblGrid>
-        <w:gridCol w:w="3312"/>
-        <w:gridCol w:w="3312"/>
-        <w:gridCol w:w="3312"/>
+        <w:gridCol w:w="3389"/>
+        <w:gridCol w:w="3389"/>
+        <w:gridCol w:w="3389"/>
       </w:tblGrid>
       <w:tr>
         <w:trPr>
           <w:tblHeader w:val="true"/>
-          <w:cantSplit/>
+          <w:cantSplit w:val="true"/>
         </w:trPr>
         <w:tc>
           <w:tcPr>
-            <w:tcW w:type="dxa" w:w="3312"/>
+            <w:tcW w:type="dxa" w:w="1440"/>
+            <w:shd w:fill="1F4E78"/>
             <w:vAlign w:val="center"/>
-            <w:shd w:fill="D9EAF7"/>
+            <w:tcMar>
+              <w:top w:w="90" w:type="dxa"/>
+              <w:start w:w="100" w:type="dxa"/>
+              <w:bottom w:w="90" w:type="dxa"/>
+              <w:end w:w="100" w:type="dxa"/>
+            </w:tcMar>
           </w:tcPr>
           <w:p>
-            <w:r/>
+            <w:pPr>
+              <w:jc w:val="center"/>
+            </w:pPr>
             <w:r>
               <w:rPr>
-                <w:rFonts w:ascii="Times New Roman" w:hAnsi="Times New Roman"/>
+                <w:rFonts w:ascii="Arial" w:hAnsi="Arial"/>
                 <w:b/>
-                <w:sz w:val="21"/>
+                <w:color w:val="FFFFFF"/>
+                <w:sz w:val="17"/>
               </w:rPr>
               <w:t>Actor</w:t>
             </w:r>
@@ -222,17 +131,26 @@
         </w:tc>
         <w:tc>
           <w:tcPr>
-            <w:tcW w:type="dxa" w:w="3312"/>
+            <w:tcW w:type="dxa" w:w="6912"/>
+            <w:shd w:fill="1F4E78"/>
             <w:vAlign w:val="center"/>
-            <w:shd w:fill="D9EAF7"/>
+            <w:tcMar>
+              <w:top w:w="90" w:type="dxa"/>
+              <w:start w:w="100" w:type="dxa"/>
+              <w:bottom w:w="90" w:type="dxa"/>
+              <w:end w:w="100" w:type="dxa"/>
+            </w:tcMar>
           </w:tcPr>
           <w:p>
-            <w:r/>
+            <w:pPr>
+              <w:jc w:val="center"/>
+            </w:pPr>
             <w:r>
               <w:rPr>
-                <w:rFonts w:ascii="Times New Roman" w:hAnsi="Times New Roman"/>
+                <w:rFonts w:ascii="Arial" w:hAnsi="Arial"/>
                 <w:b/>
-                <w:sz w:val="21"/>
+                <w:color w:val="FFFFFF"/>
+                <w:sz w:val="17"/>
               </w:rPr>
               <w:t>Role in FE-09</w:t>
             </w:r>
@@ -240,17 +158,26 @@
         </w:tc>
         <w:tc>
           <w:tcPr>
-            <w:tcW w:type="dxa" w:w="3312"/>
+            <w:tcW w:type="dxa" w:w="1728"/>
+            <w:shd w:fill="1F4E78"/>
             <w:vAlign w:val="center"/>
-            <w:shd w:fill="D9EAF7"/>
+            <w:tcMar>
+              <w:top w:w="90" w:type="dxa"/>
+              <w:start w:w="100" w:type="dxa"/>
+              <w:bottom w:w="90" w:type="dxa"/>
+              <w:end w:w="100" w:type="dxa"/>
+            </w:tcMar>
           </w:tcPr>
           <w:p>
-            <w:r/>
+            <w:pPr>
+              <w:jc w:val="center"/>
+            </w:pPr>
             <w:r>
               <w:rPr>
-                <w:rFonts w:ascii="Times New Roman" w:hAnsi="Times New Roman"/>
+                <w:rFonts w:ascii="Arial" w:hAnsi="Arial"/>
                 <w:b/>
-                <w:sz w:val="21"/>
+                <w:color w:val="FFFFFF"/>
+                <w:sz w:val="17"/>
               </w:rPr>
               <w:t>Access Level</w:t>
             </w:r>
@@ -259,20 +186,28 @@
       </w:tr>
       <w:tr>
         <w:trPr>
-          <w:cantSplit/>
+          <w:cantSplit w:val="true"/>
         </w:trPr>
         <w:tc>
           <w:tcPr>
-            <w:tcW w:type="dxa" w:w="3312"/>
+            <w:tcW w:type="dxa" w:w="1440"/>
             <w:vAlign w:val="center"/>
+            <w:tcMar>
+              <w:top w:w="90" w:type="dxa"/>
+              <w:start w:w="100" w:type="dxa"/>
+              <w:bottom w:w="90" w:type="dxa"/>
+              <w:end w:w="100" w:type="dxa"/>
+            </w:tcMar>
           </w:tcPr>
           <w:p>
-            <w:r/>
+            <w:pPr>
+              <w:spacing w:after="0"/>
+              <w:jc w:val="center"/>
+            </w:pPr>
             <w:r>
               <w:rPr>
-                <w:rFonts w:ascii="Times New Roman" w:hAnsi="Times New Roman"/>
-                <w:b w:val="0"/>
-                <w:sz w:val="21"/>
+                <w:rFonts w:ascii="Arial" w:hAnsi="Arial"/>
+                <w:sz w:val="17"/>
               </w:rPr>
               <w:t>Resident</w:t>
             </w:r>
@@ -280,55 +215,80 @@
         </w:tc>
         <w:tc>
           <w:tcPr>
-            <w:tcW w:type="dxa" w:w="3312"/>
+            <w:tcW w:type="dxa" w:w="6912"/>
             <w:vAlign w:val="center"/>
+            <w:tcMar>
+              <w:top w:w="90" w:type="dxa"/>
+              <w:start w:w="100" w:type="dxa"/>
+              <w:bottom w:w="90" w:type="dxa"/>
+              <w:end w:w="100" w:type="dxa"/>
+            </w:tcMar>
           </w:tcPr>
           <w:p>
-            <w:r/>
+            <w:pPr>
+              <w:spacing w:after="0"/>
+              <w:jc w:val="left"/>
+            </w:pPr>
             <w:r>
               <w:rPr>
-                <w:rFonts w:ascii="Times New Roman" w:hAnsi="Times New Roman"/>
-                <w:b w:val="0"/>
-                <w:sz w:val="21"/>
+                <w:rFonts w:ascii="Arial" w:hAnsi="Arial"/>
+                <w:sz w:val="17"/>
               </w:rPr>
-              <w:t>View obligations, initiate/submit payments, and view personal payment history.</w:t>
+              <w:t>View permitted obligations, submit or initiate payments, and view personal payment history.</w:t>
             </w:r>
           </w:p>
         </w:tc>
         <w:tc>
           <w:tcPr>
-            <w:tcW w:type="dxa" w:w="3312"/>
+            <w:tcW w:type="dxa" w:w="1728"/>
             <w:vAlign w:val="center"/>
+            <w:tcMar>
+              <w:top w:w="90" w:type="dxa"/>
+              <w:start w:w="100" w:type="dxa"/>
+              <w:bottom w:w="90" w:type="dxa"/>
+              <w:end w:w="100" w:type="dxa"/>
+            </w:tcMar>
           </w:tcPr>
           <w:p>
-            <w:r/>
+            <w:pPr>
+              <w:spacing w:after="0"/>
+              <w:jc w:val="left"/>
+            </w:pPr>
             <w:r>
               <w:rPr>
-                <w:rFonts w:ascii="Times New Roman" w:hAnsi="Times New Roman"/>
-                <w:b w:val="0"/>
-                <w:sz w:val="21"/>
+                <w:rFonts w:ascii="Arial" w:hAnsi="Arial"/>
+                <w:sz w:val="17"/>
               </w:rPr>
-              <w:t>Own permitted apartment context</w:t>
+              <w:t>Own / Permitted</w:t>
             </w:r>
           </w:p>
         </w:tc>
       </w:tr>
       <w:tr>
         <w:trPr>
-          <w:cantSplit/>
+          <w:cantSplit w:val="true"/>
         </w:trPr>
         <w:tc>
           <w:tcPr>
-            <w:tcW w:type="dxa" w:w="3312"/>
+            <w:tcW w:type="dxa" w:w="1440"/>
             <w:vAlign w:val="center"/>
+            <w:tcMar>
+              <w:top w:w="90" w:type="dxa"/>
+              <w:start w:w="100" w:type="dxa"/>
+              <w:bottom w:w="90" w:type="dxa"/>
+              <w:end w:w="100" w:type="dxa"/>
+            </w:tcMar>
+            <w:shd w:fill="EAF2F8"/>
           </w:tcPr>
           <w:p>
-            <w:r/>
+            <w:pPr>
+              <w:spacing w:after="0"/>
+              <w:jc w:val="center"/>
+            </w:pPr>
             <w:r>
               <w:rPr>
-                <w:rFonts w:ascii="Times New Roman" w:hAnsi="Times New Roman"/>
-                <w:b w:val="0"/>
-                <w:sz w:val="21"/>
+                <w:rFonts w:ascii="Arial" w:hAnsi="Arial"/>
+                <w:sz w:val="17"/>
               </w:rPr>
               <w:t>Accountant</w:t>
             </w:r>
@@ -336,55 +296,81 @@
         </w:tc>
         <w:tc>
           <w:tcPr>
-            <w:tcW w:type="dxa" w:w="3312"/>
+            <w:tcW w:type="dxa" w:w="6912"/>
             <w:vAlign w:val="center"/>
+            <w:tcMar>
+              <w:top w:w="90" w:type="dxa"/>
+              <w:start w:w="100" w:type="dxa"/>
+              <w:bottom w:w="90" w:type="dxa"/>
+              <w:end w:w="100" w:type="dxa"/>
+            </w:tcMar>
+            <w:shd w:fill="EAF2F8"/>
           </w:tcPr>
           <w:p>
-            <w:r/>
+            <w:pPr>
+              <w:spacing w:after="0"/>
+              <w:jc w:val="left"/>
+            </w:pPr>
             <w:r>
               <w:rPr>
-                <w:rFonts w:ascii="Times New Roman" w:hAnsi="Times New Roman"/>
-                <w:b w:val="0"/>
-                <w:sz w:val="21"/>
+                <w:rFonts w:ascii="Arial" w:hAnsi="Arial"/>
+                <w:sz w:val="17"/>
               </w:rPr>
-              <w:t>Record, review, verify, confirm/reject payments; monitor outstanding and overdue balances.</w:t>
+              <w:t>Record, review, verify, confirm, or reject payments and monitor outstanding or overdue balances.</w:t>
             </w:r>
           </w:p>
         </w:tc>
         <w:tc>
           <w:tcPr>
-            <w:tcW w:type="dxa" w:w="3312"/>
+            <w:tcW w:type="dxa" w:w="1728"/>
             <w:vAlign w:val="center"/>
+            <w:tcMar>
+              <w:top w:w="90" w:type="dxa"/>
+              <w:start w:w="100" w:type="dxa"/>
+              <w:bottom w:w="90" w:type="dxa"/>
+              <w:end w:w="100" w:type="dxa"/>
+            </w:tcMar>
+            <w:shd w:fill="EAF2F8"/>
           </w:tcPr>
           <w:p>
-            <w:r/>
+            <w:pPr>
+              <w:spacing w:after="0"/>
+              <w:jc w:val="left"/>
+            </w:pPr>
             <w:r>
               <w:rPr>
-                <w:rFonts w:ascii="Times New Roman" w:hAnsi="Times New Roman"/>
-                <w:b w:val="0"/>
-                <w:sz w:val="21"/>
+                <w:rFonts w:ascii="Arial" w:hAnsi="Arial"/>
+                <w:sz w:val="17"/>
               </w:rPr>
-              <w:t>Primary management access</w:t>
+              <w:t>Primary / Manage</w:t>
             </w:r>
           </w:p>
         </w:tc>
       </w:tr>
       <w:tr>
         <w:trPr>
-          <w:cantSplit/>
+          <w:cantSplit w:val="true"/>
         </w:trPr>
         <w:tc>
           <w:tcPr>
-            <w:tcW w:type="dxa" w:w="3312"/>
+            <w:tcW w:type="dxa" w:w="1440"/>
             <w:vAlign w:val="center"/>
+            <w:tcMar>
+              <w:top w:w="90" w:type="dxa"/>
+              <w:start w:w="100" w:type="dxa"/>
+              <w:bottom w:w="90" w:type="dxa"/>
+              <w:end w:w="100" w:type="dxa"/>
+            </w:tcMar>
           </w:tcPr>
           <w:p>
-            <w:r/>
+            <w:pPr>
+              <w:spacing w:after="0"/>
+              <w:jc w:val="center"/>
+            </w:pPr>
             <w:r>
               <w:rPr>
-                <w:rFonts w:ascii="Times New Roman" w:hAnsi="Times New Roman"/>
-                <w:b w:val="0"/>
-                <w:sz w:val="21"/>
+                <w:rFonts w:ascii="Arial" w:hAnsi="Arial"/>
+                <w:sz w:val="17"/>
               </w:rPr>
               <w:t>Manager</w:t>
             </w:r>
@@ -392,55 +378,80 @@
         </w:tc>
         <w:tc>
           <w:tcPr>
-            <w:tcW w:type="dxa" w:w="3312"/>
+            <w:tcW w:type="dxa" w:w="6912"/>
             <w:vAlign w:val="center"/>
+            <w:tcMar>
+              <w:top w:w="90" w:type="dxa"/>
+              <w:start w:w="100" w:type="dxa"/>
+              <w:bottom w:w="90" w:type="dxa"/>
+              <w:end w:w="100" w:type="dxa"/>
+            </w:tcMar>
           </w:tcPr>
           <w:p>
-            <w:r/>
+            <w:pPr>
+              <w:spacing w:after="0"/>
+              <w:jc w:val="left"/>
+            </w:pPr>
             <w:r>
               <w:rPr>
-                <w:rFonts w:ascii="Times New Roman" w:hAnsi="Times New Roman"/>
-                <w:b w:val="0"/>
-                <w:sz w:val="21"/>
+                <w:rFonts w:ascii="Arial" w:hAnsi="Arial"/>
+                <w:sz w:val="17"/>
               </w:rPr>
-              <w:t>Monitor payment, debt, and collection status for management oversight.</w:t>
+              <w:t>View and monitor payment, debt, and collection status for management oversight.</w:t>
             </w:r>
           </w:p>
         </w:tc>
         <w:tc>
           <w:tcPr>
-            <w:tcW w:type="dxa" w:w="3312"/>
+            <w:tcW w:type="dxa" w:w="1728"/>
             <w:vAlign w:val="center"/>
+            <w:tcMar>
+              <w:top w:w="90" w:type="dxa"/>
+              <w:start w:w="100" w:type="dxa"/>
+              <w:bottom w:w="90" w:type="dxa"/>
+              <w:end w:w="100" w:type="dxa"/>
+            </w:tcMar>
           </w:tcPr>
           <w:p>
-            <w:r/>
+            <w:pPr>
+              <w:spacing w:after="0"/>
+              <w:jc w:val="left"/>
+            </w:pPr>
             <w:r>
               <w:rPr>
-                <w:rFonts w:ascii="Times New Roman" w:hAnsi="Times New Roman"/>
-                <w:b w:val="0"/>
-                <w:sz w:val="21"/>
+                <w:rFonts w:ascii="Arial" w:hAnsi="Arial"/>
+                <w:sz w:val="17"/>
               </w:rPr>
-              <w:t>Read/monitor</w:t>
+              <w:t>Read / Monitor</w:t>
             </w:r>
           </w:p>
         </w:tc>
       </w:tr>
       <w:tr>
         <w:trPr>
-          <w:cantSplit/>
+          <w:cantSplit w:val="true"/>
         </w:trPr>
         <w:tc>
           <w:tcPr>
-            <w:tcW w:type="dxa" w:w="3312"/>
+            <w:tcW w:type="dxa" w:w="1440"/>
             <w:vAlign w:val="center"/>
+            <w:tcMar>
+              <w:top w:w="90" w:type="dxa"/>
+              <w:start w:w="100" w:type="dxa"/>
+              <w:bottom w:w="90" w:type="dxa"/>
+              <w:end w:w="100" w:type="dxa"/>
+            </w:tcMar>
+            <w:shd w:fill="EAF2F8"/>
           </w:tcPr>
           <w:p>
-            <w:r/>
+            <w:pPr>
+              <w:spacing w:after="0"/>
+              <w:jc w:val="center"/>
+            </w:pPr>
             <w:r>
               <w:rPr>
-                <w:rFonts w:ascii="Times New Roman" w:hAnsi="Times New Roman"/>
-                <w:b w:val="0"/>
-                <w:sz w:val="21"/>
+                <w:rFonts w:ascii="Arial" w:hAnsi="Arial"/>
+                <w:sz w:val="17"/>
               </w:rPr>
               <w:t>Staff</w:t>
             </w:r>
@@ -448,33 +459,51 @@
         </w:tc>
         <w:tc>
           <w:tcPr>
-            <w:tcW w:type="dxa" w:w="3312"/>
+            <w:tcW w:type="dxa" w:w="6912"/>
             <w:vAlign w:val="center"/>
+            <w:tcMar>
+              <w:top w:w="90" w:type="dxa"/>
+              <w:start w:w="100" w:type="dxa"/>
+              <w:bottom w:w="90" w:type="dxa"/>
+              <w:end w:w="100" w:type="dxa"/>
+            </w:tcMar>
+            <w:shd w:fill="EAF2F8"/>
           </w:tcPr>
           <w:p>
-            <w:r/>
+            <w:pPr>
+              <w:spacing w:after="0"/>
+              <w:jc w:val="left"/>
+            </w:pPr>
             <w:r>
               <w:rPr>
-                <w:rFonts w:ascii="Times New Roman" w:hAnsi="Times New Roman"/>
-                <w:b w:val="0"/>
-                <w:sz w:val="21"/>
+                <w:rFonts w:ascii="Arial" w:hAnsi="Arial"/>
+                <w:sz w:val="17"/>
               </w:rPr>
-              <w:t>No direct financial responsibility in FE-09.</w:t>
+              <w:t>No direct FE-09 business responsibility.</w:t>
             </w:r>
           </w:p>
         </w:tc>
         <w:tc>
           <w:tcPr>
-            <w:tcW w:type="dxa" w:w="3312"/>
+            <w:tcW w:type="dxa" w:w="1728"/>
             <w:vAlign w:val="center"/>
+            <w:tcMar>
+              <w:top w:w="90" w:type="dxa"/>
+              <w:start w:w="100" w:type="dxa"/>
+              <w:bottom w:w="90" w:type="dxa"/>
+              <w:end w:w="100" w:type="dxa"/>
+            </w:tcMar>
+            <w:shd w:fill="EAF2F8"/>
           </w:tcPr>
           <w:p>
-            <w:r/>
+            <w:pPr>
+              <w:spacing w:after="0"/>
+              <w:jc w:val="left"/>
+            </w:pPr>
             <w:r>
               <w:rPr>
-                <w:rFonts w:ascii="Times New Roman" w:hAnsi="Times New Roman"/>
-                <w:b w:val="0"/>
-                <w:sz w:val="21"/>
+                <w:rFonts w:ascii="Arial" w:hAnsi="Arial"/>
+                <w:sz w:val="17"/>
               </w:rPr>
               <w:t>None</w:t>
             </w:r>
@@ -483,20 +512,28 @@
       </w:tr>
       <w:tr>
         <w:trPr>
-          <w:cantSplit/>
+          <w:cantSplit w:val="true"/>
         </w:trPr>
         <w:tc>
           <w:tcPr>
-            <w:tcW w:type="dxa" w:w="3312"/>
+            <w:tcW w:type="dxa" w:w="1440"/>
             <w:vAlign w:val="center"/>
+            <w:tcMar>
+              <w:top w:w="90" w:type="dxa"/>
+              <w:start w:w="100" w:type="dxa"/>
+              <w:bottom w:w="90" w:type="dxa"/>
+              <w:end w:w="100" w:type="dxa"/>
+            </w:tcMar>
           </w:tcPr>
           <w:p>
-            <w:r/>
+            <w:pPr>
+              <w:spacing w:after="0"/>
+              <w:jc w:val="center"/>
+            </w:pPr>
             <w:r>
               <w:rPr>
-                <w:rFonts w:ascii="Times New Roman" w:hAnsi="Times New Roman"/>
-                <w:b w:val="0"/>
-                <w:sz w:val="21"/>
+                <w:rFonts w:ascii="Arial" w:hAnsi="Arial"/>
+                <w:sz w:val="17"/>
               </w:rPr>
               <w:t>Admin</w:t>
             </w:r>
@@ -504,33 +541,49 @@
         </w:tc>
         <w:tc>
           <w:tcPr>
-            <w:tcW w:type="dxa" w:w="3312"/>
+            <w:tcW w:type="dxa" w:w="6912"/>
             <w:vAlign w:val="center"/>
+            <w:tcMar>
+              <w:top w:w="90" w:type="dxa"/>
+              <w:start w:w="100" w:type="dxa"/>
+              <w:bottom w:w="90" w:type="dxa"/>
+              <w:end w:w="100" w:type="dxa"/>
+            </w:tcMar>
           </w:tcPr>
           <w:p>
-            <w:r/>
+            <w:pPr>
+              <w:spacing w:after="0"/>
+              <w:jc w:val="left"/>
+            </w:pPr>
             <w:r>
               <w:rPr>
-                <w:rFonts w:ascii="Times New Roman" w:hAnsi="Times New Roman"/>
-                <w:b w:val="0"/>
-                <w:sz w:val="21"/>
+                <w:rFonts w:ascii="Arial" w:hAnsi="Arial"/>
+                <w:sz w:val="17"/>
               </w:rPr>
-              <w:t>No routine business-finance responsibility in FE-09.</w:t>
+              <w:t>Administer accounts and access control through FE-15; does not perform FE-09 finance operations.</w:t>
             </w:r>
           </w:p>
         </w:tc>
         <w:tc>
           <w:tcPr>
-            <w:tcW w:type="dxa" w:w="3312"/>
+            <w:tcW w:type="dxa" w:w="1728"/>
             <w:vAlign w:val="center"/>
+            <w:tcMar>
+              <w:top w:w="90" w:type="dxa"/>
+              <w:start w:w="100" w:type="dxa"/>
+              <w:bottom w:w="90" w:type="dxa"/>
+              <w:end w:w="100" w:type="dxa"/>
+            </w:tcMar>
           </w:tcPr>
           <w:p>
-            <w:r/>
+            <w:pPr>
+              <w:spacing w:after="0"/>
+              <w:jc w:val="left"/>
+            </w:pPr>
             <w:r>
               <w:rPr>
-                <w:rFonts w:ascii="Times New Roman" w:hAnsi="Times New Roman"/>
-                <w:b w:val="0"/>
-                <w:sz w:val="21"/>
+                <w:rFonts w:ascii="Arial" w:hAnsi="Arial"/>
+                <w:sz w:val="17"/>
               </w:rPr>
               <w:t>None</w:t>
             </w:r>
@@ -540,95 +593,407 @@
     </w:tbl>
     <w:p>
       <w:pPr>
+        <w:spacing w:after="20"/>
+      </w:pPr>
+    </w:p>
+    <w:p>
+      <w:pPr>
         <w:pStyle w:val="Heading1"/>
+        <w:pageBreakBefore w:val="0"/>
       </w:pPr>
       <w:r>
-        <w:t>4. Core Business Concepts</w:t>
+        <w:t>3. Core Domain Concepts</w:t>
       </w:r>
     </w:p>
     <w:p>
       <w:pPr>
         <w:pStyle w:val="Heading2"/>
+        <w:pageBreakBefore w:val="0"/>
       </w:pPr>
       <w:r>
-        <w:t>4.1 Payment</w:t>
+        <w:t>3.1 Payment</w:t>
       </w:r>
     </w:p>
     <w:p>
       <w:r>
-        <w:t>A Payment represents a financial transaction associated with an eligible invoice. A submitted or recorded payment does not reduce the outstanding balance until it is verified and confirmed.</w:t>
+        <w:t>A Payment is a financial transaction associated with one eligible Invoice in the baseline. A submitted or recorded Payment does not reduce the outstanding balance until an authorized Accountant verifies and confirms it.</w:t>
+      </w:r>
+    </w:p>
+    <w:p>
+      <w:pPr>
+        <w:pStyle w:val="Heading2"/>
+        <w:pageBreakBefore w:val="0"/>
+      </w:pPr>
+      <w:r>
+        <w:t>3.2 Outstanding Balance and Debt</w:t>
+      </w:r>
+    </w:p>
+    <w:p>
+      <w:r>
+        <w:t>Outstanding balance is derived from the Invoice total and confirmed Payments. It is not manually entered by an Accountant. An Invoice with a remaining balance after its due date is overdue according to approved business rules.</w:t>
+      </w:r>
+    </w:p>
+    <w:p>
+      <w:pPr>
+        <w:spacing w:before="80" w:after="160"/>
+        <w:jc w:val="center"/>
+      </w:pPr>
+      <w:r>
+        <w:rPr>
+          <w:rFonts w:ascii="Consolas" w:hAnsi="Consolas"/>
+          <w:sz w:val="18"/>
+        </w:rPr>
+        <w:t>Outstanding Balance = Invoice Total − Sum of Confirmed Payments</w:t>
+      </w:r>
+    </w:p>
+    <w:p>
+      <w:pPr>
+        <w:pStyle w:val="Heading2"/>
+        <w:pageBreakBefore/>
+      </w:pPr>
+      <w:r>
+        <w:t>3.3 Separate Financial Status Concepts</w:t>
       </w:r>
     </w:p>
     <w:tbl>
       <w:tblPr>
+        <w:tblStyle w:val="TableGrid"/>
         <w:tblW w:type="auto" w:w="0"/>
         <w:jc w:val="center"/>
-        <w:tblLayout w:type="autofit"/>
+        <w:tblLayout w:type="fixed"/>
         <w:tblLook w:firstColumn="1" w:firstRow="1" w:lastColumn="0" w:lastRow="0" w:noHBand="0" w:noVBand="1" w:val="04A0"/>
       </w:tblPr>
       <w:tblGrid>
-        <w:gridCol w:w="9936"/>
+        <w:gridCol w:w="3389"/>
+        <w:gridCol w:w="3389"/>
+        <w:gridCol w:w="3389"/>
       </w:tblGrid>
       <w:tr>
         <w:trPr>
           <w:tblHeader w:val="true"/>
-          <w:cantSplit/>
+          <w:cantSplit w:val="true"/>
         </w:trPr>
         <w:tc>
           <w:tcPr>
-            <w:tcW w:type="dxa" w:w="9936"/>
-            <w:shd w:fill="F2F2F2"/>
+            <w:tcW w:type="dxa" w:w="3528"/>
+            <w:shd w:fill="1F4E78"/>
+            <w:vAlign w:val="center"/>
+            <w:tcMar>
+              <w:top w:w="90" w:type="dxa"/>
+              <w:start w:w="100" w:type="dxa"/>
+              <w:bottom w:w="90" w:type="dxa"/>
+              <w:end w:w="100" w:type="dxa"/>
+            </w:tcMar>
+          </w:tcPr>
+          <w:p>
+            <w:pPr>
+              <w:jc w:val="center"/>
+            </w:pPr>
+            <w:r>
+              <w:rPr>
+                <w:rFonts w:ascii="Arial" w:hAnsi="Arial"/>
+                <w:b/>
+                <w:color w:val="FFFFFF"/>
+                <w:sz w:val="17"/>
+              </w:rPr>
+              <w:t>Concept</w:t>
+            </w:r>
+          </w:p>
+        </w:tc>
+        <w:tc>
+          <w:tcPr>
+            <w:tcW w:type="dxa" w:w="1800"/>
+            <w:shd w:fill="1F4E78"/>
+            <w:vAlign w:val="center"/>
+            <w:tcMar>
+              <w:top w:w="90" w:type="dxa"/>
+              <w:start w:w="100" w:type="dxa"/>
+              <w:bottom w:w="90" w:type="dxa"/>
+              <w:end w:w="100" w:type="dxa"/>
+            </w:tcMar>
+          </w:tcPr>
+          <w:p>
+            <w:pPr>
+              <w:jc w:val="center"/>
+            </w:pPr>
+            <w:r>
+              <w:rPr>
+                <w:rFonts w:ascii="Arial" w:hAnsi="Arial"/>
+                <w:b/>
+                <w:color w:val="FFFFFF"/>
+                <w:sz w:val="17"/>
+              </w:rPr>
+              <w:t>Owned By</w:t>
+            </w:r>
+          </w:p>
+        </w:tc>
+        <w:tc>
+          <w:tcPr>
+            <w:tcW w:type="dxa" w:w="4752"/>
+            <w:shd w:fill="1F4E78"/>
+            <w:vAlign w:val="center"/>
+            <w:tcMar>
+              <w:top w:w="90" w:type="dxa"/>
+              <w:start w:w="100" w:type="dxa"/>
+              <w:bottom w:w="90" w:type="dxa"/>
+              <w:end w:w="100" w:type="dxa"/>
+            </w:tcMar>
+          </w:tcPr>
+          <w:p>
+            <w:pPr>
+              <w:jc w:val="center"/>
+            </w:pPr>
+            <w:r>
+              <w:rPr>
+                <w:rFonts w:ascii="Arial" w:hAnsi="Arial"/>
+                <w:b/>
+                <w:color w:val="FFFFFF"/>
+                <w:sz w:val="17"/>
+              </w:rPr>
+              <w:t>Illustrative States</w:t>
+            </w:r>
+          </w:p>
+        </w:tc>
+      </w:tr>
+      <w:tr>
+        <w:trPr>
+          <w:cantSplit w:val="true"/>
+        </w:trPr>
+        <w:tc>
+          <w:tcPr>
+            <w:tcW w:type="dxa" w:w="3528"/>
+            <w:vAlign w:val="center"/>
+            <w:tcMar>
+              <w:top w:w="90" w:type="dxa"/>
+              <w:start w:w="100" w:type="dxa"/>
+              <w:bottom w:w="90" w:type="dxa"/>
+              <w:end w:w="100" w:type="dxa"/>
+            </w:tcMar>
           </w:tcPr>
           <w:p>
             <w:pPr>
               <w:spacing w:after="0"/>
+              <w:jc w:val="center"/>
             </w:pPr>
             <w:r>
               <w:rPr>
-                <w:rFonts w:ascii="Consolas" w:hAnsi="Consolas"/>
-                <w:sz w:val="19"/>
+                <w:rFonts w:ascii="Arial" w:hAnsi="Arial"/>
+                <w:sz w:val="17"/>
               </w:rPr>
-              <w:t>Payment PAY-001</w:t>
-              <w:br/>
+              <w:t>Invoice Lifecycle Status</w:t>
             </w:r>
+          </w:p>
+        </w:tc>
+        <w:tc>
+          <w:tcPr>
+            <w:tcW w:type="dxa" w:w="1800"/>
+            <w:vAlign w:val="center"/>
+            <w:tcMar>
+              <w:top w:w="90" w:type="dxa"/>
+              <w:start w:w="100" w:type="dxa"/>
+              <w:bottom w:w="90" w:type="dxa"/>
+              <w:end w:w="100" w:type="dxa"/>
+            </w:tcMar>
+          </w:tcPr>
+          <w:p>
+            <w:pPr>
+              <w:spacing w:after="0"/>
+              <w:jc w:val="left"/>
+            </w:pPr>
             <w:r>
               <w:rPr>
-                <w:rFonts w:ascii="Consolas" w:hAnsi="Consolas"/>
-                <w:sz w:val="19"/>
+                <w:rFonts w:ascii="Arial" w:hAnsi="Arial"/>
+                <w:sz w:val="17"/>
               </w:rPr>
-              <w:t>Invoice: INV-001</w:t>
-              <w:br/>
+              <w:t>FE-08</w:t>
             </w:r>
+          </w:p>
+        </w:tc>
+        <w:tc>
+          <w:tcPr>
+            <w:tcW w:type="dxa" w:w="4752"/>
+            <w:vAlign w:val="center"/>
+            <w:tcMar>
+              <w:top w:w="90" w:type="dxa"/>
+              <w:start w:w="100" w:type="dxa"/>
+              <w:bottom w:w="90" w:type="dxa"/>
+              <w:end w:w="100" w:type="dxa"/>
+            </w:tcMar>
+          </w:tcPr>
+          <w:p>
+            <w:pPr>
+              <w:spacing w:after="0"/>
+              <w:jc w:val="left"/>
+            </w:pPr>
             <w:r>
               <w:rPr>
-                <w:rFonts w:ascii="Consolas" w:hAnsi="Consolas"/>
-                <w:sz w:val="19"/>
+                <w:rFonts w:ascii="Arial" w:hAnsi="Arial"/>
+                <w:sz w:val="17"/>
               </w:rPr>
-              <w:t>Amount: 1,500,000</w:t>
-              <w:br/>
+              <w:t>Draft, Issued, Cancelled</w:t>
             </w:r>
+          </w:p>
+        </w:tc>
+      </w:tr>
+      <w:tr>
+        <w:trPr>
+          <w:cantSplit w:val="true"/>
+        </w:trPr>
+        <w:tc>
+          <w:tcPr>
+            <w:tcW w:type="dxa" w:w="3528"/>
+            <w:vAlign w:val="center"/>
+            <w:tcMar>
+              <w:top w:w="90" w:type="dxa"/>
+              <w:start w:w="100" w:type="dxa"/>
+              <w:bottom w:w="90" w:type="dxa"/>
+              <w:end w:w="100" w:type="dxa"/>
+            </w:tcMar>
+            <w:shd w:fill="EAF2F8"/>
+          </w:tcPr>
+          <w:p>
+            <w:pPr>
+              <w:spacing w:after="0"/>
+              <w:jc w:val="center"/>
+            </w:pPr>
             <w:r>
               <w:rPr>
-                <w:rFonts w:ascii="Consolas" w:hAnsi="Consolas"/>
-                <w:sz w:val="19"/>
+                <w:rFonts w:ascii="Arial" w:hAnsi="Arial"/>
+                <w:sz w:val="17"/>
               </w:rPr>
-              <w:t>Status: Pending</w:t>
-              <w:br/>
+              <w:t>Payment Transaction Status</w:t>
             </w:r>
+          </w:p>
+        </w:tc>
+        <w:tc>
+          <w:tcPr>
+            <w:tcW w:type="dxa" w:w="1800"/>
+            <w:vAlign w:val="center"/>
+            <w:tcMar>
+              <w:top w:w="90" w:type="dxa"/>
+              <w:start w:w="100" w:type="dxa"/>
+              <w:bottom w:w="90" w:type="dxa"/>
+              <w:end w:w="100" w:type="dxa"/>
+            </w:tcMar>
+            <w:shd w:fill="EAF2F8"/>
+          </w:tcPr>
+          <w:p>
+            <w:pPr>
+              <w:spacing w:after="0"/>
+              <w:jc w:val="left"/>
+            </w:pPr>
             <w:r>
               <w:rPr>
-                <w:rFonts w:ascii="Consolas" w:hAnsi="Consolas"/>
-                <w:sz w:val="19"/>
+                <w:rFonts w:ascii="Arial" w:hAnsi="Arial"/>
+                <w:sz w:val="17"/>
               </w:rPr>
-              <w:t xml:space="preserve">        ↓ Accountant verifies</w:t>
-              <w:br/>
+              <w:t>FE-09</w:t>
             </w:r>
+          </w:p>
+        </w:tc>
+        <w:tc>
+          <w:tcPr>
+            <w:tcW w:type="dxa" w:w="4752"/>
+            <w:vAlign w:val="center"/>
+            <w:tcMar>
+              <w:top w:w="90" w:type="dxa"/>
+              <w:start w:w="100" w:type="dxa"/>
+              <w:bottom w:w="90" w:type="dxa"/>
+              <w:end w:w="100" w:type="dxa"/>
+            </w:tcMar>
+            <w:shd w:fill="EAF2F8"/>
+          </w:tcPr>
+          <w:p>
+            <w:pPr>
+              <w:spacing w:after="0"/>
+              <w:jc w:val="left"/>
+            </w:pPr>
             <w:r>
               <w:rPr>
-                <w:rFonts w:ascii="Consolas" w:hAnsi="Consolas"/>
-                <w:sz w:val="19"/>
+                <w:rFonts w:ascii="Arial" w:hAnsi="Arial"/>
+                <w:sz w:val="17"/>
               </w:rPr>
-              <w:t>Status: Confirmed</w:t>
+              <w:t>Pending, Confirmed, Rejected</w:t>
+            </w:r>
+          </w:p>
+        </w:tc>
+      </w:tr>
+      <w:tr>
+        <w:trPr>
+          <w:cantSplit w:val="true"/>
+        </w:trPr>
+        <w:tc>
+          <w:tcPr>
+            <w:tcW w:type="dxa" w:w="3528"/>
+            <w:vAlign w:val="center"/>
+            <w:tcMar>
+              <w:top w:w="90" w:type="dxa"/>
+              <w:start w:w="100" w:type="dxa"/>
+              <w:bottom w:w="90" w:type="dxa"/>
+              <w:end w:w="100" w:type="dxa"/>
+            </w:tcMar>
+          </w:tcPr>
+          <w:p>
+            <w:pPr>
+              <w:spacing w:after="0"/>
+              <w:jc w:val="center"/>
+            </w:pPr>
+            <w:r>
+              <w:rPr>
+                <w:rFonts w:ascii="Arial" w:hAnsi="Arial"/>
+                <w:sz w:val="17"/>
+              </w:rPr>
+              <w:t>Invoice Settlement Status</w:t>
+            </w:r>
+          </w:p>
+        </w:tc>
+        <w:tc>
+          <w:tcPr>
+            <w:tcW w:type="dxa" w:w="1800"/>
+            <w:vAlign w:val="center"/>
+            <w:tcMar>
+              <w:top w:w="90" w:type="dxa"/>
+              <w:start w:w="100" w:type="dxa"/>
+              <w:bottom w:w="90" w:type="dxa"/>
+              <w:end w:w="100" w:type="dxa"/>
+            </w:tcMar>
+          </w:tcPr>
+          <w:p>
+            <w:pPr>
+              <w:spacing w:after="0"/>
+              <w:jc w:val="left"/>
+            </w:pPr>
+            <w:r>
+              <w:rPr>
+                <w:rFonts w:ascii="Arial" w:hAnsi="Arial"/>
+                <w:sz w:val="17"/>
+              </w:rPr>
+              <w:t>FE-09</w:t>
+            </w:r>
+          </w:p>
+        </w:tc>
+        <w:tc>
+          <w:tcPr>
+            <w:tcW w:type="dxa" w:w="4752"/>
+            <w:vAlign w:val="center"/>
+            <w:tcMar>
+              <w:top w:w="90" w:type="dxa"/>
+              <w:start w:w="100" w:type="dxa"/>
+              <w:bottom w:w="90" w:type="dxa"/>
+              <w:end w:w="100" w:type="dxa"/>
+            </w:tcMar>
+          </w:tcPr>
+          <w:p>
+            <w:pPr>
+              <w:spacing w:after="0"/>
+              <w:jc w:val="left"/>
+            </w:pPr>
+            <w:r>
+              <w:rPr>
+                <w:rFonts w:ascii="Arial" w:hAnsi="Arial"/>
+                <w:sz w:val="17"/>
+              </w:rPr>
+              <w:t>Unpaid, Partially Paid, Paid, Overdue</w:t>
             </w:r>
           </w:p>
         </w:tc>
@@ -636,120 +1001,16 @@
     </w:tbl>
     <w:p>
       <w:pPr>
-        <w:spacing w:after="0"/>
+        <w:spacing w:after="20"/>
       </w:pPr>
     </w:p>
     <w:p>
       <w:pPr>
-        <w:pStyle w:val="Heading2"/>
+        <w:pStyle w:val="Heading1"/>
+        <w:pageBreakBefore w:val="0"/>
       </w:pPr>
       <w:r>
-        <w:t>4.2 Outstanding Balance and Debt</w:t>
-      </w:r>
-    </w:p>
-    <w:p>
-      <w:r>
-        <w:t>Outstanding balance should be calculated from billing and confirmed-payment data rather than manually entered by an Accountant.</w:t>
-      </w:r>
-    </w:p>
-    <w:tbl>
-      <w:tblPr>
-        <w:tblW w:type="auto" w:w="0"/>
-        <w:jc w:val="center"/>
-        <w:tblLayout w:type="autofit"/>
-        <w:tblLook w:firstColumn="1" w:firstRow="1" w:lastColumn="0" w:lastRow="0" w:noHBand="0" w:noVBand="1" w:val="04A0"/>
-      </w:tblPr>
-      <w:tblGrid>
-        <w:gridCol w:w="9936"/>
-      </w:tblGrid>
-      <w:tr>
-        <w:trPr>
-          <w:tblHeader w:val="true"/>
-          <w:cantSplit/>
-        </w:trPr>
-        <w:tc>
-          <w:tcPr>
-            <w:tcW w:type="dxa" w:w="9936"/>
-            <w:shd w:fill="F2F2F2"/>
-          </w:tcPr>
-          <w:p>
-            <w:pPr>
-              <w:spacing w:after="0"/>
-            </w:pPr>
-            <w:r>
-              <w:rPr>
-                <w:rFonts w:ascii="Consolas" w:hAnsi="Consolas"/>
-                <w:sz w:val="19"/>
-              </w:rPr>
-              <w:t>Outstanding Balance = Invoice Total - SUM(Confirmed Payments)</w:t>
-              <w:br/>
-            </w:r>
-            <w:r>
-              <w:rPr>
-                <w:rFonts w:ascii="Consolas" w:hAnsi="Consolas"/>
-                <w:sz w:val="19"/>
-              </w:rPr>
-              <w:br/>
-            </w:r>
-            <w:r>
-              <w:rPr>
-                <w:rFonts w:ascii="Consolas" w:hAnsi="Consolas"/>
-                <w:sz w:val="19"/>
-              </w:rPr>
-              <w:t>Example:</w:t>
-              <w:br/>
-            </w:r>
-            <w:r>
-              <w:rPr>
-                <w:rFonts w:ascii="Consolas" w:hAnsi="Consolas"/>
-                <w:sz w:val="19"/>
-              </w:rPr>
-              <w:t>Invoice Total       1,500,000</w:t>
-              <w:br/>
-            </w:r>
-            <w:r>
-              <w:rPr>
-                <w:rFonts w:ascii="Consolas" w:hAnsi="Consolas"/>
-                <w:sz w:val="19"/>
-              </w:rPr>
-              <w:t>Confirmed Payment   1,000,000</w:t>
-              <w:br/>
-            </w:r>
-            <w:r>
-              <w:rPr>
-                <w:rFonts w:ascii="Consolas" w:hAnsi="Consolas"/>
-                <w:sz w:val="19"/>
-              </w:rPr>
-              <w:t>--------------------------------</w:t>
-              <w:br/>
-            </w:r>
-            <w:r>
-              <w:rPr>
-                <w:rFonts w:ascii="Consolas" w:hAnsi="Consolas"/>
-                <w:sz w:val="19"/>
-              </w:rPr>
-              <w:t>Outstanding           500,000</w:t>
-            </w:r>
-          </w:p>
-        </w:tc>
-      </w:tr>
-    </w:tbl>
-    <w:p>
-      <w:pPr>
-        <w:spacing w:after="0"/>
-      </w:pPr>
-    </w:p>
-    <w:p>
-      <w:r>
-        <w:t>When an invoice still has an outstanding balance after its due date, the remaining amount is treated as overdue debt according to supported business rules.</w:t>
-      </w:r>
-    </w:p>
-    <w:p>
-      <w:pPr>
-        <w:pStyle w:val="Heading2"/>
-      </w:pPr>
-      <w:r>
-        <w:t>4.3 Separate Financial Status Concepts</w:t>
+        <w:t>4. Final Sub-Features</w:t>
       </w:r>
     </w:p>
     <w:tbl>
@@ -757,281 +1018,42 @@
         <w:tblStyle w:val="TableGrid"/>
         <w:tblW w:type="auto" w:w="0"/>
         <w:jc w:val="center"/>
+        <w:tblLayout w:type="fixed"/>
         <w:tblLook w:firstColumn="1" w:firstRow="1" w:lastColumn="0" w:lastRow="0" w:noHBand="0" w:noVBand="1" w:val="04A0"/>
       </w:tblPr>
       <w:tblGrid>
-        <w:gridCol w:w="3312"/>
-        <w:gridCol w:w="3312"/>
-        <w:gridCol w:w="3312"/>
+        <w:gridCol w:w="2541"/>
+        <w:gridCol w:w="2541"/>
+        <w:gridCol w:w="2541"/>
+        <w:gridCol w:w="2541"/>
       </w:tblGrid>
       <w:tr>
         <w:trPr>
           <w:tblHeader w:val="true"/>
-          <w:cantSplit/>
+          <w:cantSplit w:val="true"/>
         </w:trPr>
         <w:tc>
           <w:tcPr>
-            <w:tcW w:type="dxa" w:w="3312"/>
+            <w:tcW w:type="dxa" w:w="1080"/>
+            <w:shd w:fill="1F4E78"/>
             <w:vAlign w:val="center"/>
-            <w:shd w:fill="D9EAF7"/>
+            <w:tcMar>
+              <w:top w:w="90" w:type="dxa"/>
+              <w:start w:w="100" w:type="dxa"/>
+              <w:bottom w:w="90" w:type="dxa"/>
+              <w:end w:w="100" w:type="dxa"/>
+            </w:tcMar>
           </w:tcPr>
           <w:p>
-            <w:r/>
+            <w:pPr>
+              <w:jc w:val="center"/>
+            </w:pPr>
             <w:r>
               <w:rPr>
-                <w:rFonts w:ascii="Times New Roman" w:hAnsi="Times New Roman"/>
+                <w:rFonts w:ascii="Arial" w:hAnsi="Arial"/>
                 <w:b/>
-                <w:sz w:val="21"/>
-              </w:rPr>
-              <w:t>Concept</w:t>
-            </w:r>
-          </w:p>
-        </w:tc>
-        <w:tc>
-          <w:tcPr>
-            <w:tcW w:type="dxa" w:w="3312"/>
-            <w:vAlign w:val="center"/>
-            <w:shd w:fill="D9EAF7"/>
-          </w:tcPr>
-          <w:p>
-            <w:r/>
-            <w:r>
-              <w:rPr>
-                <w:rFonts w:ascii="Times New Roman" w:hAnsi="Times New Roman"/>
-                <w:b/>
-                <w:sz w:val="21"/>
-              </w:rPr>
-              <w:t>Owned By</w:t>
-            </w:r>
-          </w:p>
-        </w:tc>
-        <w:tc>
-          <w:tcPr>
-            <w:tcW w:type="dxa" w:w="3312"/>
-            <w:vAlign w:val="center"/>
-            <w:shd w:fill="D9EAF7"/>
-          </w:tcPr>
-          <w:p>
-            <w:r/>
-            <w:r>
-              <w:rPr>
-                <w:rFonts w:ascii="Times New Roman" w:hAnsi="Times New Roman"/>
-                <w:b/>
-                <w:sz w:val="21"/>
-              </w:rPr>
-              <w:t>Example States</w:t>
-            </w:r>
-          </w:p>
-        </w:tc>
-      </w:tr>
-      <w:tr>
-        <w:trPr>
-          <w:cantSplit/>
-        </w:trPr>
-        <w:tc>
-          <w:tcPr>
-            <w:tcW w:type="dxa" w:w="3312"/>
-            <w:vAlign w:val="center"/>
-          </w:tcPr>
-          <w:p>
-            <w:r/>
-            <w:r>
-              <w:rPr>
-                <w:rFonts w:ascii="Times New Roman" w:hAnsi="Times New Roman"/>
-                <w:b w:val="0"/>
-                <w:sz w:val="21"/>
-              </w:rPr>
-              <w:t>Invoice Lifecycle Status</w:t>
-            </w:r>
-          </w:p>
-        </w:tc>
-        <w:tc>
-          <w:tcPr>
-            <w:tcW w:type="dxa" w:w="3312"/>
-            <w:vAlign w:val="center"/>
-          </w:tcPr>
-          <w:p>
-            <w:r/>
-            <w:r>
-              <w:rPr>
-                <w:rFonts w:ascii="Times New Roman" w:hAnsi="Times New Roman"/>
-                <w:b w:val="0"/>
-                <w:sz w:val="21"/>
-              </w:rPr>
-              <w:t>FE-08</w:t>
-            </w:r>
-          </w:p>
-        </w:tc>
-        <w:tc>
-          <w:tcPr>
-            <w:tcW w:type="dxa" w:w="3312"/>
-            <w:vAlign w:val="center"/>
-          </w:tcPr>
-          <w:p>
-            <w:r/>
-            <w:r>
-              <w:rPr>
-                <w:rFonts w:ascii="Times New Roman" w:hAnsi="Times New Roman"/>
-                <w:b w:val="0"/>
-                <w:sz w:val="21"/>
-              </w:rPr>
-              <w:t>Draft, Issued, Cancelled (illustrative)</w:t>
-            </w:r>
-          </w:p>
-        </w:tc>
-      </w:tr>
-      <w:tr>
-        <w:trPr>
-          <w:cantSplit/>
-        </w:trPr>
-        <w:tc>
-          <w:tcPr>
-            <w:tcW w:type="dxa" w:w="3312"/>
-            <w:vAlign w:val="center"/>
-          </w:tcPr>
-          <w:p>
-            <w:r/>
-            <w:r>
-              <w:rPr>
-                <w:rFonts w:ascii="Times New Roman" w:hAnsi="Times New Roman"/>
-                <w:b w:val="0"/>
-                <w:sz w:val="21"/>
-              </w:rPr>
-              <w:t>Payment Transaction Status</w:t>
-            </w:r>
-          </w:p>
-        </w:tc>
-        <w:tc>
-          <w:tcPr>
-            <w:tcW w:type="dxa" w:w="3312"/>
-            <w:vAlign w:val="center"/>
-          </w:tcPr>
-          <w:p>
-            <w:r/>
-            <w:r>
-              <w:rPr>
-                <w:rFonts w:ascii="Times New Roman" w:hAnsi="Times New Roman"/>
-                <w:b w:val="0"/>
-                <w:sz w:val="21"/>
-              </w:rPr>
-              <w:t>FE-09</w:t>
-            </w:r>
-          </w:p>
-        </w:tc>
-        <w:tc>
-          <w:tcPr>
-            <w:tcW w:type="dxa" w:w="3312"/>
-            <w:vAlign w:val="center"/>
-          </w:tcPr>
-          <w:p>
-            <w:r/>
-            <w:r>
-              <w:rPr>
-                <w:rFonts w:ascii="Times New Roman" w:hAnsi="Times New Roman"/>
-                <w:b w:val="0"/>
-                <w:sz w:val="21"/>
-              </w:rPr>
-              <w:t>Pending, Confirmed, Rejected (illustrative)</w:t>
-            </w:r>
-          </w:p>
-        </w:tc>
-      </w:tr>
-      <w:tr>
-        <w:trPr>
-          <w:cantSplit/>
-        </w:trPr>
-        <w:tc>
-          <w:tcPr>
-            <w:tcW w:type="dxa" w:w="3312"/>
-            <w:vAlign w:val="center"/>
-          </w:tcPr>
-          <w:p>
-            <w:r/>
-            <w:r>
-              <w:rPr>
-                <w:rFonts w:ascii="Times New Roman" w:hAnsi="Times New Roman"/>
-                <w:b w:val="0"/>
-                <w:sz w:val="21"/>
-              </w:rPr>
-              <w:t>Invoice Settlement Status</w:t>
-            </w:r>
-          </w:p>
-        </w:tc>
-        <w:tc>
-          <w:tcPr>
-            <w:tcW w:type="dxa" w:w="3312"/>
-            <w:vAlign w:val="center"/>
-          </w:tcPr>
-          <w:p>
-            <w:r/>
-            <w:r>
-              <w:rPr>
-                <w:rFonts w:ascii="Times New Roman" w:hAnsi="Times New Roman"/>
-                <w:b w:val="0"/>
-                <w:sz w:val="21"/>
-              </w:rPr>
-              <w:t>FE-09</w:t>
-            </w:r>
-          </w:p>
-        </w:tc>
-        <w:tc>
-          <w:tcPr>
-            <w:tcW w:type="dxa" w:w="3312"/>
-            <w:vAlign w:val="center"/>
-          </w:tcPr>
-          <w:p>
-            <w:r/>
-            <w:r>
-              <w:rPr>
-                <w:rFonts w:ascii="Times New Roman" w:hAnsi="Times New Roman"/>
-                <w:b w:val="0"/>
-                <w:sz w:val="21"/>
-              </w:rPr>
-              <w:t>Unpaid, Partially Paid, Paid, Overdue (illustrative)</w:t>
-            </w:r>
-          </w:p>
-        </w:tc>
-      </w:tr>
-    </w:tbl>
-    <w:p>
-      <w:pPr>
-        <w:pStyle w:val="Heading1"/>
-      </w:pPr>
-      <w:r>
-        <w:t>5. Proposed Sub-features</w:t>
-      </w:r>
-    </w:p>
-    <w:tbl>
-      <w:tblPr>
-        <w:tblStyle w:val="TableGrid"/>
-        <w:tblW w:type="auto" w:w="0"/>
-        <w:jc w:val="center"/>
-        <w:tblLook w:firstColumn="1" w:firstRow="1" w:lastColumn="0" w:lastRow="0" w:noHBand="0" w:noVBand="1" w:val="04A0"/>
-      </w:tblPr>
-      <w:tblGrid>
-        <w:gridCol w:w="2484"/>
-        <w:gridCol w:w="2484"/>
-        <w:gridCol w:w="2484"/>
-        <w:gridCol w:w="2484"/>
-      </w:tblGrid>
-      <w:tr>
-        <w:trPr>
-          <w:tblHeader w:val="true"/>
-          <w:cantSplit/>
-        </w:trPr>
-        <w:tc>
-          <w:tcPr>
-            <w:tcW w:type="dxa" w:w="2484"/>
-            <w:vAlign w:val="center"/>
-            <w:shd w:fill="D9EAF7"/>
-          </w:tcPr>
-          <w:p>
-            <w:r/>
-            <w:r>
-              <w:rPr>
-                <w:rFonts w:ascii="Times New Roman" w:hAnsi="Times New Roman"/>
-                <w:b/>
-                <w:sz w:val="21"/>
+                <w:color w:val="FFFFFF"/>
+                <w:sz w:val="15"/>
               </w:rPr>
               <w:t>ID</w:t>
             </w:r>
@@ -1039,53 +1061,80 @@
         </w:tc>
         <w:tc>
           <w:tcPr>
-            <w:tcW w:type="dxa" w:w="2484"/>
+            <w:tcW w:type="dxa" w:w="2880"/>
+            <w:shd w:fill="1F4E78"/>
             <w:vAlign w:val="center"/>
-            <w:shd w:fill="D9EAF7"/>
+            <w:tcMar>
+              <w:top w:w="90" w:type="dxa"/>
+              <w:start w:w="100" w:type="dxa"/>
+              <w:bottom w:w="90" w:type="dxa"/>
+              <w:end w:w="100" w:type="dxa"/>
+            </w:tcMar>
           </w:tcPr>
           <w:p>
-            <w:r/>
+            <w:pPr>
+              <w:jc w:val="center"/>
+            </w:pPr>
             <w:r>
               <w:rPr>
-                <w:rFonts w:ascii="Times New Roman" w:hAnsi="Times New Roman"/>
+                <w:rFonts w:ascii="Arial" w:hAnsi="Arial"/>
                 <w:b/>
-                <w:sz w:val="21"/>
+                <w:color w:val="FFFFFF"/>
+                <w:sz w:val="15"/>
               </w:rPr>
-              <w:t>Sub-feature</w:t>
+              <w:t>Sub-Feature</w:t>
             </w:r>
           </w:p>
         </w:tc>
         <w:tc>
           <w:tcPr>
-            <w:tcW w:type="dxa" w:w="2484"/>
+            <w:tcW w:type="dxa" w:w="1440"/>
+            <w:shd w:fill="1F4E78"/>
             <w:vAlign w:val="center"/>
-            <w:shd w:fill="D9EAF7"/>
+            <w:tcMar>
+              <w:top w:w="90" w:type="dxa"/>
+              <w:start w:w="100" w:type="dxa"/>
+              <w:bottom w:w="90" w:type="dxa"/>
+              <w:end w:w="100" w:type="dxa"/>
+            </w:tcMar>
           </w:tcPr>
           <w:p>
-            <w:r/>
+            <w:pPr>
+              <w:jc w:val="center"/>
+            </w:pPr>
             <w:r>
               <w:rPr>
-                <w:rFonts w:ascii="Times New Roman" w:hAnsi="Times New Roman"/>
+                <w:rFonts w:ascii="Arial" w:hAnsi="Arial"/>
                 <w:b/>
-                <w:sz w:val="21"/>
+                <w:color w:val="FFFFFF"/>
+                <w:sz w:val="15"/>
               </w:rPr>
-              <w:t>Actor</w:t>
+              <w:t>Primary Actor</w:t>
             </w:r>
           </w:p>
         </w:tc>
         <w:tc>
           <w:tcPr>
-            <w:tcW w:type="dxa" w:w="2484"/>
+            <w:tcW w:type="dxa" w:w="4680"/>
+            <w:shd w:fill="1F4E78"/>
             <w:vAlign w:val="center"/>
-            <w:shd w:fill="D9EAF7"/>
+            <w:tcMar>
+              <w:top w:w="90" w:type="dxa"/>
+              <w:start w:w="100" w:type="dxa"/>
+              <w:bottom w:w="90" w:type="dxa"/>
+              <w:end w:w="100" w:type="dxa"/>
+            </w:tcMar>
           </w:tcPr>
           <w:p>
-            <w:r/>
+            <w:pPr>
+              <w:jc w:val="center"/>
+            </w:pPr>
             <w:r>
               <w:rPr>
-                <w:rFonts w:ascii="Times New Roman" w:hAnsi="Times New Roman"/>
+                <w:rFonts w:ascii="Arial" w:hAnsi="Arial"/>
                 <w:b/>
-                <w:sz w:val="21"/>
+                <w:color w:val="FFFFFF"/>
+                <w:sz w:val="15"/>
               </w:rPr>
               <w:t>Description</w:t>
             </w:r>
@@ -1094,20 +1143,28 @@
       </w:tr>
       <w:tr>
         <w:trPr>
-          <w:cantSplit/>
+          <w:cantSplit w:val="true"/>
         </w:trPr>
         <w:tc>
           <w:tcPr>
-            <w:tcW w:type="dxa" w:w="2484"/>
+            <w:tcW w:type="dxa" w:w="1080"/>
             <w:vAlign w:val="center"/>
+            <w:tcMar>
+              <w:top w:w="90" w:type="dxa"/>
+              <w:start w:w="100" w:type="dxa"/>
+              <w:bottom w:w="90" w:type="dxa"/>
+              <w:end w:w="100" w:type="dxa"/>
+            </w:tcMar>
           </w:tcPr>
           <w:p>
-            <w:r/>
+            <w:pPr>
+              <w:spacing w:after="0"/>
+              <w:jc w:val="center"/>
+            </w:pPr>
             <w:r>
               <w:rPr>
-                <w:rFonts w:ascii="Times New Roman" w:hAnsi="Times New Roman"/>
-                <w:b w:val="0"/>
-                <w:sz w:val="21"/>
+                <w:rFonts w:ascii="Arial" w:hAnsi="Arial"/>
+                <w:sz w:val="15"/>
               </w:rPr>
               <w:t>FE-09.1</w:t>
             </w:r>
@@ -1115,33 +1172,49 @@
         </w:tc>
         <w:tc>
           <w:tcPr>
-            <w:tcW w:type="dxa" w:w="2484"/>
+            <w:tcW w:type="dxa" w:w="2880"/>
             <w:vAlign w:val="center"/>
+            <w:tcMar>
+              <w:top w:w="90" w:type="dxa"/>
+              <w:start w:w="100" w:type="dxa"/>
+              <w:bottom w:w="90" w:type="dxa"/>
+              <w:end w:w="100" w:type="dxa"/>
+            </w:tcMar>
           </w:tcPr>
           <w:p>
-            <w:r/>
+            <w:pPr>
+              <w:spacing w:after="0"/>
+              <w:jc w:val="left"/>
+            </w:pPr>
             <w:r>
               <w:rPr>
-                <w:rFonts w:ascii="Times New Roman" w:hAnsi="Times New Roman"/>
-                <w:b w:val="0"/>
-                <w:sz w:val="21"/>
+                <w:rFonts w:ascii="Arial" w:hAnsi="Arial"/>
+                <w:sz w:val="15"/>
               </w:rPr>
-              <w:t>View Payment Obligations &amp; Outstanding Balances</w:t>
+              <w:t>View Payment Obligations and Outstanding Balances</w:t>
             </w:r>
           </w:p>
         </w:tc>
         <w:tc>
           <w:tcPr>
-            <w:tcW w:type="dxa" w:w="2484"/>
+            <w:tcW w:type="dxa" w:w="1440"/>
             <w:vAlign w:val="center"/>
+            <w:tcMar>
+              <w:top w:w="90" w:type="dxa"/>
+              <w:start w:w="100" w:type="dxa"/>
+              <w:bottom w:w="90" w:type="dxa"/>
+              <w:end w:w="100" w:type="dxa"/>
+            </w:tcMar>
           </w:tcPr>
           <w:p>
-            <w:r/>
+            <w:pPr>
+              <w:spacing w:after="0"/>
+              <w:jc w:val="left"/>
+            </w:pPr>
             <w:r>
               <w:rPr>
-                <w:rFonts w:ascii="Times New Roman" w:hAnsi="Times New Roman"/>
-                <w:b w:val="0"/>
-                <w:sz w:val="21"/>
+                <w:rFonts w:ascii="Arial" w:hAnsi="Arial"/>
+                <w:sz w:val="15"/>
               </w:rPr>
               <w:t>Resident</w:t>
             </w:r>
@@ -1149,16 +1222,24 @@
         </w:tc>
         <w:tc>
           <w:tcPr>
-            <w:tcW w:type="dxa" w:w="2484"/>
+            <w:tcW w:type="dxa" w:w="4680"/>
             <w:vAlign w:val="center"/>
+            <w:tcMar>
+              <w:top w:w="90" w:type="dxa"/>
+              <w:start w:w="100" w:type="dxa"/>
+              <w:bottom w:w="90" w:type="dxa"/>
+              <w:end w:w="100" w:type="dxa"/>
+            </w:tcMar>
           </w:tcPr>
           <w:p>
-            <w:r/>
+            <w:pPr>
+              <w:spacing w:after="0"/>
+              <w:jc w:val="left"/>
+            </w:pPr>
             <w:r>
               <w:rPr>
-                <w:rFonts w:ascii="Times New Roman" w:hAnsi="Times New Roman"/>
-                <w:b w:val="0"/>
-                <w:sz w:val="21"/>
+                <w:rFonts w:ascii="Arial" w:hAnsi="Arial"/>
+                <w:sz w:val="15"/>
               </w:rPr>
               <w:t>View invoice amounts, confirmed paid amounts, remaining balances, due dates, and permitted settlement information.</w:t>
             </w:r>
@@ -1167,20 +1248,29 @@
       </w:tr>
       <w:tr>
         <w:trPr>
-          <w:cantSplit/>
+          <w:cantSplit w:val="true"/>
         </w:trPr>
         <w:tc>
           <w:tcPr>
-            <w:tcW w:type="dxa" w:w="2484"/>
+            <w:tcW w:type="dxa" w:w="1080"/>
             <w:vAlign w:val="center"/>
+            <w:tcMar>
+              <w:top w:w="90" w:type="dxa"/>
+              <w:start w:w="100" w:type="dxa"/>
+              <w:bottom w:w="90" w:type="dxa"/>
+              <w:end w:w="100" w:type="dxa"/>
+            </w:tcMar>
+            <w:shd w:fill="EAF2F8"/>
           </w:tcPr>
           <w:p>
-            <w:r/>
+            <w:pPr>
+              <w:spacing w:after="0"/>
+              <w:jc w:val="center"/>
+            </w:pPr>
             <w:r>
               <w:rPr>
-                <w:rFonts w:ascii="Times New Roman" w:hAnsi="Times New Roman"/>
-                <w:b w:val="0"/>
-                <w:sz w:val="21"/>
+                <w:rFonts w:ascii="Arial" w:hAnsi="Arial"/>
+                <w:sz w:val="15"/>
               </w:rPr>
               <w:t>FE-09.2</w:t>
             </w:r>
@@ -1188,33 +1278,51 @@
         </w:tc>
         <w:tc>
           <w:tcPr>
-            <w:tcW w:type="dxa" w:w="2484"/>
+            <w:tcW w:type="dxa" w:w="2880"/>
             <w:vAlign w:val="center"/>
+            <w:tcMar>
+              <w:top w:w="90" w:type="dxa"/>
+              <w:start w:w="100" w:type="dxa"/>
+              <w:bottom w:w="90" w:type="dxa"/>
+              <w:end w:w="100" w:type="dxa"/>
+            </w:tcMar>
+            <w:shd w:fill="EAF2F8"/>
           </w:tcPr>
           <w:p>
-            <w:r/>
+            <w:pPr>
+              <w:spacing w:after="0"/>
+              <w:jc w:val="left"/>
+            </w:pPr>
             <w:r>
               <w:rPr>
-                <w:rFonts w:ascii="Times New Roman" w:hAnsi="Times New Roman"/>
-                <w:b w:val="0"/>
-                <w:sz w:val="21"/>
+                <w:rFonts w:ascii="Arial" w:hAnsi="Arial"/>
+                <w:sz w:val="15"/>
               </w:rPr>
-              <w:t>Submit / Initiate Payment</w:t>
+              <w:t>Submit or Initiate Payment</w:t>
             </w:r>
           </w:p>
         </w:tc>
         <w:tc>
           <w:tcPr>
-            <w:tcW w:type="dxa" w:w="2484"/>
+            <w:tcW w:type="dxa" w:w="1440"/>
             <w:vAlign w:val="center"/>
+            <w:tcMar>
+              <w:top w:w="90" w:type="dxa"/>
+              <w:start w:w="100" w:type="dxa"/>
+              <w:bottom w:w="90" w:type="dxa"/>
+              <w:end w:w="100" w:type="dxa"/>
+            </w:tcMar>
+            <w:shd w:fill="EAF2F8"/>
           </w:tcPr>
           <w:p>
-            <w:r/>
+            <w:pPr>
+              <w:spacing w:after="0"/>
+              <w:jc w:val="left"/>
+            </w:pPr>
             <w:r>
               <w:rPr>
-                <w:rFonts w:ascii="Times New Roman" w:hAnsi="Times New Roman"/>
-                <w:b w:val="0"/>
-                <w:sz w:val="21"/>
+                <w:rFonts w:ascii="Arial" w:hAnsi="Arial"/>
+                <w:sz w:val="15"/>
               </w:rPr>
               <w:t>Resident</w:t>
             </w:r>
@@ -1222,38 +1330,55 @@
         </w:tc>
         <w:tc>
           <w:tcPr>
-            <w:tcW w:type="dxa" w:w="2484"/>
+            <w:tcW w:type="dxa" w:w="4680"/>
             <w:vAlign w:val="center"/>
+            <w:tcMar>
+              <w:top w:w="90" w:type="dxa"/>
+              <w:start w:w="100" w:type="dxa"/>
+              <w:bottom w:w="90" w:type="dxa"/>
+              <w:end w:w="100" w:type="dxa"/>
+            </w:tcMar>
+            <w:shd w:fill="EAF2F8"/>
           </w:tcPr>
           <w:p>
-            <w:r/>
+            <w:pPr>
+              <w:spacing w:after="0"/>
+              <w:jc w:val="left"/>
+            </w:pPr>
             <w:r>
               <w:rPr>
-                <w:rFonts w:ascii="Times New Roman" w:hAnsi="Times New Roman"/>
-                <w:b w:val="0"/>
-                <w:sz w:val="21"/>
+                <w:rFonts w:ascii="Arial" w:hAnsi="Arial"/>
+                <w:sz w:val="15"/>
               </w:rPr>
-              <w:t>Submit or initiate payment for an eligible invoice through supported payment methods without directly marking the invoice as paid.</w:t>
+              <w:t>Submit or initiate payment for an eligible invoice without marking it paid.</w:t>
             </w:r>
           </w:p>
         </w:tc>
       </w:tr>
       <w:tr>
         <w:trPr>
-          <w:cantSplit/>
+          <w:cantSplit w:val="true"/>
         </w:trPr>
         <w:tc>
           <w:tcPr>
-            <w:tcW w:type="dxa" w:w="2484"/>
+            <w:tcW w:type="dxa" w:w="1080"/>
             <w:vAlign w:val="center"/>
+            <w:tcMar>
+              <w:top w:w="90" w:type="dxa"/>
+              <w:start w:w="100" w:type="dxa"/>
+              <w:bottom w:w="90" w:type="dxa"/>
+              <w:end w:w="100" w:type="dxa"/>
+            </w:tcMar>
           </w:tcPr>
           <w:p>
-            <w:r/>
+            <w:pPr>
+              <w:spacing w:after="0"/>
+              <w:jc w:val="center"/>
+            </w:pPr>
             <w:r>
               <w:rPr>
-                <w:rFonts w:ascii="Times New Roman" w:hAnsi="Times New Roman"/>
-                <w:b w:val="0"/>
-                <w:sz w:val="21"/>
+                <w:rFonts w:ascii="Arial" w:hAnsi="Arial"/>
+                <w:sz w:val="15"/>
               </w:rPr>
               <w:t>FE-09.3</w:t>
             </w:r>
@@ -1261,16 +1386,24 @@
         </w:tc>
         <w:tc>
           <w:tcPr>
-            <w:tcW w:type="dxa" w:w="2484"/>
+            <w:tcW w:type="dxa" w:w="2880"/>
             <w:vAlign w:val="center"/>
+            <w:tcMar>
+              <w:top w:w="90" w:type="dxa"/>
+              <w:start w:w="100" w:type="dxa"/>
+              <w:bottom w:w="90" w:type="dxa"/>
+              <w:end w:w="100" w:type="dxa"/>
+            </w:tcMar>
           </w:tcPr>
           <w:p>
-            <w:r/>
+            <w:pPr>
+              <w:spacing w:after="0"/>
+              <w:jc w:val="left"/>
+            </w:pPr>
             <w:r>
               <w:rPr>
-                <w:rFonts w:ascii="Times New Roman" w:hAnsi="Times New Roman"/>
-                <w:b w:val="0"/>
-                <w:sz w:val="21"/>
+                <w:rFonts w:ascii="Arial" w:hAnsi="Arial"/>
+                <w:sz w:val="15"/>
               </w:rPr>
               <w:t>View Personal Payment History</w:t>
             </w:r>
@@ -1278,16 +1411,24 @@
         </w:tc>
         <w:tc>
           <w:tcPr>
-            <w:tcW w:type="dxa" w:w="2484"/>
+            <w:tcW w:type="dxa" w:w="1440"/>
             <w:vAlign w:val="center"/>
+            <w:tcMar>
+              <w:top w:w="90" w:type="dxa"/>
+              <w:start w:w="100" w:type="dxa"/>
+              <w:bottom w:w="90" w:type="dxa"/>
+              <w:end w:w="100" w:type="dxa"/>
+            </w:tcMar>
           </w:tcPr>
           <w:p>
-            <w:r/>
+            <w:pPr>
+              <w:spacing w:after="0"/>
+              <w:jc w:val="left"/>
+            </w:pPr>
             <w:r>
               <w:rPr>
-                <w:rFonts w:ascii="Times New Roman" w:hAnsi="Times New Roman"/>
-                <w:b w:val="0"/>
-                <w:sz w:val="21"/>
+                <w:rFonts w:ascii="Arial" w:hAnsi="Arial"/>
+                <w:sz w:val="15"/>
               </w:rPr>
               <w:t>Resident</w:t>
             </w:r>
@@ -1295,38 +1436,55 @@
         </w:tc>
         <w:tc>
           <w:tcPr>
-            <w:tcW w:type="dxa" w:w="2484"/>
+            <w:tcW w:type="dxa" w:w="4680"/>
             <w:vAlign w:val="center"/>
+            <w:tcMar>
+              <w:top w:w="90" w:type="dxa"/>
+              <w:start w:w="100" w:type="dxa"/>
+              <w:bottom w:w="90" w:type="dxa"/>
+              <w:end w:w="100" w:type="dxa"/>
+            </w:tcMar>
           </w:tcPr>
           <w:p>
-            <w:r/>
+            <w:pPr>
+              <w:spacing w:after="0"/>
+              <w:jc w:val="left"/>
+            </w:pPr>
             <w:r>
               <w:rPr>
-                <w:rFonts w:ascii="Times New Roman" w:hAnsi="Times New Roman"/>
-                <w:b w:val="0"/>
-                <w:sz w:val="21"/>
+                <w:rFonts w:ascii="Arial" w:hAnsi="Arial"/>
+                <w:sz w:val="15"/>
               </w:rPr>
-              <w:t>View personal payment transactions and their verification status within the resident’s permitted apartment context.</w:t>
+              <w:t>View permitted payment transactions and verification status.</w:t>
             </w:r>
           </w:p>
         </w:tc>
       </w:tr>
       <w:tr>
         <w:trPr>
-          <w:cantSplit/>
+          <w:cantSplit w:val="true"/>
         </w:trPr>
         <w:tc>
           <w:tcPr>
-            <w:tcW w:type="dxa" w:w="2484"/>
+            <w:tcW w:type="dxa" w:w="1080"/>
             <w:vAlign w:val="center"/>
+            <w:tcMar>
+              <w:top w:w="90" w:type="dxa"/>
+              <w:start w:w="100" w:type="dxa"/>
+              <w:bottom w:w="90" w:type="dxa"/>
+              <w:end w:w="100" w:type="dxa"/>
+            </w:tcMar>
+            <w:shd w:fill="EAF2F8"/>
           </w:tcPr>
           <w:p>
-            <w:r/>
+            <w:pPr>
+              <w:spacing w:after="0"/>
+              <w:jc w:val="center"/>
+            </w:pPr>
             <w:r>
               <w:rPr>
-                <w:rFonts w:ascii="Times New Roman" w:hAnsi="Times New Roman"/>
-                <w:b w:val="0"/>
-                <w:sz w:val="21"/>
+                <w:rFonts w:ascii="Arial" w:hAnsi="Arial"/>
+                <w:sz w:val="15"/>
               </w:rPr>
               <w:t>FE-09.4</w:t>
             </w:r>
@@ -1334,16 +1492,25 @@
         </w:tc>
         <w:tc>
           <w:tcPr>
-            <w:tcW w:type="dxa" w:w="2484"/>
+            <w:tcW w:type="dxa" w:w="2880"/>
             <w:vAlign w:val="center"/>
+            <w:tcMar>
+              <w:top w:w="90" w:type="dxa"/>
+              <w:start w:w="100" w:type="dxa"/>
+              <w:bottom w:w="90" w:type="dxa"/>
+              <w:end w:w="100" w:type="dxa"/>
+            </w:tcMar>
+            <w:shd w:fill="EAF2F8"/>
           </w:tcPr>
           <w:p>
-            <w:r/>
+            <w:pPr>
+              <w:spacing w:after="0"/>
+              <w:jc w:val="left"/>
+            </w:pPr>
             <w:r>
               <w:rPr>
-                <w:rFonts w:ascii="Times New Roman" w:hAnsi="Times New Roman"/>
-                <w:b w:val="0"/>
-                <w:sz w:val="21"/>
+                <w:rFonts w:ascii="Arial" w:hAnsi="Arial"/>
+                <w:sz w:val="15"/>
               </w:rPr>
               <w:t>Record Payment Transactions</w:t>
             </w:r>
@@ -1351,16 +1518,25 @@
         </w:tc>
         <w:tc>
           <w:tcPr>
-            <w:tcW w:type="dxa" w:w="2484"/>
+            <w:tcW w:type="dxa" w:w="1440"/>
             <w:vAlign w:val="center"/>
+            <w:tcMar>
+              <w:top w:w="90" w:type="dxa"/>
+              <w:start w:w="100" w:type="dxa"/>
+              <w:bottom w:w="90" w:type="dxa"/>
+              <w:end w:w="100" w:type="dxa"/>
+            </w:tcMar>
+            <w:shd w:fill="EAF2F8"/>
           </w:tcPr>
           <w:p>
-            <w:r/>
+            <w:pPr>
+              <w:spacing w:after="0"/>
+              <w:jc w:val="left"/>
+            </w:pPr>
             <w:r>
               <w:rPr>
-                <w:rFonts w:ascii="Times New Roman" w:hAnsi="Times New Roman"/>
-                <w:b w:val="0"/>
-                <w:sz w:val="21"/>
+                <w:rFonts w:ascii="Arial" w:hAnsi="Arial"/>
+                <w:sz w:val="15"/>
               </w:rPr>
               <w:t>Accountant</w:t>
             </w:r>
@@ -1368,38 +1544,55 @@
         </w:tc>
         <w:tc>
           <w:tcPr>
-            <w:tcW w:type="dxa" w:w="2484"/>
+            <w:tcW w:type="dxa" w:w="4680"/>
             <w:vAlign w:val="center"/>
+            <w:tcMar>
+              <w:top w:w="90" w:type="dxa"/>
+              <w:start w:w="100" w:type="dxa"/>
+              <w:bottom w:w="90" w:type="dxa"/>
+              <w:end w:w="100" w:type="dxa"/>
+            </w:tcMar>
+            <w:shd w:fill="EAF2F8"/>
           </w:tcPr>
           <w:p>
-            <w:r/>
+            <w:pPr>
+              <w:spacing w:after="0"/>
+              <w:jc w:val="left"/>
+            </w:pPr>
             <w:r>
               <w:rPr>
-                <w:rFonts w:ascii="Times New Roman" w:hAnsi="Times New Roman"/>
-                <w:b w:val="0"/>
-                <w:sz w:val="21"/>
+                <w:rFonts w:ascii="Arial" w:hAnsi="Arial"/>
+                <w:sz w:val="15"/>
               </w:rPr>
-              <w:t>Record valid payment transactions and associate them with the appropriate invoice.</w:t>
+              <w:t>Record valid payment transactions and associate each with the appropriate invoice.</w:t>
             </w:r>
           </w:p>
         </w:tc>
       </w:tr>
       <w:tr>
         <w:trPr>
-          <w:cantSplit/>
+          <w:cantSplit w:val="true"/>
         </w:trPr>
         <w:tc>
           <w:tcPr>
-            <w:tcW w:type="dxa" w:w="2484"/>
+            <w:tcW w:type="dxa" w:w="1080"/>
             <w:vAlign w:val="center"/>
+            <w:tcMar>
+              <w:top w:w="90" w:type="dxa"/>
+              <w:start w:w="100" w:type="dxa"/>
+              <w:bottom w:w="90" w:type="dxa"/>
+              <w:end w:w="100" w:type="dxa"/>
+            </w:tcMar>
           </w:tcPr>
           <w:p>
-            <w:r/>
+            <w:pPr>
+              <w:spacing w:after="0"/>
+              <w:jc w:val="center"/>
+            </w:pPr>
             <w:r>
               <w:rPr>
-                <w:rFonts w:ascii="Times New Roman" w:hAnsi="Times New Roman"/>
-                <w:b w:val="0"/>
-                <w:sz w:val="21"/>
+                <w:rFonts w:ascii="Arial" w:hAnsi="Arial"/>
+                <w:sz w:val="15"/>
               </w:rPr>
               <w:t>FE-09.5</w:t>
             </w:r>
@@ -1407,33 +1600,49 @@
         </w:tc>
         <w:tc>
           <w:tcPr>
-            <w:tcW w:type="dxa" w:w="2484"/>
+            <w:tcW w:type="dxa" w:w="2880"/>
             <w:vAlign w:val="center"/>
+            <w:tcMar>
+              <w:top w:w="90" w:type="dxa"/>
+              <w:start w:w="100" w:type="dxa"/>
+              <w:bottom w:w="90" w:type="dxa"/>
+              <w:end w:w="100" w:type="dxa"/>
+            </w:tcMar>
           </w:tcPr>
           <w:p>
-            <w:r/>
+            <w:pPr>
+              <w:spacing w:after="0"/>
+              <w:jc w:val="left"/>
+            </w:pPr>
             <w:r>
               <w:rPr>
-                <w:rFonts w:ascii="Times New Roman" w:hAnsi="Times New Roman"/>
-                <w:b w:val="0"/>
-                <w:sz w:val="21"/>
+                <w:rFonts w:ascii="Arial" w:hAnsi="Arial"/>
+                <w:sz w:val="15"/>
               </w:rPr>
-              <w:t>Review &amp; Verify Payments</w:t>
+              <w:t>Review and Verify Payments</w:t>
             </w:r>
           </w:p>
         </w:tc>
         <w:tc>
           <w:tcPr>
-            <w:tcW w:type="dxa" w:w="2484"/>
+            <w:tcW w:type="dxa" w:w="1440"/>
             <w:vAlign w:val="center"/>
+            <w:tcMar>
+              <w:top w:w="90" w:type="dxa"/>
+              <w:start w:w="100" w:type="dxa"/>
+              <w:bottom w:w="90" w:type="dxa"/>
+              <w:end w:w="100" w:type="dxa"/>
+            </w:tcMar>
           </w:tcPr>
           <w:p>
-            <w:r/>
+            <w:pPr>
+              <w:spacing w:after="0"/>
+              <w:jc w:val="left"/>
+            </w:pPr>
             <w:r>
               <w:rPr>
-                <w:rFonts w:ascii="Times New Roman" w:hAnsi="Times New Roman"/>
-                <w:b w:val="0"/>
-                <w:sz w:val="21"/>
+                <w:rFonts w:ascii="Arial" w:hAnsi="Arial"/>
+                <w:sz w:val="15"/>
               </w:rPr>
               <w:t>Accountant</w:t>
             </w:r>
@@ -1441,38 +1650,55 @@
         </w:tc>
         <w:tc>
           <w:tcPr>
-            <w:tcW w:type="dxa" w:w="2484"/>
+            <w:tcW w:type="dxa" w:w="4680"/>
             <w:vAlign w:val="center"/>
+            <w:tcMar>
+              <w:top w:w="90" w:type="dxa"/>
+              <w:start w:w="100" w:type="dxa"/>
+              <w:bottom w:w="90" w:type="dxa"/>
+              <w:end w:w="100" w:type="dxa"/>
+            </w:tcMar>
           </w:tcPr>
           <w:p>
-            <w:r/>
+            <w:pPr>
+              <w:spacing w:after="0"/>
+              <w:jc w:val="left"/>
+            </w:pPr>
             <w:r>
               <w:rPr>
-                <w:rFonts w:ascii="Times New Roman" w:hAnsi="Times New Roman"/>
-                <w:b w:val="0"/>
-                <w:sz w:val="21"/>
+                <w:rFonts w:ascii="Arial" w:hAnsi="Arial"/>
+                <w:sz w:val="15"/>
               </w:rPr>
-              <w:t>Review payment information, invoice references, amounts, and supported evidence or transaction references.</w:t>
+              <w:t>Review payment details, invoice references, amounts, and supported evidence or references.</w:t>
             </w:r>
           </w:p>
         </w:tc>
       </w:tr>
       <w:tr>
         <w:trPr>
-          <w:cantSplit/>
+          <w:cantSplit w:val="true"/>
         </w:trPr>
         <w:tc>
           <w:tcPr>
-            <w:tcW w:type="dxa" w:w="2484"/>
+            <w:tcW w:type="dxa" w:w="1080"/>
             <w:vAlign w:val="center"/>
+            <w:tcMar>
+              <w:top w:w="90" w:type="dxa"/>
+              <w:start w:w="100" w:type="dxa"/>
+              <w:bottom w:w="90" w:type="dxa"/>
+              <w:end w:w="100" w:type="dxa"/>
+            </w:tcMar>
+            <w:shd w:fill="EAF2F8"/>
           </w:tcPr>
           <w:p>
-            <w:r/>
+            <w:pPr>
+              <w:spacing w:after="0"/>
+              <w:jc w:val="center"/>
+            </w:pPr>
             <w:r>
               <w:rPr>
-                <w:rFonts w:ascii="Times New Roman" w:hAnsi="Times New Roman"/>
-                <w:b w:val="0"/>
-                <w:sz w:val="21"/>
+                <w:rFonts w:ascii="Arial" w:hAnsi="Arial"/>
+                <w:sz w:val="15"/>
               </w:rPr>
               <w:t>FE-09.6</w:t>
             </w:r>
@@ -1480,16 +1706,25 @@
         </w:tc>
         <w:tc>
           <w:tcPr>
-            <w:tcW w:type="dxa" w:w="2484"/>
+            <w:tcW w:type="dxa" w:w="2880"/>
             <w:vAlign w:val="center"/>
+            <w:tcMar>
+              <w:top w:w="90" w:type="dxa"/>
+              <w:start w:w="100" w:type="dxa"/>
+              <w:bottom w:w="90" w:type="dxa"/>
+              <w:end w:w="100" w:type="dxa"/>
+            </w:tcMar>
+            <w:shd w:fill="EAF2F8"/>
           </w:tcPr>
           <w:p>
-            <w:r/>
+            <w:pPr>
+              <w:spacing w:after="0"/>
+              <w:jc w:val="left"/>
+            </w:pPr>
             <w:r>
               <w:rPr>
-                <w:rFonts w:ascii="Times New Roman" w:hAnsi="Times New Roman"/>
-                <w:b w:val="0"/>
-                <w:sz w:val="21"/>
+                <w:rFonts w:ascii="Arial" w:hAnsi="Arial"/>
+                <w:sz w:val="15"/>
               </w:rPr>
               <w:t>Confirm or Reject Payments</w:t>
             </w:r>
@@ -1497,16 +1732,25 @@
         </w:tc>
         <w:tc>
           <w:tcPr>
-            <w:tcW w:type="dxa" w:w="2484"/>
+            <w:tcW w:type="dxa" w:w="1440"/>
             <w:vAlign w:val="center"/>
+            <w:tcMar>
+              <w:top w:w="90" w:type="dxa"/>
+              <w:start w:w="100" w:type="dxa"/>
+              <w:bottom w:w="90" w:type="dxa"/>
+              <w:end w:w="100" w:type="dxa"/>
+            </w:tcMar>
+            <w:shd w:fill="EAF2F8"/>
           </w:tcPr>
           <w:p>
-            <w:r/>
+            <w:pPr>
+              <w:spacing w:after="0"/>
+              <w:jc w:val="left"/>
+            </w:pPr>
             <w:r>
               <w:rPr>
-                <w:rFonts w:ascii="Times New Roman" w:hAnsi="Times New Roman"/>
-                <w:b w:val="0"/>
-                <w:sz w:val="21"/>
+                <w:rFonts w:ascii="Arial" w:hAnsi="Arial"/>
+                <w:sz w:val="15"/>
               </w:rPr>
               <w:t>Accountant</w:t>
             </w:r>
@@ -1514,38 +1758,55 @@
         </w:tc>
         <w:tc>
           <w:tcPr>
-            <w:tcW w:type="dxa" w:w="2484"/>
+            <w:tcW w:type="dxa" w:w="4680"/>
             <w:vAlign w:val="center"/>
+            <w:tcMar>
+              <w:top w:w="90" w:type="dxa"/>
+              <w:start w:w="100" w:type="dxa"/>
+              <w:bottom w:w="90" w:type="dxa"/>
+              <w:end w:w="100" w:type="dxa"/>
+            </w:tcMar>
+            <w:shd w:fill="EAF2F8"/>
           </w:tcPr>
           <w:p>
-            <w:r/>
+            <w:pPr>
+              <w:spacing w:after="0"/>
+              <w:jc w:val="left"/>
+            </w:pPr>
             <w:r>
               <w:rPr>
-                <w:rFonts w:ascii="Times New Roman" w:hAnsi="Times New Roman"/>
-                <w:b w:val="0"/>
-                <w:sz w:val="21"/>
+                <w:rFonts w:ascii="Arial" w:hAnsi="Arial"/>
+                <w:sz w:val="15"/>
               </w:rPr>
-              <w:t>Confirm valid payments or reject invalid transactions. Only confirmed payments reduce outstanding balances.</w:t>
+              <w:t>Confirm valid payments or reject invalid transactions; only confirmed payments reduce balances.</w:t>
             </w:r>
           </w:p>
         </w:tc>
       </w:tr>
       <w:tr>
         <w:trPr>
-          <w:cantSplit/>
+          <w:cantSplit w:val="true"/>
         </w:trPr>
         <w:tc>
           <w:tcPr>
-            <w:tcW w:type="dxa" w:w="2484"/>
+            <w:tcW w:type="dxa" w:w="1080"/>
             <w:vAlign w:val="center"/>
+            <w:tcMar>
+              <w:top w:w="90" w:type="dxa"/>
+              <w:start w:w="100" w:type="dxa"/>
+              <w:bottom w:w="90" w:type="dxa"/>
+              <w:end w:w="100" w:type="dxa"/>
+            </w:tcMar>
           </w:tcPr>
           <w:p>
-            <w:r/>
+            <w:pPr>
+              <w:spacing w:after="0"/>
+              <w:jc w:val="center"/>
+            </w:pPr>
             <w:r>
               <w:rPr>
-                <w:rFonts w:ascii="Times New Roman" w:hAnsi="Times New Roman"/>
-                <w:b w:val="0"/>
-                <w:sz w:val="21"/>
+                <w:rFonts w:ascii="Arial" w:hAnsi="Arial"/>
+                <w:sz w:val="15"/>
               </w:rPr>
               <w:t>FE-09.7</w:t>
             </w:r>
@@ -1553,33 +1814,49 @@
         </w:tc>
         <w:tc>
           <w:tcPr>
-            <w:tcW w:type="dxa" w:w="2484"/>
+            <w:tcW w:type="dxa" w:w="2880"/>
             <w:vAlign w:val="center"/>
+            <w:tcMar>
+              <w:top w:w="90" w:type="dxa"/>
+              <w:start w:w="100" w:type="dxa"/>
+              <w:bottom w:w="90" w:type="dxa"/>
+              <w:end w:w="100" w:type="dxa"/>
+            </w:tcMar>
           </w:tcPr>
           <w:p>
-            <w:r/>
+            <w:pPr>
+              <w:spacing w:after="0"/>
+              <w:jc w:val="left"/>
+            </w:pPr>
             <w:r>
               <w:rPr>
-                <w:rFonts w:ascii="Times New Roman" w:hAnsi="Times New Roman"/>
-                <w:b w:val="0"/>
-                <w:sz w:val="21"/>
+                <w:rFonts w:ascii="Arial" w:hAnsi="Arial"/>
+                <w:sz w:val="15"/>
               </w:rPr>
-              <w:t>Track Invoice Settlement &amp; Outstanding Balance</w:t>
+              <w:t>Track Invoice Settlement and Outstanding Balance</w:t>
             </w:r>
           </w:p>
         </w:tc>
         <w:tc>
           <w:tcPr>
-            <w:tcW w:type="dxa" w:w="2484"/>
+            <w:tcW w:type="dxa" w:w="1440"/>
             <w:vAlign w:val="center"/>
+            <w:tcMar>
+              <w:top w:w="90" w:type="dxa"/>
+              <w:start w:w="100" w:type="dxa"/>
+              <w:bottom w:w="90" w:type="dxa"/>
+              <w:end w:w="100" w:type="dxa"/>
+            </w:tcMar>
           </w:tcPr>
           <w:p>
-            <w:r/>
+            <w:pPr>
+              <w:spacing w:after="0"/>
+              <w:jc w:val="left"/>
+            </w:pPr>
             <w:r>
               <w:rPr>
-                <w:rFonts w:ascii="Times New Roman" w:hAnsi="Times New Roman"/>
-                <w:b w:val="0"/>
-                <w:sz w:val="21"/>
+                <w:rFonts w:ascii="Arial" w:hAnsi="Arial"/>
+                <w:sz w:val="15"/>
               </w:rPr>
               <w:t>Accountant</w:t>
             </w:r>
@@ -1587,38 +1864,55 @@
         </w:tc>
         <w:tc>
           <w:tcPr>
-            <w:tcW w:type="dxa" w:w="2484"/>
+            <w:tcW w:type="dxa" w:w="4680"/>
             <w:vAlign w:val="center"/>
+            <w:tcMar>
+              <w:top w:w="90" w:type="dxa"/>
+              <w:start w:w="100" w:type="dxa"/>
+              <w:bottom w:w="90" w:type="dxa"/>
+              <w:end w:w="100" w:type="dxa"/>
+            </w:tcMar>
           </w:tcPr>
           <w:p>
-            <w:r/>
+            <w:pPr>
+              <w:spacing w:after="0"/>
+              <w:jc w:val="left"/>
+            </w:pPr>
             <w:r>
               <w:rPr>
-                <w:rFonts w:ascii="Times New Roman" w:hAnsi="Times New Roman"/>
-                <w:b w:val="0"/>
-                <w:sz w:val="21"/>
+                <w:rFonts w:ascii="Arial" w:hAnsi="Arial"/>
+                <w:sz w:val="15"/>
               </w:rPr>
-              <w:t>Monitor invoice settlement and remaining balances based on confirmed payments.</w:t>
+              <w:t>Monitor settlement and remaining balances based on confirmed payments.</w:t>
             </w:r>
           </w:p>
         </w:tc>
       </w:tr>
       <w:tr>
         <w:trPr>
-          <w:cantSplit/>
+          <w:cantSplit w:val="true"/>
         </w:trPr>
         <w:tc>
           <w:tcPr>
-            <w:tcW w:type="dxa" w:w="2484"/>
+            <w:tcW w:type="dxa" w:w="1080"/>
             <w:vAlign w:val="center"/>
+            <w:tcMar>
+              <w:top w:w="90" w:type="dxa"/>
+              <w:start w:w="100" w:type="dxa"/>
+              <w:bottom w:w="90" w:type="dxa"/>
+              <w:end w:w="100" w:type="dxa"/>
+            </w:tcMar>
+            <w:shd w:fill="EAF2F8"/>
           </w:tcPr>
           <w:p>
-            <w:r/>
+            <w:pPr>
+              <w:spacing w:after="0"/>
+              <w:jc w:val="center"/>
+            </w:pPr>
             <w:r>
               <w:rPr>
-                <w:rFonts w:ascii="Times New Roman" w:hAnsi="Times New Roman"/>
-                <w:b w:val="0"/>
-                <w:sz w:val="21"/>
+                <w:rFonts w:ascii="Arial" w:hAnsi="Arial"/>
+                <w:sz w:val="15"/>
               </w:rPr>
               <w:t>FE-09.8</w:t>
             </w:r>
@@ -1626,16 +1920,25 @@
         </w:tc>
         <w:tc>
           <w:tcPr>
-            <w:tcW w:type="dxa" w:w="2484"/>
+            <w:tcW w:type="dxa" w:w="2880"/>
             <w:vAlign w:val="center"/>
+            <w:tcMar>
+              <w:top w:w="90" w:type="dxa"/>
+              <w:start w:w="100" w:type="dxa"/>
+              <w:bottom w:w="90" w:type="dxa"/>
+              <w:end w:w="100" w:type="dxa"/>
+            </w:tcMar>
+            <w:shd w:fill="EAF2F8"/>
           </w:tcPr>
           <w:p>
-            <w:r/>
+            <w:pPr>
+              <w:spacing w:after="0"/>
+              <w:jc w:val="left"/>
+            </w:pPr>
             <w:r>
               <w:rPr>
-                <w:rFonts w:ascii="Times New Roman" w:hAnsi="Times New Roman"/>
-                <w:b w:val="0"/>
-                <w:sz w:val="21"/>
+                <w:rFonts w:ascii="Arial" w:hAnsi="Arial"/>
+                <w:sz w:val="15"/>
               </w:rPr>
               <w:t>Monitor Overdue Debts</w:t>
             </w:r>
@@ -1643,16 +1946,25 @@
         </w:tc>
         <w:tc>
           <w:tcPr>
-            <w:tcW w:type="dxa" w:w="2484"/>
+            <w:tcW w:type="dxa" w:w="1440"/>
             <w:vAlign w:val="center"/>
+            <w:tcMar>
+              <w:top w:w="90" w:type="dxa"/>
+              <w:start w:w="100" w:type="dxa"/>
+              <w:bottom w:w="90" w:type="dxa"/>
+              <w:end w:w="100" w:type="dxa"/>
+            </w:tcMar>
+            <w:shd w:fill="EAF2F8"/>
           </w:tcPr>
           <w:p>
-            <w:r/>
+            <w:pPr>
+              <w:spacing w:after="0"/>
+              <w:jc w:val="left"/>
+            </w:pPr>
             <w:r>
               <w:rPr>
-                <w:rFonts w:ascii="Times New Roman" w:hAnsi="Times New Roman"/>
-                <w:b w:val="0"/>
-                <w:sz w:val="21"/>
+                <w:rFonts w:ascii="Arial" w:hAnsi="Arial"/>
+                <w:sz w:val="15"/>
               </w:rPr>
               <w:t>Accountant</w:t>
             </w:r>
@@ -1660,38 +1972,55 @@
         </w:tc>
         <w:tc>
           <w:tcPr>
-            <w:tcW w:type="dxa" w:w="2484"/>
+            <w:tcW w:type="dxa" w:w="4680"/>
             <w:vAlign w:val="center"/>
+            <w:tcMar>
+              <w:top w:w="90" w:type="dxa"/>
+              <w:start w:w="100" w:type="dxa"/>
+              <w:bottom w:w="90" w:type="dxa"/>
+              <w:end w:w="100" w:type="dxa"/>
+            </w:tcMar>
+            <w:shd w:fill="EAF2F8"/>
           </w:tcPr>
           <w:p>
-            <w:r/>
+            <w:pPr>
+              <w:spacing w:after="0"/>
+              <w:jc w:val="left"/>
+            </w:pPr>
             <w:r>
               <w:rPr>
-                <w:rFonts w:ascii="Times New Roman" w:hAnsi="Times New Roman"/>
-                <w:b w:val="0"/>
-                <w:sz w:val="21"/>
+                <w:rFonts w:ascii="Arial" w:hAnsi="Arial"/>
+                <w:sz w:val="15"/>
               </w:rPr>
-              <w:t>Identify and monitor invoices that remain unpaid or partially unpaid after their supported due dates.</w:t>
+              <w:t>Identify and monitor invoices with remaining balances after the due date.</w:t>
             </w:r>
           </w:p>
         </w:tc>
       </w:tr>
       <w:tr>
         <w:trPr>
-          <w:cantSplit/>
+          <w:cantSplit w:val="true"/>
         </w:trPr>
         <w:tc>
           <w:tcPr>
-            <w:tcW w:type="dxa" w:w="2484"/>
+            <w:tcW w:type="dxa" w:w="1080"/>
             <w:vAlign w:val="center"/>
+            <w:tcMar>
+              <w:top w:w="90" w:type="dxa"/>
+              <w:start w:w="100" w:type="dxa"/>
+              <w:bottom w:w="90" w:type="dxa"/>
+              <w:end w:w="100" w:type="dxa"/>
+            </w:tcMar>
           </w:tcPr>
           <w:p>
-            <w:r/>
+            <w:pPr>
+              <w:spacing w:after="0"/>
+              <w:jc w:val="center"/>
+            </w:pPr>
             <w:r>
               <w:rPr>
-                <w:rFonts w:ascii="Times New Roman" w:hAnsi="Times New Roman"/>
-                <w:b w:val="0"/>
-                <w:sz w:val="21"/>
+                <w:rFonts w:ascii="Arial" w:hAnsi="Arial"/>
+                <w:sz w:val="15"/>
               </w:rPr>
               <w:t>FE-09.9</w:t>
             </w:r>
@@ -1699,33 +2028,49 @@
         </w:tc>
         <w:tc>
           <w:tcPr>
-            <w:tcW w:type="dxa" w:w="2484"/>
+            <w:tcW w:type="dxa" w:w="2880"/>
             <w:vAlign w:val="center"/>
+            <w:tcMar>
+              <w:top w:w="90" w:type="dxa"/>
+              <w:start w:w="100" w:type="dxa"/>
+              <w:bottom w:w="90" w:type="dxa"/>
+              <w:end w:w="100" w:type="dxa"/>
+            </w:tcMar>
           </w:tcPr>
           <w:p>
-            <w:r/>
+            <w:pPr>
+              <w:spacing w:after="0"/>
+              <w:jc w:val="left"/>
+            </w:pPr>
             <w:r>
               <w:rPr>
-                <w:rFonts w:ascii="Times New Roman" w:hAnsi="Times New Roman"/>
-                <w:b w:val="0"/>
-                <w:sz w:val="21"/>
+                <w:rFonts w:ascii="Arial" w:hAnsi="Arial"/>
+                <w:sz w:val="15"/>
               </w:rPr>
-              <w:t>Search &amp; Filter Payments and Debts</w:t>
+              <w:t>Search and Filter Payments and Debts</w:t>
             </w:r>
           </w:p>
         </w:tc>
         <w:tc>
           <w:tcPr>
-            <w:tcW w:type="dxa" w:w="2484"/>
+            <w:tcW w:type="dxa" w:w="1440"/>
             <w:vAlign w:val="center"/>
+            <w:tcMar>
+              <w:top w:w="90" w:type="dxa"/>
+              <w:start w:w="100" w:type="dxa"/>
+              <w:bottom w:w="90" w:type="dxa"/>
+              <w:end w:w="100" w:type="dxa"/>
+            </w:tcMar>
           </w:tcPr>
           <w:p>
-            <w:r/>
+            <w:pPr>
+              <w:spacing w:after="0"/>
+              <w:jc w:val="left"/>
+            </w:pPr>
             <w:r>
               <w:rPr>
-                <w:rFonts w:ascii="Times New Roman" w:hAnsi="Times New Roman"/>
-                <w:b w:val="0"/>
-                <w:sz w:val="21"/>
+                <w:rFonts w:ascii="Arial" w:hAnsi="Arial"/>
+                <w:sz w:val="15"/>
               </w:rPr>
               <w:t>Accountant</w:t>
             </w:r>
@@ -1733,38 +2078,55 @@
         </w:tc>
         <w:tc>
           <w:tcPr>
-            <w:tcW w:type="dxa" w:w="2484"/>
+            <w:tcW w:type="dxa" w:w="4680"/>
             <w:vAlign w:val="center"/>
+            <w:tcMar>
+              <w:top w:w="90" w:type="dxa"/>
+              <w:start w:w="100" w:type="dxa"/>
+              <w:bottom w:w="90" w:type="dxa"/>
+              <w:end w:w="100" w:type="dxa"/>
+            </w:tcMar>
           </w:tcPr>
           <w:p>
-            <w:r/>
+            <w:pPr>
+              <w:spacing w:after="0"/>
+              <w:jc w:val="left"/>
+            </w:pPr>
             <w:r>
               <w:rPr>
-                <w:rFonts w:ascii="Times New Roman" w:hAnsi="Times New Roman"/>
-                <w:b w:val="0"/>
-                <w:sz w:val="21"/>
+                <w:rFonts w:ascii="Arial" w:hAnsi="Arial"/>
+                <w:sz w:val="15"/>
               </w:rPr>
-              <w:t>Search and filter financial records according to supported operational criteria and permissions.</w:t>
+              <w:t>Search and filter payment and debt records within the permitted financial scope.</w:t>
             </w:r>
           </w:p>
         </w:tc>
       </w:tr>
       <w:tr>
         <w:trPr>
-          <w:cantSplit/>
+          <w:cantSplit w:val="true"/>
         </w:trPr>
         <w:tc>
           <w:tcPr>
-            <w:tcW w:type="dxa" w:w="2484"/>
+            <w:tcW w:type="dxa" w:w="1080"/>
             <w:vAlign w:val="center"/>
+            <w:tcMar>
+              <w:top w:w="90" w:type="dxa"/>
+              <w:start w:w="100" w:type="dxa"/>
+              <w:bottom w:w="90" w:type="dxa"/>
+              <w:end w:w="100" w:type="dxa"/>
+            </w:tcMar>
+            <w:shd w:fill="EAF2F8"/>
           </w:tcPr>
           <w:p>
-            <w:r/>
+            <w:pPr>
+              <w:spacing w:after="0"/>
+              <w:jc w:val="center"/>
+            </w:pPr>
             <w:r>
               <w:rPr>
-                <w:rFonts w:ascii="Times New Roman" w:hAnsi="Times New Roman"/>
-                <w:b w:val="0"/>
-                <w:sz w:val="21"/>
+                <w:rFonts w:ascii="Arial" w:hAnsi="Arial"/>
+                <w:sz w:val="15"/>
               </w:rPr>
               <w:t>FE-09.10</w:t>
             </w:r>
@@ -1772,33 +2134,51 @@
         </w:tc>
         <w:tc>
           <w:tcPr>
-            <w:tcW w:type="dxa" w:w="2484"/>
+            <w:tcW w:type="dxa" w:w="2880"/>
             <w:vAlign w:val="center"/>
+            <w:tcMar>
+              <w:top w:w="90" w:type="dxa"/>
+              <w:start w:w="100" w:type="dxa"/>
+              <w:bottom w:w="90" w:type="dxa"/>
+              <w:end w:w="100" w:type="dxa"/>
+            </w:tcMar>
+            <w:shd w:fill="EAF2F8"/>
           </w:tcPr>
           <w:p>
-            <w:r/>
+            <w:pPr>
+              <w:spacing w:after="0"/>
+              <w:jc w:val="left"/>
+            </w:pPr>
             <w:r>
               <w:rPr>
-                <w:rFonts w:ascii="Times New Roman" w:hAnsi="Times New Roman"/>
-                <w:b w:val="0"/>
-                <w:sz w:val="21"/>
+                <w:rFonts w:ascii="Arial" w:hAnsi="Arial"/>
+                <w:sz w:val="15"/>
               </w:rPr>
-              <w:t>Manage Payment / Debt Reminders</w:t>
+              <w:t>Manage Payment and Debt Reminders</w:t>
             </w:r>
           </w:p>
         </w:tc>
         <w:tc>
           <w:tcPr>
-            <w:tcW w:type="dxa" w:w="2484"/>
+            <w:tcW w:type="dxa" w:w="1440"/>
             <w:vAlign w:val="center"/>
+            <w:tcMar>
+              <w:top w:w="90" w:type="dxa"/>
+              <w:start w:w="100" w:type="dxa"/>
+              <w:bottom w:w="90" w:type="dxa"/>
+              <w:end w:w="100" w:type="dxa"/>
+            </w:tcMar>
+            <w:shd w:fill="EAF2F8"/>
           </w:tcPr>
           <w:p>
-            <w:r/>
+            <w:pPr>
+              <w:spacing w:after="0"/>
+              <w:jc w:val="left"/>
+            </w:pPr>
             <w:r>
               <w:rPr>
-                <w:rFonts w:ascii="Times New Roman" w:hAnsi="Times New Roman"/>
-                <w:b w:val="0"/>
-                <w:sz w:val="21"/>
+                <w:rFonts w:ascii="Arial" w:hAnsi="Arial"/>
+                <w:sz w:val="15"/>
               </w:rPr>
               <w:t>Accountant</w:t>
             </w:r>
@@ -1806,38 +2186,55 @@
         </w:tc>
         <w:tc>
           <w:tcPr>
-            <w:tcW w:type="dxa" w:w="2484"/>
+            <w:tcW w:type="dxa" w:w="4680"/>
             <w:vAlign w:val="center"/>
+            <w:tcMar>
+              <w:top w:w="90" w:type="dxa"/>
+              <w:start w:w="100" w:type="dxa"/>
+              <w:bottom w:w="90" w:type="dxa"/>
+              <w:end w:w="100" w:type="dxa"/>
+            </w:tcMar>
+            <w:shd w:fill="EAF2F8"/>
           </w:tcPr>
           <w:p>
-            <w:r/>
+            <w:pPr>
+              <w:spacing w:after="0"/>
+              <w:jc w:val="left"/>
+            </w:pPr>
             <w:r>
               <w:rPr>
-                <w:rFonts w:ascii="Times New Roman" w:hAnsi="Times New Roman"/>
-                <w:b w:val="0"/>
-                <w:sz w:val="21"/>
+                <w:rFonts w:ascii="Arial" w:hAnsi="Arial"/>
+                <w:sz w:val="15"/>
               </w:rPr>
-              <w:t>Initiate supported payment reminders for outstanding or overdue obligations; notification delivery belongs to FE-13.</w:t>
+              <w:t>Initiate approved reminders; FE-13 owns notification delivery.</w:t>
             </w:r>
           </w:p>
         </w:tc>
       </w:tr>
       <w:tr>
         <w:trPr>
-          <w:cantSplit/>
+          <w:cantSplit w:val="true"/>
         </w:trPr>
         <w:tc>
           <w:tcPr>
-            <w:tcW w:type="dxa" w:w="2484"/>
+            <w:tcW w:type="dxa" w:w="1080"/>
             <w:vAlign w:val="center"/>
+            <w:tcMar>
+              <w:top w:w="90" w:type="dxa"/>
+              <w:start w:w="100" w:type="dxa"/>
+              <w:bottom w:w="90" w:type="dxa"/>
+              <w:end w:w="100" w:type="dxa"/>
+            </w:tcMar>
           </w:tcPr>
           <w:p>
-            <w:r/>
+            <w:pPr>
+              <w:spacing w:after="0"/>
+              <w:jc w:val="center"/>
+            </w:pPr>
             <w:r>
               <w:rPr>
-                <w:rFonts w:ascii="Times New Roman" w:hAnsi="Times New Roman"/>
-                <w:b w:val="0"/>
-                <w:sz w:val="21"/>
+                <w:rFonts w:ascii="Arial" w:hAnsi="Arial"/>
+                <w:sz w:val="15"/>
               </w:rPr>
               <w:t>FE-09.11</w:t>
             </w:r>
@@ -1845,33 +2242,49 @@
         </w:tc>
         <w:tc>
           <w:tcPr>
-            <w:tcW w:type="dxa" w:w="2484"/>
+            <w:tcW w:type="dxa" w:w="2880"/>
             <w:vAlign w:val="center"/>
+            <w:tcMar>
+              <w:top w:w="90" w:type="dxa"/>
+              <w:start w:w="100" w:type="dxa"/>
+              <w:bottom w:w="90" w:type="dxa"/>
+              <w:end w:w="100" w:type="dxa"/>
+            </w:tcMar>
           </w:tcPr>
           <w:p>
-            <w:r/>
+            <w:pPr>
+              <w:spacing w:after="0"/>
+              <w:jc w:val="left"/>
+            </w:pPr>
             <w:r>
               <w:rPr>
-                <w:rFonts w:ascii="Times New Roman" w:hAnsi="Times New Roman"/>
-                <w:b w:val="0"/>
-                <w:sz w:val="21"/>
+                <w:rFonts w:ascii="Arial" w:hAnsi="Arial"/>
+                <w:sz w:val="15"/>
               </w:rPr>
-              <w:t>View Payment &amp; Debt Information</w:t>
+              <w:t>View Payment and Debt Information</w:t>
             </w:r>
           </w:p>
         </w:tc>
         <w:tc>
           <w:tcPr>
-            <w:tcW w:type="dxa" w:w="2484"/>
+            <w:tcW w:type="dxa" w:w="1440"/>
             <w:vAlign w:val="center"/>
+            <w:tcMar>
+              <w:top w:w="90" w:type="dxa"/>
+              <w:start w:w="100" w:type="dxa"/>
+              <w:bottom w:w="90" w:type="dxa"/>
+              <w:end w:w="100" w:type="dxa"/>
+            </w:tcMar>
           </w:tcPr>
           <w:p>
-            <w:r/>
+            <w:pPr>
+              <w:spacing w:after="0"/>
+              <w:jc w:val="left"/>
+            </w:pPr>
             <w:r>
               <w:rPr>
-                <w:rFonts w:ascii="Times New Roman" w:hAnsi="Times New Roman"/>
-                <w:b w:val="0"/>
-                <w:sz w:val="21"/>
+                <w:rFonts w:ascii="Arial" w:hAnsi="Arial"/>
+                <w:sz w:val="15"/>
               </w:rPr>
               <w:t>Manager</w:t>
             </w:r>
@@ -1879,38 +2292,55 @@
         </w:tc>
         <w:tc>
           <w:tcPr>
-            <w:tcW w:type="dxa" w:w="2484"/>
+            <w:tcW w:type="dxa" w:w="4680"/>
             <w:vAlign w:val="center"/>
+            <w:tcMar>
+              <w:top w:w="90" w:type="dxa"/>
+              <w:start w:w="100" w:type="dxa"/>
+              <w:bottom w:w="90" w:type="dxa"/>
+              <w:end w:w="100" w:type="dxa"/>
+            </w:tcMar>
           </w:tcPr>
           <w:p>
-            <w:r/>
+            <w:pPr>
+              <w:spacing w:after="0"/>
+              <w:jc w:val="left"/>
+            </w:pPr>
             <w:r>
               <w:rPr>
-                <w:rFonts w:ascii="Times New Roman" w:hAnsi="Times New Roman"/>
-                <w:b w:val="0"/>
-                <w:sz w:val="21"/>
+                <w:rFonts w:ascii="Arial" w:hAnsi="Arial"/>
+                <w:sz w:val="15"/>
               </w:rPr>
-              <w:t>View settlement, payment, outstanding balance, and overdue information for management oversight.</w:t>
+              <w:t>View settlement, payment, outstanding-balance, and overdue information for oversight.</w:t>
             </w:r>
           </w:p>
         </w:tc>
       </w:tr>
       <w:tr>
         <w:trPr>
-          <w:cantSplit/>
+          <w:cantSplit w:val="true"/>
         </w:trPr>
         <w:tc>
           <w:tcPr>
-            <w:tcW w:type="dxa" w:w="2484"/>
+            <w:tcW w:type="dxa" w:w="1080"/>
             <w:vAlign w:val="center"/>
+            <w:tcMar>
+              <w:top w:w="90" w:type="dxa"/>
+              <w:start w:w="100" w:type="dxa"/>
+              <w:bottom w:w="90" w:type="dxa"/>
+              <w:end w:w="100" w:type="dxa"/>
+            </w:tcMar>
+            <w:shd w:fill="EAF2F8"/>
           </w:tcPr>
           <w:p>
-            <w:r/>
+            <w:pPr>
+              <w:spacing w:after="0"/>
+              <w:jc w:val="center"/>
+            </w:pPr>
             <w:r>
               <w:rPr>
-                <w:rFonts w:ascii="Times New Roman" w:hAnsi="Times New Roman"/>
-                <w:b w:val="0"/>
-                <w:sz w:val="21"/>
+                <w:rFonts w:ascii="Arial" w:hAnsi="Arial"/>
+                <w:sz w:val="15"/>
               </w:rPr>
               <w:t>FE-09.12</w:t>
             </w:r>
@@ -1918,33 +2348,51 @@
         </w:tc>
         <w:tc>
           <w:tcPr>
-            <w:tcW w:type="dxa" w:w="2484"/>
+            <w:tcW w:type="dxa" w:w="2880"/>
             <w:vAlign w:val="center"/>
+            <w:tcMar>
+              <w:top w:w="90" w:type="dxa"/>
+              <w:start w:w="100" w:type="dxa"/>
+              <w:bottom w:w="90" w:type="dxa"/>
+              <w:end w:w="100" w:type="dxa"/>
+            </w:tcMar>
+            <w:shd w:fill="EAF2F8"/>
           </w:tcPr>
           <w:p>
-            <w:r/>
+            <w:pPr>
+              <w:spacing w:after="0"/>
+              <w:jc w:val="left"/>
+            </w:pPr>
             <w:r>
               <w:rPr>
-                <w:rFonts w:ascii="Times New Roman" w:hAnsi="Times New Roman"/>
-                <w:b w:val="0"/>
-                <w:sz w:val="21"/>
+                <w:rFonts w:ascii="Arial" w:hAnsi="Arial"/>
+                <w:sz w:val="15"/>
               </w:rPr>
-              <w:t>Search &amp; Monitor Financial Collection Status</w:t>
+              <w:t>Search and Monitor Financial Collection Status</w:t>
             </w:r>
           </w:p>
         </w:tc>
         <w:tc>
           <w:tcPr>
-            <w:tcW w:type="dxa" w:w="2484"/>
+            <w:tcW w:type="dxa" w:w="1440"/>
             <w:vAlign w:val="center"/>
+            <w:tcMar>
+              <w:top w:w="90" w:type="dxa"/>
+              <w:start w:w="100" w:type="dxa"/>
+              <w:bottom w:w="90" w:type="dxa"/>
+              <w:end w:w="100" w:type="dxa"/>
+            </w:tcMar>
+            <w:shd w:fill="EAF2F8"/>
           </w:tcPr>
           <w:p>
-            <w:r/>
+            <w:pPr>
+              <w:spacing w:after="0"/>
+              <w:jc w:val="left"/>
+            </w:pPr>
             <w:r>
               <w:rPr>
-                <w:rFonts w:ascii="Times New Roman" w:hAnsi="Times New Roman"/>
-                <w:b w:val="0"/>
-                <w:sz w:val="21"/>
+                <w:rFonts w:ascii="Arial" w:hAnsi="Arial"/>
+                <w:sz w:val="15"/>
               </w:rPr>
               <w:t>Manager</w:t>
             </w:r>
@@ -1952,18 +2400,27 @@
         </w:tc>
         <w:tc>
           <w:tcPr>
-            <w:tcW w:type="dxa" w:w="2484"/>
+            <w:tcW w:type="dxa" w:w="4680"/>
             <w:vAlign w:val="center"/>
+            <w:tcMar>
+              <w:top w:w="90" w:type="dxa"/>
+              <w:start w:w="100" w:type="dxa"/>
+              <w:bottom w:w="90" w:type="dxa"/>
+              <w:end w:w="100" w:type="dxa"/>
+            </w:tcMar>
+            <w:shd w:fill="EAF2F8"/>
           </w:tcPr>
           <w:p>
-            <w:r/>
+            <w:pPr>
+              <w:spacing w:after="0"/>
+              <w:jc w:val="left"/>
+            </w:pPr>
             <w:r>
               <w:rPr>
-                <w:rFonts w:ascii="Times New Roman" w:hAnsi="Times New Roman"/>
-                <w:b w:val="0"/>
-                <w:sz w:val="21"/>
+                <w:rFonts w:ascii="Arial" w:hAnsi="Arial"/>
+                <w:sz w:val="15"/>
               </w:rPr>
-              <w:t>Search and monitor collection status within the permitted management scope without performing routine payment confirmation.</w:t>
+              <w:t>Search and monitor collection status without routine payment confirmation.</w:t>
             </w:r>
           </w:p>
         </w:tc>
@@ -1971,146 +2428,2283 @@
     </w:tbl>
     <w:p>
       <w:pPr>
+        <w:spacing w:after="20"/>
+      </w:pPr>
+    </w:p>
+    <w:p>
+      <w:pPr>
         <w:pStyle w:val="Heading1"/>
+        <w:pageBreakBefore w:val="0"/>
       </w:pPr>
       <w:r>
-        <w:t>6. Main Workflows</w:t>
+        <w:t>5. Detailed Sub-Feature Review</w:t>
       </w:r>
     </w:p>
     <w:p>
       <w:pPr>
         <w:pStyle w:val="Heading2"/>
+        <w:pageBreakBefore w:val="0"/>
       </w:pPr>
       <w:r>
-        <w:t>6.1 Payment Workflow</w:t>
+        <w:t>FE-09.1 – View Payment Obligations and Outstanding Balances</w:t>
+      </w:r>
+    </w:p>
+    <w:p>
+      <w:r>
+        <w:t>View invoice amounts, confirmed paid amounts, remaining balances, due dates, and permitted settlement information.</w:t>
+      </w:r>
+    </w:p>
+    <w:p>
+      <w:pPr>
+        <w:pStyle w:val="Heading2"/>
+        <w:pageBreakBefore w:val="0"/>
+      </w:pPr>
+      <w:r>
+        <w:t>FE-09.2 – Submit or Initiate Payment</w:t>
+      </w:r>
+    </w:p>
+    <w:p>
+      <w:r>
+        <w:t>Submit or initiate payment for an eligible invoice without marking it paid.</w:t>
+      </w:r>
+    </w:p>
+    <w:p>
+      <w:pPr>
+        <w:pStyle w:val="Heading2"/>
+        <w:pageBreakBefore w:val="0"/>
+      </w:pPr>
+      <w:r>
+        <w:t>FE-09.3 – View Personal Payment History</w:t>
+      </w:r>
+    </w:p>
+    <w:p>
+      <w:r>
+        <w:t>View permitted payment transactions and verification status.</w:t>
+      </w:r>
+    </w:p>
+    <w:p>
+      <w:pPr>
+        <w:pStyle w:val="Heading2"/>
+        <w:pageBreakBefore w:val="0"/>
+      </w:pPr>
+      <w:r>
+        <w:t>FE-09.4 – Record Payment Transactions</w:t>
+      </w:r>
+    </w:p>
+    <w:p>
+      <w:r>
+        <w:t>Record valid payment transactions and associate each with the appropriate invoice.</w:t>
+      </w:r>
+    </w:p>
+    <w:p>
+      <w:pPr>
+        <w:pStyle w:val="Heading2"/>
+        <w:pageBreakBefore w:val="0"/>
+      </w:pPr>
+      <w:r>
+        <w:t>FE-09.5 – Review and Verify Payments</w:t>
+      </w:r>
+    </w:p>
+    <w:p>
+      <w:r>
+        <w:t>Review payment details, invoice references, amounts, and supported evidence or references.</w:t>
+      </w:r>
+    </w:p>
+    <w:p>
+      <w:pPr>
+        <w:pStyle w:val="Heading2"/>
+        <w:pageBreakBefore w:val="0"/>
+      </w:pPr>
+      <w:r>
+        <w:t>FE-09.6 – Confirm or Reject Payments</w:t>
+      </w:r>
+    </w:p>
+    <w:p>
+      <w:r>
+        <w:t>Confirm valid payments or reject invalid transactions; only confirmed payments reduce balances.</w:t>
+      </w:r>
+    </w:p>
+    <w:p>
+      <w:pPr>
+        <w:pStyle w:val="Heading2"/>
+        <w:pageBreakBefore w:val="0"/>
+      </w:pPr>
+      <w:r>
+        <w:t>FE-09.7 – Track Invoice Settlement and Outstanding Balance</w:t>
+      </w:r>
+    </w:p>
+    <w:p>
+      <w:r>
+        <w:t>Monitor settlement and remaining balances based on confirmed payments.</w:t>
+      </w:r>
+    </w:p>
+    <w:p>
+      <w:pPr>
+        <w:pStyle w:val="Heading2"/>
+        <w:pageBreakBefore w:val="0"/>
+      </w:pPr>
+      <w:r>
+        <w:t>FE-09.8 – Monitor Overdue Debts</w:t>
+      </w:r>
+    </w:p>
+    <w:p>
+      <w:r>
+        <w:t>Identify and monitor invoices with remaining balances after the due date.</w:t>
+      </w:r>
+    </w:p>
+    <w:p>
+      <w:pPr>
+        <w:pStyle w:val="Heading2"/>
+        <w:pageBreakBefore w:val="0"/>
+      </w:pPr>
+      <w:r>
+        <w:t>FE-09.9 – Search and Filter Payments and Debts</w:t>
+      </w:r>
+    </w:p>
+    <w:p>
+      <w:r>
+        <w:t>Search and filter payment and debt records within the permitted financial scope.</w:t>
+      </w:r>
+    </w:p>
+    <w:p>
+      <w:pPr>
+        <w:pStyle w:val="Heading2"/>
+        <w:pageBreakBefore w:val="0"/>
+      </w:pPr>
+      <w:r>
+        <w:t>FE-09.10 – Manage Payment and Debt Reminders</w:t>
+      </w:r>
+    </w:p>
+    <w:p>
+      <w:r>
+        <w:t>Initiate approved reminders; FE-13 owns notification delivery.</w:t>
+      </w:r>
+    </w:p>
+    <w:p>
+      <w:pPr>
+        <w:pStyle w:val="Heading2"/>
+        <w:pageBreakBefore w:val="0"/>
+      </w:pPr>
+      <w:r>
+        <w:t>FE-09.11 – View Payment and Debt Information</w:t>
+      </w:r>
+    </w:p>
+    <w:p>
+      <w:r>
+        <w:t>View settlement, payment, outstanding-balance, and overdue information for oversight.</w:t>
+      </w:r>
+    </w:p>
+    <w:p>
+      <w:pPr>
+        <w:pStyle w:val="Heading2"/>
+        <w:pageBreakBefore w:val="0"/>
+      </w:pPr>
+      <w:r>
+        <w:t>FE-09.12 – Search and Monitor Financial Collection Status</w:t>
+      </w:r>
+    </w:p>
+    <w:p>
+      <w:r>
+        <w:t>Search and monitor collection status without routine payment confirmation.</w:t>
+      </w:r>
+    </w:p>
+    <w:p>
+      <w:r>
+        <w:t>For FE-09.6, the UI must remain in a processing state until the backend confirms the authoritative result. A pending or rejected Payment never reduces the balance.</w:t>
+      </w:r>
+    </w:p>
+    <w:p>
+      <w:r>
+        <w:t>For FE-09.10, FE-09 initiates an approved reminder action or event. FE-13 remains responsible for notification delivery.</w:t>
+      </w:r>
+    </w:p>
+    <w:p>
+      <w:pPr>
+        <w:pStyle w:val="Heading1"/>
+        <w:pageBreakBefore w:val="0"/>
+      </w:pPr>
+      <w:r>
+        <w:t>6. Domain Relationship Baseline</w:t>
+      </w:r>
+    </w:p>
+    <w:p>
+      <w:pPr>
+        <w:spacing w:before="80" w:after="160"/>
+        <w:jc w:val="center"/>
+      </w:pPr>
+      <w:r>
+        <w:rPr>
+          <w:rFonts w:ascii="Consolas" w:hAnsi="Consolas"/>
+          <w:sz w:val="18"/>
+        </w:rPr>
+        <w:t>FE-08 Invoice 1 → N FE-09 Payments</w:t>
+        <w:br/>
+        <w:t>Confirmed Payments → Settlement Status and Outstanding Balance</w:t>
+        <w:br/>
+        <w:t>Outstanding Balance after Due Date → Overdue Obligation</w:t>
+      </w:r>
+    </w:p>
+    <w:p>
+      <w:r>
+        <w:t>Each Payment belongs to one Invoice in the baseline. One Invoice may have multiple Payments to support partial payment. Refund, credit-balance, overpayment, and multi-invoice allocation remain outside the baseline.</w:t>
+      </w:r>
+    </w:p>
+    <w:p>
+      <w:pPr>
+        <w:pStyle w:val="Heading1"/>
+        <w:pageBreakBefore w:val="0"/>
+      </w:pPr>
+      <w:r>
+        <w:t>7. Authentication, Authorization, and Business-Scope Checks</w:t>
+      </w:r>
+    </w:p>
+    <w:p>
+      <w:r>
+        <w:t>FE-01 Authentication → Authenticated Identity → FE-15 Fixed Role and Permissions → FE-09 Business-Scope Check → Allow or Deny</w:t>
+      </w:r>
+    </w:p>
+    <w:p>
+      <w:r>
+        <w:t>UI visibility does not replace server authorization. Resident access must validate the permitted apartment context. Accountant and Manager access must remain within their approved financial or management scope. Payment confirmation requires authorized Accountant access and server-side business validation.</w:t>
+      </w:r>
+    </w:p>
+    <w:p>
+      <w:pPr>
+        <w:pStyle w:val="Heading1"/>
+        <w:pageBreakBefore w:val="0"/>
+      </w:pPr>
+      <w:r>
+        <w:t>8. Actor × Sub-Feature Matrix</w:t>
       </w:r>
     </w:p>
     <w:tbl>
       <w:tblPr>
+        <w:tblStyle w:val="TableGrid"/>
         <w:tblW w:type="auto" w:w="0"/>
         <w:jc w:val="center"/>
-        <w:tblLayout w:type="autofit"/>
+        <w:tblLayout w:type="fixed"/>
         <w:tblLook w:firstColumn="1" w:firstRow="1" w:lastColumn="0" w:lastRow="0" w:noHBand="0" w:noVBand="1" w:val="04A0"/>
       </w:tblPr>
       <w:tblGrid>
-        <w:gridCol w:w="9936"/>
+        <w:gridCol w:w="1694"/>
+        <w:gridCol w:w="1694"/>
+        <w:gridCol w:w="1694"/>
+        <w:gridCol w:w="1694"/>
+        <w:gridCol w:w="1694"/>
+        <w:gridCol w:w="1694"/>
       </w:tblGrid>
       <w:tr>
         <w:trPr>
           <w:tblHeader w:val="true"/>
-          <w:cantSplit/>
+          <w:cantSplit w:val="true"/>
         </w:trPr>
         <w:tc>
           <w:tcPr>
-            <w:tcW w:type="dxa" w:w="9936"/>
-            <w:shd w:fill="F2F2F2"/>
+            <w:tcW w:type="dxa" w:w="4608"/>
+            <w:shd w:fill="1F4E78"/>
+            <w:vAlign w:val="center"/>
+            <w:tcMar>
+              <w:top w:w="90" w:type="dxa"/>
+              <w:start w:w="100" w:type="dxa"/>
+              <w:bottom w:w="90" w:type="dxa"/>
+              <w:end w:w="100" w:type="dxa"/>
+            </w:tcMar>
+          </w:tcPr>
+          <w:p>
+            <w:pPr>
+              <w:jc w:val="center"/>
+            </w:pPr>
+            <w:r>
+              <w:rPr>
+                <w:rFonts w:ascii="Arial" w:hAnsi="Arial"/>
+                <w:b/>
+                <w:color w:val="FFFFFF"/>
+                <w:sz w:val="14"/>
+              </w:rPr>
+              <w:t>Sub-Feature</w:t>
+            </w:r>
+          </w:p>
+        </w:tc>
+        <w:tc>
+          <w:tcPr>
+            <w:tcW w:type="dxa" w:w="1080"/>
+            <w:shd w:fill="1F4E78"/>
+            <w:vAlign w:val="center"/>
+            <w:tcMar>
+              <w:top w:w="90" w:type="dxa"/>
+              <w:start w:w="100" w:type="dxa"/>
+              <w:bottom w:w="90" w:type="dxa"/>
+              <w:end w:w="100" w:type="dxa"/>
+            </w:tcMar>
+          </w:tcPr>
+          <w:p>
+            <w:pPr>
+              <w:jc w:val="center"/>
+            </w:pPr>
+            <w:r>
+              <w:rPr>
+                <w:rFonts w:ascii="Arial" w:hAnsi="Arial"/>
+                <w:b/>
+                <w:color w:val="FFFFFF"/>
+                <w:sz w:val="14"/>
+              </w:rPr>
+              <w:t>Resident</w:t>
+            </w:r>
+          </w:p>
+        </w:tc>
+        <w:tc>
+          <w:tcPr>
+            <w:tcW w:type="dxa" w:w="864"/>
+            <w:shd w:fill="1F4E78"/>
+            <w:vAlign w:val="center"/>
+            <w:tcMar>
+              <w:top w:w="90" w:type="dxa"/>
+              <w:start w:w="100" w:type="dxa"/>
+              <w:bottom w:w="90" w:type="dxa"/>
+              <w:end w:w="100" w:type="dxa"/>
+            </w:tcMar>
+          </w:tcPr>
+          <w:p>
+            <w:pPr>
+              <w:jc w:val="center"/>
+            </w:pPr>
+            <w:r>
+              <w:rPr>
+                <w:rFonts w:ascii="Arial" w:hAnsi="Arial"/>
+                <w:b/>
+                <w:color w:val="FFFFFF"/>
+                <w:sz w:val="14"/>
+              </w:rPr>
+              <w:t>Staff</w:t>
+            </w:r>
+          </w:p>
+        </w:tc>
+        <w:tc>
+          <w:tcPr>
+            <w:tcW w:type="dxa" w:w="1224"/>
+            <w:shd w:fill="1F4E78"/>
+            <w:vAlign w:val="center"/>
+            <w:tcMar>
+              <w:top w:w="90" w:type="dxa"/>
+              <w:start w:w="100" w:type="dxa"/>
+              <w:bottom w:w="90" w:type="dxa"/>
+              <w:end w:w="100" w:type="dxa"/>
+            </w:tcMar>
+          </w:tcPr>
+          <w:p>
+            <w:pPr>
+              <w:jc w:val="center"/>
+            </w:pPr>
+            <w:r>
+              <w:rPr>
+                <w:rFonts w:ascii="Arial" w:hAnsi="Arial"/>
+                <w:b/>
+                <w:color w:val="FFFFFF"/>
+                <w:sz w:val="14"/>
+              </w:rPr>
+              <w:t>Accountant</w:t>
+            </w:r>
+          </w:p>
+        </w:tc>
+        <w:tc>
+          <w:tcPr>
+            <w:tcW w:type="dxa" w:w="1080"/>
+            <w:shd w:fill="1F4E78"/>
+            <w:vAlign w:val="center"/>
+            <w:tcMar>
+              <w:top w:w="90" w:type="dxa"/>
+              <w:start w:w="100" w:type="dxa"/>
+              <w:bottom w:w="90" w:type="dxa"/>
+              <w:end w:w="100" w:type="dxa"/>
+            </w:tcMar>
+          </w:tcPr>
+          <w:p>
+            <w:pPr>
+              <w:jc w:val="center"/>
+            </w:pPr>
+            <w:r>
+              <w:rPr>
+                <w:rFonts w:ascii="Arial" w:hAnsi="Arial"/>
+                <w:b/>
+                <w:color w:val="FFFFFF"/>
+                <w:sz w:val="14"/>
+              </w:rPr>
+              <w:t>Manager</w:t>
+            </w:r>
+          </w:p>
+        </w:tc>
+        <w:tc>
+          <w:tcPr>
+            <w:tcW w:type="dxa" w:w="936"/>
+            <w:shd w:fill="1F4E78"/>
+            <w:vAlign w:val="center"/>
+            <w:tcMar>
+              <w:top w:w="90" w:type="dxa"/>
+              <w:start w:w="100" w:type="dxa"/>
+              <w:bottom w:w="90" w:type="dxa"/>
+              <w:end w:w="100" w:type="dxa"/>
+            </w:tcMar>
+          </w:tcPr>
+          <w:p>
+            <w:pPr>
+              <w:jc w:val="center"/>
+            </w:pPr>
+            <w:r>
+              <w:rPr>
+                <w:rFonts w:ascii="Arial" w:hAnsi="Arial"/>
+                <w:b/>
+                <w:color w:val="FFFFFF"/>
+                <w:sz w:val="14"/>
+              </w:rPr>
+              <w:t>Admin</w:t>
+            </w:r>
+          </w:p>
+        </w:tc>
+      </w:tr>
+      <w:tr>
+        <w:trPr>
+          <w:cantSplit w:val="true"/>
+        </w:trPr>
+        <w:tc>
+          <w:tcPr>
+            <w:tcW w:type="dxa" w:w="4608"/>
+            <w:vAlign w:val="center"/>
+            <w:tcMar>
+              <w:top w:w="90" w:type="dxa"/>
+              <w:start w:w="100" w:type="dxa"/>
+              <w:bottom w:w="90" w:type="dxa"/>
+              <w:end w:w="100" w:type="dxa"/>
+            </w:tcMar>
           </w:tcPr>
           <w:p>
             <w:pPr>
               <w:spacing w:after="0"/>
+              <w:jc w:val="center"/>
             </w:pPr>
             <w:r>
               <w:rPr>
-                <w:rFonts w:ascii="Consolas" w:hAnsi="Consolas"/>
-                <w:sz w:val="19"/>
+                <w:rFonts w:ascii="Arial" w:hAnsi="Arial"/>
+                <w:sz w:val="14"/>
               </w:rPr>
-              <w:t>Resident</w:t>
-              <w:br/>
+              <w:t>FE-09.1 View Payment Obligations and Outstanding Balances</w:t>
             </w:r>
+          </w:p>
+        </w:tc>
+        <w:tc>
+          <w:tcPr>
+            <w:tcW w:type="dxa" w:w="1080"/>
+            <w:vAlign w:val="center"/>
+            <w:tcMar>
+              <w:top w:w="90" w:type="dxa"/>
+              <w:start w:w="100" w:type="dxa"/>
+              <w:bottom w:w="90" w:type="dxa"/>
+              <w:end w:w="100" w:type="dxa"/>
+            </w:tcMar>
+          </w:tcPr>
+          <w:p>
+            <w:pPr>
+              <w:spacing w:after="0"/>
+              <w:jc w:val="left"/>
+            </w:pPr>
             <w:r>
               <w:rPr>
-                <w:rFonts w:ascii="Consolas" w:hAnsi="Consolas"/>
-                <w:sz w:val="19"/>
+                <w:rFonts w:ascii="Arial" w:hAnsi="Arial"/>
+                <w:sz w:val="14"/>
               </w:rPr>
-              <w:t xml:space="preserve">   ↓ View Amount Due</w:t>
-              <w:br/>
+              <w:t>✓</w:t>
             </w:r>
+          </w:p>
+        </w:tc>
+        <w:tc>
+          <w:tcPr>
+            <w:tcW w:type="dxa" w:w="864"/>
+            <w:vAlign w:val="center"/>
+            <w:tcMar>
+              <w:top w:w="90" w:type="dxa"/>
+              <w:start w:w="100" w:type="dxa"/>
+              <w:bottom w:w="90" w:type="dxa"/>
+              <w:end w:w="100" w:type="dxa"/>
+            </w:tcMar>
+          </w:tcPr>
+          <w:p>
+            <w:pPr>
+              <w:spacing w:after="0"/>
+              <w:jc w:val="left"/>
+            </w:pPr>
             <w:r>
               <w:rPr>
-                <w:rFonts w:ascii="Consolas" w:hAnsi="Consolas"/>
-                <w:sz w:val="19"/>
+                <w:rFonts w:ascii="Arial" w:hAnsi="Arial"/>
+                <w:sz w:val="14"/>
               </w:rPr>
-              <w:t>Submit / Initiate Payment</w:t>
-              <w:br/>
             </w:r>
+          </w:p>
+        </w:tc>
+        <w:tc>
+          <w:tcPr>
+            <w:tcW w:type="dxa" w:w="1224"/>
+            <w:vAlign w:val="center"/>
+            <w:tcMar>
+              <w:top w:w="90" w:type="dxa"/>
+              <w:start w:w="100" w:type="dxa"/>
+              <w:bottom w:w="90" w:type="dxa"/>
+              <w:end w:w="100" w:type="dxa"/>
+            </w:tcMar>
+          </w:tcPr>
+          <w:p>
+            <w:pPr>
+              <w:spacing w:after="0"/>
+              <w:jc w:val="left"/>
+            </w:pPr>
             <w:r>
               <w:rPr>
-                <w:rFonts w:ascii="Consolas" w:hAnsi="Consolas"/>
-                <w:sz w:val="19"/>
+                <w:rFonts w:ascii="Arial" w:hAnsi="Arial"/>
+                <w:sz w:val="14"/>
               </w:rPr>
-              <w:t xml:space="preserve">   ↓</w:t>
-              <w:br/>
             </w:r>
+          </w:p>
+        </w:tc>
+        <w:tc>
+          <w:tcPr>
+            <w:tcW w:type="dxa" w:w="1080"/>
+            <w:vAlign w:val="center"/>
+            <w:tcMar>
+              <w:top w:w="90" w:type="dxa"/>
+              <w:start w:w="100" w:type="dxa"/>
+              <w:bottom w:w="90" w:type="dxa"/>
+              <w:end w:w="100" w:type="dxa"/>
+            </w:tcMar>
+          </w:tcPr>
+          <w:p>
+            <w:pPr>
+              <w:spacing w:after="0"/>
+              <w:jc w:val="left"/>
+            </w:pPr>
             <w:r>
               <w:rPr>
-                <w:rFonts w:ascii="Consolas" w:hAnsi="Consolas"/>
-                <w:sz w:val="19"/>
+                <w:rFonts w:ascii="Arial" w:hAnsi="Arial"/>
+                <w:sz w:val="14"/>
               </w:rPr>
-              <w:t>Payment = Pending</w:t>
-              <w:br/>
             </w:r>
+          </w:p>
+        </w:tc>
+        <w:tc>
+          <w:tcPr>
+            <w:tcW w:type="dxa" w:w="936"/>
+            <w:vAlign w:val="center"/>
+            <w:tcMar>
+              <w:top w:w="90" w:type="dxa"/>
+              <w:start w:w="100" w:type="dxa"/>
+              <w:bottom w:w="90" w:type="dxa"/>
+              <w:end w:w="100" w:type="dxa"/>
+            </w:tcMar>
+          </w:tcPr>
+          <w:p>
+            <w:pPr>
+              <w:spacing w:after="0"/>
+              <w:jc w:val="left"/>
+            </w:pPr>
             <w:r>
               <w:rPr>
-                <w:rFonts w:ascii="Consolas" w:hAnsi="Consolas"/>
-                <w:sz w:val="19"/>
+                <w:rFonts w:ascii="Arial" w:hAnsi="Arial"/>
+                <w:sz w:val="14"/>
               </w:rPr>
-              <w:t xml:space="preserve">   ↓</w:t>
-              <w:br/>
             </w:r>
+          </w:p>
+        </w:tc>
+      </w:tr>
+      <w:tr>
+        <w:trPr>
+          <w:cantSplit w:val="true"/>
+        </w:trPr>
+        <w:tc>
+          <w:tcPr>
+            <w:tcW w:type="dxa" w:w="4608"/>
+            <w:vAlign w:val="center"/>
+            <w:tcMar>
+              <w:top w:w="90" w:type="dxa"/>
+              <w:start w:w="100" w:type="dxa"/>
+              <w:bottom w:w="90" w:type="dxa"/>
+              <w:end w:w="100" w:type="dxa"/>
+            </w:tcMar>
+            <w:shd w:fill="EAF2F8"/>
+          </w:tcPr>
+          <w:p>
+            <w:pPr>
+              <w:spacing w:after="0"/>
+              <w:jc w:val="center"/>
+            </w:pPr>
             <w:r>
               <w:rPr>
-                <w:rFonts w:ascii="Consolas" w:hAnsi="Consolas"/>
-                <w:sz w:val="19"/>
+                <w:rFonts w:ascii="Arial" w:hAnsi="Arial"/>
+                <w:sz w:val="14"/>
               </w:rPr>
-              <w:t>Accountant Reviews / Verifies</w:t>
-              <w:br/>
+              <w:t>FE-09.2 Submit or Initiate Payment</w:t>
             </w:r>
+          </w:p>
+        </w:tc>
+        <w:tc>
+          <w:tcPr>
+            <w:tcW w:type="dxa" w:w="1080"/>
+            <w:vAlign w:val="center"/>
+            <w:tcMar>
+              <w:top w:w="90" w:type="dxa"/>
+              <w:start w:w="100" w:type="dxa"/>
+              <w:bottom w:w="90" w:type="dxa"/>
+              <w:end w:w="100" w:type="dxa"/>
+            </w:tcMar>
+            <w:shd w:fill="EAF2F8"/>
+          </w:tcPr>
+          <w:p>
+            <w:pPr>
+              <w:spacing w:after="0"/>
+              <w:jc w:val="left"/>
+            </w:pPr>
             <w:r>
               <w:rPr>
-                <w:rFonts w:ascii="Consolas" w:hAnsi="Consolas"/>
-                <w:sz w:val="19"/>
+                <w:rFonts w:ascii="Arial" w:hAnsi="Arial"/>
+                <w:sz w:val="14"/>
               </w:rPr>
-              <w:t xml:space="preserve">   ├── Invalid → Reject</w:t>
-              <w:br/>
+              <w:t>✓</w:t>
             </w:r>
+          </w:p>
+        </w:tc>
+        <w:tc>
+          <w:tcPr>
+            <w:tcW w:type="dxa" w:w="864"/>
+            <w:vAlign w:val="center"/>
+            <w:tcMar>
+              <w:top w:w="90" w:type="dxa"/>
+              <w:start w:w="100" w:type="dxa"/>
+              <w:bottom w:w="90" w:type="dxa"/>
+              <w:end w:w="100" w:type="dxa"/>
+            </w:tcMar>
+            <w:shd w:fill="EAF2F8"/>
+          </w:tcPr>
+          <w:p>
+            <w:pPr>
+              <w:spacing w:after="0"/>
+              <w:jc w:val="left"/>
+            </w:pPr>
             <w:r>
               <w:rPr>
-                <w:rFonts w:ascii="Consolas" w:hAnsi="Consolas"/>
-                <w:sz w:val="19"/>
+                <w:rFonts w:ascii="Arial" w:hAnsi="Arial"/>
+                <w:sz w:val="14"/>
               </w:rPr>
-              <w:t xml:space="preserve">   └── Valid   → Confirm</w:t>
-              <w:br/>
             </w:r>
+          </w:p>
+        </w:tc>
+        <w:tc>
+          <w:tcPr>
+            <w:tcW w:type="dxa" w:w="1224"/>
+            <w:vAlign w:val="center"/>
+            <w:tcMar>
+              <w:top w:w="90" w:type="dxa"/>
+              <w:start w:w="100" w:type="dxa"/>
+              <w:bottom w:w="90" w:type="dxa"/>
+              <w:end w:w="100" w:type="dxa"/>
+            </w:tcMar>
+            <w:shd w:fill="EAF2F8"/>
+          </w:tcPr>
+          <w:p>
+            <w:pPr>
+              <w:spacing w:after="0"/>
+              <w:jc w:val="left"/>
+            </w:pPr>
             <w:r>
               <w:rPr>
-                <w:rFonts w:ascii="Consolas" w:hAnsi="Consolas"/>
-                <w:sz w:val="19"/>
+                <w:rFonts w:ascii="Arial" w:hAnsi="Arial"/>
+                <w:sz w:val="14"/>
               </w:rPr>
-              <w:t xml:space="preserve">                  ↓</w:t>
-              <w:br/>
             </w:r>
+          </w:p>
+        </w:tc>
+        <w:tc>
+          <w:tcPr>
+            <w:tcW w:type="dxa" w:w="1080"/>
+            <w:vAlign w:val="center"/>
+            <w:tcMar>
+              <w:top w:w="90" w:type="dxa"/>
+              <w:start w:w="100" w:type="dxa"/>
+              <w:bottom w:w="90" w:type="dxa"/>
+              <w:end w:w="100" w:type="dxa"/>
+            </w:tcMar>
+            <w:shd w:fill="EAF2F8"/>
+          </w:tcPr>
+          <w:p>
+            <w:pPr>
+              <w:spacing w:after="0"/>
+              <w:jc w:val="left"/>
+            </w:pPr>
             <w:r>
               <w:rPr>
-                <w:rFonts w:ascii="Consolas" w:hAnsi="Consolas"/>
-                <w:sz w:val="19"/>
+                <w:rFonts w:ascii="Arial" w:hAnsi="Arial"/>
+                <w:sz w:val="14"/>
               </w:rPr>
-              <w:t xml:space="preserve">          Recalculate Balance</w:t>
-              <w:br/>
             </w:r>
+          </w:p>
+        </w:tc>
+        <w:tc>
+          <w:tcPr>
+            <w:tcW w:type="dxa" w:w="936"/>
+            <w:vAlign w:val="center"/>
+            <w:tcMar>
+              <w:top w:w="90" w:type="dxa"/>
+              <w:start w:w="100" w:type="dxa"/>
+              <w:bottom w:w="90" w:type="dxa"/>
+              <w:end w:w="100" w:type="dxa"/>
+            </w:tcMar>
+            <w:shd w:fill="EAF2F8"/>
+          </w:tcPr>
+          <w:p>
+            <w:pPr>
+              <w:spacing w:after="0"/>
+              <w:jc w:val="left"/>
+            </w:pPr>
             <w:r>
               <w:rPr>
-                <w:rFonts w:ascii="Consolas" w:hAnsi="Consolas"/>
-                <w:sz w:val="19"/>
+                <w:rFonts w:ascii="Arial" w:hAnsi="Arial"/>
+                <w:sz w:val="14"/>
               </w:rPr>
-              <w:t xml:space="preserve">                  ↓</w:t>
-              <w:br/>
             </w:r>
+          </w:p>
+        </w:tc>
+      </w:tr>
+      <w:tr>
+        <w:trPr>
+          <w:cantSplit w:val="true"/>
+        </w:trPr>
+        <w:tc>
+          <w:tcPr>
+            <w:tcW w:type="dxa" w:w="4608"/>
+            <w:vAlign w:val="center"/>
+            <w:tcMar>
+              <w:top w:w="90" w:type="dxa"/>
+              <w:start w:w="100" w:type="dxa"/>
+              <w:bottom w:w="90" w:type="dxa"/>
+              <w:end w:w="100" w:type="dxa"/>
+            </w:tcMar>
+          </w:tcPr>
+          <w:p>
+            <w:pPr>
+              <w:spacing w:after="0"/>
+              <w:jc w:val="center"/>
+            </w:pPr>
             <w:r>
               <w:rPr>
-                <w:rFonts w:ascii="Consolas" w:hAnsi="Consolas"/>
-                <w:sz w:val="19"/>
+                <w:rFonts w:ascii="Arial" w:hAnsi="Arial"/>
+                <w:sz w:val="14"/>
               </w:rPr>
-              <w:t xml:space="preserve">       Remaining / Fully Paid</w:t>
+              <w:t>FE-09.3 View Personal Payment History</w:t>
+            </w:r>
+          </w:p>
+        </w:tc>
+        <w:tc>
+          <w:tcPr>
+            <w:tcW w:type="dxa" w:w="1080"/>
+            <w:vAlign w:val="center"/>
+            <w:tcMar>
+              <w:top w:w="90" w:type="dxa"/>
+              <w:start w:w="100" w:type="dxa"/>
+              <w:bottom w:w="90" w:type="dxa"/>
+              <w:end w:w="100" w:type="dxa"/>
+            </w:tcMar>
+          </w:tcPr>
+          <w:p>
+            <w:pPr>
+              <w:spacing w:after="0"/>
+              <w:jc w:val="left"/>
+            </w:pPr>
+            <w:r>
+              <w:rPr>
+                <w:rFonts w:ascii="Arial" w:hAnsi="Arial"/>
+                <w:sz w:val="14"/>
+              </w:rPr>
+              <w:t>✓</w:t>
+            </w:r>
+          </w:p>
+        </w:tc>
+        <w:tc>
+          <w:tcPr>
+            <w:tcW w:type="dxa" w:w="864"/>
+            <w:vAlign w:val="center"/>
+            <w:tcMar>
+              <w:top w:w="90" w:type="dxa"/>
+              <w:start w:w="100" w:type="dxa"/>
+              <w:bottom w:w="90" w:type="dxa"/>
+              <w:end w:w="100" w:type="dxa"/>
+            </w:tcMar>
+          </w:tcPr>
+          <w:p>
+            <w:pPr>
+              <w:spacing w:after="0"/>
+              <w:jc w:val="left"/>
+            </w:pPr>
+            <w:r>
+              <w:rPr>
+                <w:rFonts w:ascii="Arial" w:hAnsi="Arial"/>
+                <w:sz w:val="14"/>
+              </w:rPr>
+            </w:r>
+          </w:p>
+        </w:tc>
+        <w:tc>
+          <w:tcPr>
+            <w:tcW w:type="dxa" w:w="1224"/>
+            <w:vAlign w:val="center"/>
+            <w:tcMar>
+              <w:top w:w="90" w:type="dxa"/>
+              <w:start w:w="100" w:type="dxa"/>
+              <w:bottom w:w="90" w:type="dxa"/>
+              <w:end w:w="100" w:type="dxa"/>
+            </w:tcMar>
+          </w:tcPr>
+          <w:p>
+            <w:pPr>
+              <w:spacing w:after="0"/>
+              <w:jc w:val="left"/>
+            </w:pPr>
+            <w:r>
+              <w:rPr>
+                <w:rFonts w:ascii="Arial" w:hAnsi="Arial"/>
+                <w:sz w:val="14"/>
+              </w:rPr>
+            </w:r>
+          </w:p>
+        </w:tc>
+        <w:tc>
+          <w:tcPr>
+            <w:tcW w:type="dxa" w:w="1080"/>
+            <w:vAlign w:val="center"/>
+            <w:tcMar>
+              <w:top w:w="90" w:type="dxa"/>
+              <w:start w:w="100" w:type="dxa"/>
+              <w:bottom w:w="90" w:type="dxa"/>
+              <w:end w:w="100" w:type="dxa"/>
+            </w:tcMar>
+          </w:tcPr>
+          <w:p>
+            <w:pPr>
+              <w:spacing w:after="0"/>
+              <w:jc w:val="left"/>
+            </w:pPr>
+            <w:r>
+              <w:rPr>
+                <w:rFonts w:ascii="Arial" w:hAnsi="Arial"/>
+                <w:sz w:val="14"/>
+              </w:rPr>
+            </w:r>
+          </w:p>
+        </w:tc>
+        <w:tc>
+          <w:tcPr>
+            <w:tcW w:type="dxa" w:w="936"/>
+            <w:vAlign w:val="center"/>
+            <w:tcMar>
+              <w:top w:w="90" w:type="dxa"/>
+              <w:start w:w="100" w:type="dxa"/>
+              <w:bottom w:w="90" w:type="dxa"/>
+              <w:end w:w="100" w:type="dxa"/>
+            </w:tcMar>
+          </w:tcPr>
+          <w:p>
+            <w:pPr>
+              <w:spacing w:after="0"/>
+              <w:jc w:val="left"/>
+            </w:pPr>
+            <w:r>
+              <w:rPr>
+                <w:rFonts w:ascii="Arial" w:hAnsi="Arial"/>
+                <w:sz w:val="14"/>
+              </w:rPr>
+            </w:r>
+          </w:p>
+        </w:tc>
+      </w:tr>
+      <w:tr>
+        <w:trPr>
+          <w:cantSplit w:val="true"/>
+        </w:trPr>
+        <w:tc>
+          <w:tcPr>
+            <w:tcW w:type="dxa" w:w="4608"/>
+            <w:vAlign w:val="center"/>
+            <w:tcMar>
+              <w:top w:w="90" w:type="dxa"/>
+              <w:start w:w="100" w:type="dxa"/>
+              <w:bottom w:w="90" w:type="dxa"/>
+              <w:end w:w="100" w:type="dxa"/>
+            </w:tcMar>
+            <w:shd w:fill="EAF2F8"/>
+          </w:tcPr>
+          <w:p>
+            <w:pPr>
+              <w:spacing w:after="0"/>
+              <w:jc w:val="center"/>
+            </w:pPr>
+            <w:r>
+              <w:rPr>
+                <w:rFonts w:ascii="Arial" w:hAnsi="Arial"/>
+                <w:sz w:val="14"/>
+              </w:rPr>
+              <w:t>FE-09.4 Record Payment Transactions</w:t>
+            </w:r>
+          </w:p>
+        </w:tc>
+        <w:tc>
+          <w:tcPr>
+            <w:tcW w:type="dxa" w:w="1080"/>
+            <w:vAlign w:val="center"/>
+            <w:tcMar>
+              <w:top w:w="90" w:type="dxa"/>
+              <w:start w:w="100" w:type="dxa"/>
+              <w:bottom w:w="90" w:type="dxa"/>
+              <w:end w:w="100" w:type="dxa"/>
+            </w:tcMar>
+            <w:shd w:fill="EAF2F8"/>
+          </w:tcPr>
+          <w:p>
+            <w:pPr>
+              <w:spacing w:after="0"/>
+              <w:jc w:val="left"/>
+            </w:pPr>
+            <w:r>
+              <w:rPr>
+                <w:rFonts w:ascii="Arial" w:hAnsi="Arial"/>
+                <w:sz w:val="14"/>
+              </w:rPr>
+            </w:r>
+          </w:p>
+        </w:tc>
+        <w:tc>
+          <w:tcPr>
+            <w:tcW w:type="dxa" w:w="864"/>
+            <w:vAlign w:val="center"/>
+            <w:tcMar>
+              <w:top w:w="90" w:type="dxa"/>
+              <w:start w:w="100" w:type="dxa"/>
+              <w:bottom w:w="90" w:type="dxa"/>
+              <w:end w:w="100" w:type="dxa"/>
+            </w:tcMar>
+            <w:shd w:fill="EAF2F8"/>
+          </w:tcPr>
+          <w:p>
+            <w:pPr>
+              <w:spacing w:after="0"/>
+              <w:jc w:val="left"/>
+            </w:pPr>
+            <w:r>
+              <w:rPr>
+                <w:rFonts w:ascii="Arial" w:hAnsi="Arial"/>
+                <w:sz w:val="14"/>
+              </w:rPr>
+            </w:r>
+          </w:p>
+        </w:tc>
+        <w:tc>
+          <w:tcPr>
+            <w:tcW w:type="dxa" w:w="1224"/>
+            <w:vAlign w:val="center"/>
+            <w:tcMar>
+              <w:top w:w="90" w:type="dxa"/>
+              <w:start w:w="100" w:type="dxa"/>
+              <w:bottom w:w="90" w:type="dxa"/>
+              <w:end w:w="100" w:type="dxa"/>
+            </w:tcMar>
+            <w:shd w:fill="EAF2F8"/>
+          </w:tcPr>
+          <w:p>
+            <w:pPr>
+              <w:spacing w:after="0"/>
+              <w:jc w:val="left"/>
+            </w:pPr>
+            <w:r>
+              <w:rPr>
+                <w:rFonts w:ascii="Arial" w:hAnsi="Arial"/>
+                <w:sz w:val="14"/>
+              </w:rPr>
+              <w:t>✓</w:t>
+            </w:r>
+          </w:p>
+        </w:tc>
+        <w:tc>
+          <w:tcPr>
+            <w:tcW w:type="dxa" w:w="1080"/>
+            <w:vAlign w:val="center"/>
+            <w:tcMar>
+              <w:top w:w="90" w:type="dxa"/>
+              <w:start w:w="100" w:type="dxa"/>
+              <w:bottom w:w="90" w:type="dxa"/>
+              <w:end w:w="100" w:type="dxa"/>
+            </w:tcMar>
+            <w:shd w:fill="EAF2F8"/>
+          </w:tcPr>
+          <w:p>
+            <w:pPr>
+              <w:spacing w:after="0"/>
+              <w:jc w:val="left"/>
+            </w:pPr>
+            <w:r>
+              <w:rPr>
+                <w:rFonts w:ascii="Arial" w:hAnsi="Arial"/>
+                <w:sz w:val="14"/>
+              </w:rPr>
+            </w:r>
+          </w:p>
+        </w:tc>
+        <w:tc>
+          <w:tcPr>
+            <w:tcW w:type="dxa" w:w="936"/>
+            <w:vAlign w:val="center"/>
+            <w:tcMar>
+              <w:top w:w="90" w:type="dxa"/>
+              <w:start w:w="100" w:type="dxa"/>
+              <w:bottom w:w="90" w:type="dxa"/>
+              <w:end w:w="100" w:type="dxa"/>
+            </w:tcMar>
+            <w:shd w:fill="EAF2F8"/>
+          </w:tcPr>
+          <w:p>
+            <w:pPr>
+              <w:spacing w:after="0"/>
+              <w:jc w:val="left"/>
+            </w:pPr>
+            <w:r>
+              <w:rPr>
+                <w:rFonts w:ascii="Arial" w:hAnsi="Arial"/>
+                <w:sz w:val="14"/>
+              </w:rPr>
+            </w:r>
+          </w:p>
+        </w:tc>
+      </w:tr>
+      <w:tr>
+        <w:trPr>
+          <w:cantSplit w:val="true"/>
+        </w:trPr>
+        <w:tc>
+          <w:tcPr>
+            <w:tcW w:type="dxa" w:w="4608"/>
+            <w:vAlign w:val="center"/>
+            <w:tcMar>
+              <w:top w:w="90" w:type="dxa"/>
+              <w:start w:w="100" w:type="dxa"/>
+              <w:bottom w:w="90" w:type="dxa"/>
+              <w:end w:w="100" w:type="dxa"/>
+            </w:tcMar>
+          </w:tcPr>
+          <w:p>
+            <w:pPr>
+              <w:spacing w:after="0"/>
+              <w:jc w:val="center"/>
+            </w:pPr>
+            <w:r>
+              <w:rPr>
+                <w:rFonts w:ascii="Arial" w:hAnsi="Arial"/>
+                <w:sz w:val="14"/>
+              </w:rPr>
+              <w:t>FE-09.5 Review and Verify Payments</w:t>
+            </w:r>
+          </w:p>
+        </w:tc>
+        <w:tc>
+          <w:tcPr>
+            <w:tcW w:type="dxa" w:w="1080"/>
+            <w:vAlign w:val="center"/>
+            <w:tcMar>
+              <w:top w:w="90" w:type="dxa"/>
+              <w:start w:w="100" w:type="dxa"/>
+              <w:bottom w:w="90" w:type="dxa"/>
+              <w:end w:w="100" w:type="dxa"/>
+            </w:tcMar>
+          </w:tcPr>
+          <w:p>
+            <w:pPr>
+              <w:spacing w:after="0"/>
+              <w:jc w:val="left"/>
+            </w:pPr>
+            <w:r>
+              <w:rPr>
+                <w:rFonts w:ascii="Arial" w:hAnsi="Arial"/>
+                <w:sz w:val="14"/>
+              </w:rPr>
+            </w:r>
+          </w:p>
+        </w:tc>
+        <w:tc>
+          <w:tcPr>
+            <w:tcW w:type="dxa" w:w="864"/>
+            <w:vAlign w:val="center"/>
+            <w:tcMar>
+              <w:top w:w="90" w:type="dxa"/>
+              <w:start w:w="100" w:type="dxa"/>
+              <w:bottom w:w="90" w:type="dxa"/>
+              <w:end w:w="100" w:type="dxa"/>
+            </w:tcMar>
+          </w:tcPr>
+          <w:p>
+            <w:pPr>
+              <w:spacing w:after="0"/>
+              <w:jc w:val="left"/>
+            </w:pPr>
+            <w:r>
+              <w:rPr>
+                <w:rFonts w:ascii="Arial" w:hAnsi="Arial"/>
+                <w:sz w:val="14"/>
+              </w:rPr>
+            </w:r>
+          </w:p>
+        </w:tc>
+        <w:tc>
+          <w:tcPr>
+            <w:tcW w:type="dxa" w:w="1224"/>
+            <w:vAlign w:val="center"/>
+            <w:tcMar>
+              <w:top w:w="90" w:type="dxa"/>
+              <w:start w:w="100" w:type="dxa"/>
+              <w:bottom w:w="90" w:type="dxa"/>
+              <w:end w:w="100" w:type="dxa"/>
+            </w:tcMar>
+          </w:tcPr>
+          <w:p>
+            <w:pPr>
+              <w:spacing w:after="0"/>
+              <w:jc w:val="left"/>
+            </w:pPr>
+            <w:r>
+              <w:rPr>
+                <w:rFonts w:ascii="Arial" w:hAnsi="Arial"/>
+                <w:sz w:val="14"/>
+              </w:rPr>
+              <w:t>✓</w:t>
+            </w:r>
+          </w:p>
+        </w:tc>
+        <w:tc>
+          <w:tcPr>
+            <w:tcW w:type="dxa" w:w="1080"/>
+            <w:vAlign w:val="center"/>
+            <w:tcMar>
+              <w:top w:w="90" w:type="dxa"/>
+              <w:start w:w="100" w:type="dxa"/>
+              <w:bottom w:w="90" w:type="dxa"/>
+              <w:end w:w="100" w:type="dxa"/>
+            </w:tcMar>
+          </w:tcPr>
+          <w:p>
+            <w:pPr>
+              <w:spacing w:after="0"/>
+              <w:jc w:val="left"/>
+            </w:pPr>
+            <w:r>
+              <w:rPr>
+                <w:rFonts w:ascii="Arial" w:hAnsi="Arial"/>
+                <w:sz w:val="14"/>
+              </w:rPr>
+            </w:r>
+          </w:p>
+        </w:tc>
+        <w:tc>
+          <w:tcPr>
+            <w:tcW w:type="dxa" w:w="936"/>
+            <w:vAlign w:val="center"/>
+            <w:tcMar>
+              <w:top w:w="90" w:type="dxa"/>
+              <w:start w:w="100" w:type="dxa"/>
+              <w:bottom w:w="90" w:type="dxa"/>
+              <w:end w:w="100" w:type="dxa"/>
+            </w:tcMar>
+          </w:tcPr>
+          <w:p>
+            <w:pPr>
+              <w:spacing w:after="0"/>
+              <w:jc w:val="left"/>
+            </w:pPr>
+            <w:r>
+              <w:rPr>
+                <w:rFonts w:ascii="Arial" w:hAnsi="Arial"/>
+                <w:sz w:val="14"/>
+              </w:rPr>
+            </w:r>
+          </w:p>
+        </w:tc>
+      </w:tr>
+      <w:tr>
+        <w:trPr>
+          <w:cantSplit w:val="true"/>
+        </w:trPr>
+        <w:tc>
+          <w:tcPr>
+            <w:tcW w:type="dxa" w:w="4608"/>
+            <w:vAlign w:val="center"/>
+            <w:tcMar>
+              <w:top w:w="90" w:type="dxa"/>
+              <w:start w:w="100" w:type="dxa"/>
+              <w:bottom w:w="90" w:type="dxa"/>
+              <w:end w:w="100" w:type="dxa"/>
+            </w:tcMar>
+            <w:shd w:fill="EAF2F8"/>
+          </w:tcPr>
+          <w:p>
+            <w:pPr>
+              <w:spacing w:after="0"/>
+              <w:jc w:val="center"/>
+            </w:pPr>
+            <w:r>
+              <w:rPr>
+                <w:rFonts w:ascii="Arial" w:hAnsi="Arial"/>
+                <w:sz w:val="14"/>
+              </w:rPr>
+              <w:t>FE-09.6 Confirm or Reject Payments</w:t>
+            </w:r>
+          </w:p>
+        </w:tc>
+        <w:tc>
+          <w:tcPr>
+            <w:tcW w:type="dxa" w:w="1080"/>
+            <w:vAlign w:val="center"/>
+            <w:tcMar>
+              <w:top w:w="90" w:type="dxa"/>
+              <w:start w:w="100" w:type="dxa"/>
+              <w:bottom w:w="90" w:type="dxa"/>
+              <w:end w:w="100" w:type="dxa"/>
+            </w:tcMar>
+            <w:shd w:fill="EAF2F8"/>
+          </w:tcPr>
+          <w:p>
+            <w:pPr>
+              <w:spacing w:after="0"/>
+              <w:jc w:val="left"/>
+            </w:pPr>
+            <w:r>
+              <w:rPr>
+                <w:rFonts w:ascii="Arial" w:hAnsi="Arial"/>
+                <w:sz w:val="14"/>
+              </w:rPr>
+            </w:r>
+          </w:p>
+        </w:tc>
+        <w:tc>
+          <w:tcPr>
+            <w:tcW w:type="dxa" w:w="864"/>
+            <w:vAlign w:val="center"/>
+            <w:tcMar>
+              <w:top w:w="90" w:type="dxa"/>
+              <w:start w:w="100" w:type="dxa"/>
+              <w:bottom w:w="90" w:type="dxa"/>
+              <w:end w:w="100" w:type="dxa"/>
+            </w:tcMar>
+            <w:shd w:fill="EAF2F8"/>
+          </w:tcPr>
+          <w:p>
+            <w:pPr>
+              <w:spacing w:after="0"/>
+              <w:jc w:val="left"/>
+            </w:pPr>
+            <w:r>
+              <w:rPr>
+                <w:rFonts w:ascii="Arial" w:hAnsi="Arial"/>
+                <w:sz w:val="14"/>
+              </w:rPr>
+            </w:r>
+          </w:p>
+        </w:tc>
+        <w:tc>
+          <w:tcPr>
+            <w:tcW w:type="dxa" w:w="1224"/>
+            <w:vAlign w:val="center"/>
+            <w:tcMar>
+              <w:top w:w="90" w:type="dxa"/>
+              <w:start w:w="100" w:type="dxa"/>
+              <w:bottom w:w="90" w:type="dxa"/>
+              <w:end w:w="100" w:type="dxa"/>
+            </w:tcMar>
+            <w:shd w:fill="EAF2F8"/>
+          </w:tcPr>
+          <w:p>
+            <w:pPr>
+              <w:spacing w:after="0"/>
+              <w:jc w:val="left"/>
+            </w:pPr>
+            <w:r>
+              <w:rPr>
+                <w:rFonts w:ascii="Arial" w:hAnsi="Arial"/>
+                <w:sz w:val="14"/>
+              </w:rPr>
+              <w:t>✓</w:t>
+            </w:r>
+          </w:p>
+        </w:tc>
+        <w:tc>
+          <w:tcPr>
+            <w:tcW w:type="dxa" w:w="1080"/>
+            <w:vAlign w:val="center"/>
+            <w:tcMar>
+              <w:top w:w="90" w:type="dxa"/>
+              <w:start w:w="100" w:type="dxa"/>
+              <w:bottom w:w="90" w:type="dxa"/>
+              <w:end w:w="100" w:type="dxa"/>
+            </w:tcMar>
+            <w:shd w:fill="EAF2F8"/>
+          </w:tcPr>
+          <w:p>
+            <w:pPr>
+              <w:spacing w:after="0"/>
+              <w:jc w:val="left"/>
+            </w:pPr>
+            <w:r>
+              <w:rPr>
+                <w:rFonts w:ascii="Arial" w:hAnsi="Arial"/>
+                <w:sz w:val="14"/>
+              </w:rPr>
+            </w:r>
+          </w:p>
+        </w:tc>
+        <w:tc>
+          <w:tcPr>
+            <w:tcW w:type="dxa" w:w="936"/>
+            <w:vAlign w:val="center"/>
+            <w:tcMar>
+              <w:top w:w="90" w:type="dxa"/>
+              <w:start w:w="100" w:type="dxa"/>
+              <w:bottom w:w="90" w:type="dxa"/>
+              <w:end w:w="100" w:type="dxa"/>
+            </w:tcMar>
+            <w:shd w:fill="EAF2F8"/>
+          </w:tcPr>
+          <w:p>
+            <w:pPr>
+              <w:spacing w:after="0"/>
+              <w:jc w:val="left"/>
+            </w:pPr>
+            <w:r>
+              <w:rPr>
+                <w:rFonts w:ascii="Arial" w:hAnsi="Arial"/>
+                <w:sz w:val="14"/>
+              </w:rPr>
+            </w:r>
+          </w:p>
+        </w:tc>
+      </w:tr>
+      <w:tr>
+        <w:trPr>
+          <w:cantSplit w:val="true"/>
+        </w:trPr>
+        <w:tc>
+          <w:tcPr>
+            <w:tcW w:type="dxa" w:w="4608"/>
+            <w:vAlign w:val="center"/>
+            <w:tcMar>
+              <w:top w:w="90" w:type="dxa"/>
+              <w:start w:w="100" w:type="dxa"/>
+              <w:bottom w:w="90" w:type="dxa"/>
+              <w:end w:w="100" w:type="dxa"/>
+            </w:tcMar>
+          </w:tcPr>
+          <w:p>
+            <w:pPr>
+              <w:spacing w:after="0"/>
+              <w:jc w:val="center"/>
+            </w:pPr>
+            <w:r>
+              <w:rPr>
+                <w:rFonts w:ascii="Arial" w:hAnsi="Arial"/>
+                <w:sz w:val="14"/>
+              </w:rPr>
+              <w:t>FE-09.7 Track Invoice Settlement and Outstanding Balance</w:t>
+            </w:r>
+          </w:p>
+        </w:tc>
+        <w:tc>
+          <w:tcPr>
+            <w:tcW w:type="dxa" w:w="1080"/>
+            <w:vAlign w:val="center"/>
+            <w:tcMar>
+              <w:top w:w="90" w:type="dxa"/>
+              <w:start w:w="100" w:type="dxa"/>
+              <w:bottom w:w="90" w:type="dxa"/>
+              <w:end w:w="100" w:type="dxa"/>
+            </w:tcMar>
+          </w:tcPr>
+          <w:p>
+            <w:pPr>
+              <w:spacing w:after="0"/>
+              <w:jc w:val="left"/>
+            </w:pPr>
+            <w:r>
+              <w:rPr>
+                <w:rFonts w:ascii="Arial" w:hAnsi="Arial"/>
+                <w:sz w:val="14"/>
+              </w:rPr>
+            </w:r>
+          </w:p>
+        </w:tc>
+        <w:tc>
+          <w:tcPr>
+            <w:tcW w:type="dxa" w:w="864"/>
+            <w:vAlign w:val="center"/>
+            <w:tcMar>
+              <w:top w:w="90" w:type="dxa"/>
+              <w:start w:w="100" w:type="dxa"/>
+              <w:bottom w:w="90" w:type="dxa"/>
+              <w:end w:w="100" w:type="dxa"/>
+            </w:tcMar>
+          </w:tcPr>
+          <w:p>
+            <w:pPr>
+              <w:spacing w:after="0"/>
+              <w:jc w:val="left"/>
+            </w:pPr>
+            <w:r>
+              <w:rPr>
+                <w:rFonts w:ascii="Arial" w:hAnsi="Arial"/>
+                <w:sz w:val="14"/>
+              </w:rPr>
+            </w:r>
+          </w:p>
+        </w:tc>
+        <w:tc>
+          <w:tcPr>
+            <w:tcW w:type="dxa" w:w="1224"/>
+            <w:vAlign w:val="center"/>
+            <w:tcMar>
+              <w:top w:w="90" w:type="dxa"/>
+              <w:start w:w="100" w:type="dxa"/>
+              <w:bottom w:w="90" w:type="dxa"/>
+              <w:end w:w="100" w:type="dxa"/>
+            </w:tcMar>
+          </w:tcPr>
+          <w:p>
+            <w:pPr>
+              <w:spacing w:after="0"/>
+              <w:jc w:val="left"/>
+            </w:pPr>
+            <w:r>
+              <w:rPr>
+                <w:rFonts w:ascii="Arial" w:hAnsi="Arial"/>
+                <w:sz w:val="14"/>
+              </w:rPr>
+              <w:t>✓</w:t>
+            </w:r>
+          </w:p>
+        </w:tc>
+        <w:tc>
+          <w:tcPr>
+            <w:tcW w:type="dxa" w:w="1080"/>
+            <w:vAlign w:val="center"/>
+            <w:tcMar>
+              <w:top w:w="90" w:type="dxa"/>
+              <w:start w:w="100" w:type="dxa"/>
+              <w:bottom w:w="90" w:type="dxa"/>
+              <w:end w:w="100" w:type="dxa"/>
+            </w:tcMar>
+          </w:tcPr>
+          <w:p>
+            <w:pPr>
+              <w:spacing w:after="0"/>
+              <w:jc w:val="left"/>
+            </w:pPr>
+            <w:r>
+              <w:rPr>
+                <w:rFonts w:ascii="Arial" w:hAnsi="Arial"/>
+                <w:sz w:val="14"/>
+              </w:rPr>
+            </w:r>
+          </w:p>
+        </w:tc>
+        <w:tc>
+          <w:tcPr>
+            <w:tcW w:type="dxa" w:w="936"/>
+            <w:vAlign w:val="center"/>
+            <w:tcMar>
+              <w:top w:w="90" w:type="dxa"/>
+              <w:start w:w="100" w:type="dxa"/>
+              <w:bottom w:w="90" w:type="dxa"/>
+              <w:end w:w="100" w:type="dxa"/>
+            </w:tcMar>
+          </w:tcPr>
+          <w:p>
+            <w:pPr>
+              <w:spacing w:after="0"/>
+              <w:jc w:val="left"/>
+            </w:pPr>
+            <w:r>
+              <w:rPr>
+                <w:rFonts w:ascii="Arial" w:hAnsi="Arial"/>
+                <w:sz w:val="14"/>
+              </w:rPr>
+            </w:r>
+          </w:p>
+        </w:tc>
+      </w:tr>
+      <w:tr>
+        <w:trPr>
+          <w:cantSplit w:val="true"/>
+        </w:trPr>
+        <w:tc>
+          <w:tcPr>
+            <w:tcW w:type="dxa" w:w="4608"/>
+            <w:vAlign w:val="center"/>
+            <w:tcMar>
+              <w:top w:w="90" w:type="dxa"/>
+              <w:start w:w="100" w:type="dxa"/>
+              <w:bottom w:w="90" w:type="dxa"/>
+              <w:end w:w="100" w:type="dxa"/>
+            </w:tcMar>
+            <w:shd w:fill="EAF2F8"/>
+          </w:tcPr>
+          <w:p>
+            <w:pPr>
+              <w:spacing w:after="0"/>
+              <w:jc w:val="center"/>
+            </w:pPr>
+            <w:r>
+              <w:rPr>
+                <w:rFonts w:ascii="Arial" w:hAnsi="Arial"/>
+                <w:sz w:val="14"/>
+              </w:rPr>
+              <w:t>FE-09.8 Monitor Overdue Debts</w:t>
+            </w:r>
+          </w:p>
+        </w:tc>
+        <w:tc>
+          <w:tcPr>
+            <w:tcW w:type="dxa" w:w="1080"/>
+            <w:vAlign w:val="center"/>
+            <w:tcMar>
+              <w:top w:w="90" w:type="dxa"/>
+              <w:start w:w="100" w:type="dxa"/>
+              <w:bottom w:w="90" w:type="dxa"/>
+              <w:end w:w="100" w:type="dxa"/>
+            </w:tcMar>
+            <w:shd w:fill="EAF2F8"/>
+          </w:tcPr>
+          <w:p>
+            <w:pPr>
+              <w:spacing w:after="0"/>
+              <w:jc w:val="left"/>
+            </w:pPr>
+            <w:r>
+              <w:rPr>
+                <w:rFonts w:ascii="Arial" w:hAnsi="Arial"/>
+                <w:sz w:val="14"/>
+              </w:rPr>
+            </w:r>
+          </w:p>
+        </w:tc>
+        <w:tc>
+          <w:tcPr>
+            <w:tcW w:type="dxa" w:w="864"/>
+            <w:vAlign w:val="center"/>
+            <w:tcMar>
+              <w:top w:w="90" w:type="dxa"/>
+              <w:start w:w="100" w:type="dxa"/>
+              <w:bottom w:w="90" w:type="dxa"/>
+              <w:end w:w="100" w:type="dxa"/>
+            </w:tcMar>
+            <w:shd w:fill="EAF2F8"/>
+          </w:tcPr>
+          <w:p>
+            <w:pPr>
+              <w:spacing w:after="0"/>
+              <w:jc w:val="left"/>
+            </w:pPr>
+            <w:r>
+              <w:rPr>
+                <w:rFonts w:ascii="Arial" w:hAnsi="Arial"/>
+                <w:sz w:val="14"/>
+              </w:rPr>
+            </w:r>
+          </w:p>
+        </w:tc>
+        <w:tc>
+          <w:tcPr>
+            <w:tcW w:type="dxa" w:w="1224"/>
+            <w:vAlign w:val="center"/>
+            <w:tcMar>
+              <w:top w:w="90" w:type="dxa"/>
+              <w:start w:w="100" w:type="dxa"/>
+              <w:bottom w:w="90" w:type="dxa"/>
+              <w:end w:w="100" w:type="dxa"/>
+            </w:tcMar>
+            <w:shd w:fill="EAF2F8"/>
+          </w:tcPr>
+          <w:p>
+            <w:pPr>
+              <w:spacing w:after="0"/>
+              <w:jc w:val="left"/>
+            </w:pPr>
+            <w:r>
+              <w:rPr>
+                <w:rFonts w:ascii="Arial" w:hAnsi="Arial"/>
+                <w:sz w:val="14"/>
+              </w:rPr>
+              <w:t>✓</w:t>
+            </w:r>
+          </w:p>
+        </w:tc>
+        <w:tc>
+          <w:tcPr>
+            <w:tcW w:type="dxa" w:w="1080"/>
+            <w:vAlign w:val="center"/>
+            <w:tcMar>
+              <w:top w:w="90" w:type="dxa"/>
+              <w:start w:w="100" w:type="dxa"/>
+              <w:bottom w:w="90" w:type="dxa"/>
+              <w:end w:w="100" w:type="dxa"/>
+            </w:tcMar>
+            <w:shd w:fill="EAF2F8"/>
+          </w:tcPr>
+          <w:p>
+            <w:pPr>
+              <w:spacing w:after="0"/>
+              <w:jc w:val="left"/>
+            </w:pPr>
+            <w:r>
+              <w:rPr>
+                <w:rFonts w:ascii="Arial" w:hAnsi="Arial"/>
+                <w:sz w:val="14"/>
+              </w:rPr>
+            </w:r>
+          </w:p>
+        </w:tc>
+        <w:tc>
+          <w:tcPr>
+            <w:tcW w:type="dxa" w:w="936"/>
+            <w:vAlign w:val="center"/>
+            <w:tcMar>
+              <w:top w:w="90" w:type="dxa"/>
+              <w:start w:w="100" w:type="dxa"/>
+              <w:bottom w:w="90" w:type="dxa"/>
+              <w:end w:w="100" w:type="dxa"/>
+            </w:tcMar>
+            <w:shd w:fill="EAF2F8"/>
+          </w:tcPr>
+          <w:p>
+            <w:pPr>
+              <w:spacing w:after="0"/>
+              <w:jc w:val="left"/>
+            </w:pPr>
+            <w:r>
+              <w:rPr>
+                <w:rFonts w:ascii="Arial" w:hAnsi="Arial"/>
+                <w:sz w:val="14"/>
+              </w:rPr>
+            </w:r>
+          </w:p>
+        </w:tc>
+      </w:tr>
+      <w:tr>
+        <w:trPr>
+          <w:cantSplit w:val="true"/>
+        </w:trPr>
+        <w:tc>
+          <w:tcPr>
+            <w:tcW w:type="dxa" w:w="4608"/>
+            <w:vAlign w:val="center"/>
+            <w:tcMar>
+              <w:top w:w="90" w:type="dxa"/>
+              <w:start w:w="100" w:type="dxa"/>
+              <w:bottom w:w="90" w:type="dxa"/>
+              <w:end w:w="100" w:type="dxa"/>
+            </w:tcMar>
+          </w:tcPr>
+          <w:p>
+            <w:pPr>
+              <w:spacing w:after="0"/>
+              <w:jc w:val="center"/>
+            </w:pPr>
+            <w:r>
+              <w:rPr>
+                <w:rFonts w:ascii="Arial" w:hAnsi="Arial"/>
+                <w:sz w:val="14"/>
+              </w:rPr>
+              <w:t>FE-09.9 Search and Filter Payments and Debts</w:t>
+            </w:r>
+          </w:p>
+        </w:tc>
+        <w:tc>
+          <w:tcPr>
+            <w:tcW w:type="dxa" w:w="1080"/>
+            <w:vAlign w:val="center"/>
+            <w:tcMar>
+              <w:top w:w="90" w:type="dxa"/>
+              <w:start w:w="100" w:type="dxa"/>
+              <w:bottom w:w="90" w:type="dxa"/>
+              <w:end w:w="100" w:type="dxa"/>
+            </w:tcMar>
+          </w:tcPr>
+          <w:p>
+            <w:pPr>
+              <w:spacing w:after="0"/>
+              <w:jc w:val="left"/>
+            </w:pPr>
+            <w:r>
+              <w:rPr>
+                <w:rFonts w:ascii="Arial" w:hAnsi="Arial"/>
+                <w:sz w:val="14"/>
+              </w:rPr>
+            </w:r>
+          </w:p>
+        </w:tc>
+        <w:tc>
+          <w:tcPr>
+            <w:tcW w:type="dxa" w:w="864"/>
+            <w:vAlign w:val="center"/>
+            <w:tcMar>
+              <w:top w:w="90" w:type="dxa"/>
+              <w:start w:w="100" w:type="dxa"/>
+              <w:bottom w:w="90" w:type="dxa"/>
+              <w:end w:w="100" w:type="dxa"/>
+            </w:tcMar>
+          </w:tcPr>
+          <w:p>
+            <w:pPr>
+              <w:spacing w:after="0"/>
+              <w:jc w:val="left"/>
+            </w:pPr>
+            <w:r>
+              <w:rPr>
+                <w:rFonts w:ascii="Arial" w:hAnsi="Arial"/>
+                <w:sz w:val="14"/>
+              </w:rPr>
+            </w:r>
+          </w:p>
+        </w:tc>
+        <w:tc>
+          <w:tcPr>
+            <w:tcW w:type="dxa" w:w="1224"/>
+            <w:vAlign w:val="center"/>
+            <w:tcMar>
+              <w:top w:w="90" w:type="dxa"/>
+              <w:start w:w="100" w:type="dxa"/>
+              <w:bottom w:w="90" w:type="dxa"/>
+              <w:end w:w="100" w:type="dxa"/>
+            </w:tcMar>
+          </w:tcPr>
+          <w:p>
+            <w:pPr>
+              <w:spacing w:after="0"/>
+              <w:jc w:val="left"/>
+            </w:pPr>
+            <w:r>
+              <w:rPr>
+                <w:rFonts w:ascii="Arial" w:hAnsi="Arial"/>
+                <w:sz w:val="14"/>
+              </w:rPr>
+              <w:t>✓</w:t>
+            </w:r>
+          </w:p>
+        </w:tc>
+        <w:tc>
+          <w:tcPr>
+            <w:tcW w:type="dxa" w:w="1080"/>
+            <w:vAlign w:val="center"/>
+            <w:tcMar>
+              <w:top w:w="90" w:type="dxa"/>
+              <w:start w:w="100" w:type="dxa"/>
+              <w:bottom w:w="90" w:type="dxa"/>
+              <w:end w:w="100" w:type="dxa"/>
+            </w:tcMar>
+          </w:tcPr>
+          <w:p>
+            <w:pPr>
+              <w:spacing w:after="0"/>
+              <w:jc w:val="left"/>
+            </w:pPr>
+            <w:r>
+              <w:rPr>
+                <w:rFonts w:ascii="Arial" w:hAnsi="Arial"/>
+                <w:sz w:val="14"/>
+              </w:rPr>
+            </w:r>
+          </w:p>
+        </w:tc>
+        <w:tc>
+          <w:tcPr>
+            <w:tcW w:type="dxa" w:w="936"/>
+            <w:vAlign w:val="center"/>
+            <w:tcMar>
+              <w:top w:w="90" w:type="dxa"/>
+              <w:start w:w="100" w:type="dxa"/>
+              <w:bottom w:w="90" w:type="dxa"/>
+              <w:end w:w="100" w:type="dxa"/>
+            </w:tcMar>
+          </w:tcPr>
+          <w:p>
+            <w:pPr>
+              <w:spacing w:after="0"/>
+              <w:jc w:val="left"/>
+            </w:pPr>
+            <w:r>
+              <w:rPr>
+                <w:rFonts w:ascii="Arial" w:hAnsi="Arial"/>
+                <w:sz w:val="14"/>
+              </w:rPr>
+            </w:r>
+          </w:p>
+        </w:tc>
+      </w:tr>
+      <w:tr>
+        <w:trPr>
+          <w:cantSplit w:val="true"/>
+        </w:trPr>
+        <w:tc>
+          <w:tcPr>
+            <w:tcW w:type="dxa" w:w="4608"/>
+            <w:vAlign w:val="center"/>
+            <w:tcMar>
+              <w:top w:w="90" w:type="dxa"/>
+              <w:start w:w="100" w:type="dxa"/>
+              <w:bottom w:w="90" w:type="dxa"/>
+              <w:end w:w="100" w:type="dxa"/>
+            </w:tcMar>
+            <w:shd w:fill="EAF2F8"/>
+          </w:tcPr>
+          <w:p>
+            <w:pPr>
+              <w:spacing w:after="0"/>
+              <w:jc w:val="center"/>
+            </w:pPr>
+            <w:r>
+              <w:rPr>
+                <w:rFonts w:ascii="Arial" w:hAnsi="Arial"/>
+                <w:sz w:val="14"/>
+              </w:rPr>
+              <w:t>FE-09.10 Manage Payment and Debt Reminders</w:t>
+            </w:r>
+          </w:p>
+        </w:tc>
+        <w:tc>
+          <w:tcPr>
+            <w:tcW w:type="dxa" w:w="1080"/>
+            <w:vAlign w:val="center"/>
+            <w:tcMar>
+              <w:top w:w="90" w:type="dxa"/>
+              <w:start w:w="100" w:type="dxa"/>
+              <w:bottom w:w="90" w:type="dxa"/>
+              <w:end w:w="100" w:type="dxa"/>
+            </w:tcMar>
+            <w:shd w:fill="EAF2F8"/>
+          </w:tcPr>
+          <w:p>
+            <w:pPr>
+              <w:spacing w:after="0"/>
+              <w:jc w:val="left"/>
+            </w:pPr>
+            <w:r>
+              <w:rPr>
+                <w:rFonts w:ascii="Arial" w:hAnsi="Arial"/>
+                <w:sz w:val="14"/>
+              </w:rPr>
+            </w:r>
+          </w:p>
+        </w:tc>
+        <w:tc>
+          <w:tcPr>
+            <w:tcW w:type="dxa" w:w="864"/>
+            <w:vAlign w:val="center"/>
+            <w:tcMar>
+              <w:top w:w="90" w:type="dxa"/>
+              <w:start w:w="100" w:type="dxa"/>
+              <w:bottom w:w="90" w:type="dxa"/>
+              <w:end w:w="100" w:type="dxa"/>
+            </w:tcMar>
+            <w:shd w:fill="EAF2F8"/>
+          </w:tcPr>
+          <w:p>
+            <w:pPr>
+              <w:spacing w:after="0"/>
+              <w:jc w:val="left"/>
+            </w:pPr>
+            <w:r>
+              <w:rPr>
+                <w:rFonts w:ascii="Arial" w:hAnsi="Arial"/>
+                <w:sz w:val="14"/>
+              </w:rPr>
+            </w:r>
+          </w:p>
+        </w:tc>
+        <w:tc>
+          <w:tcPr>
+            <w:tcW w:type="dxa" w:w="1224"/>
+            <w:vAlign w:val="center"/>
+            <w:tcMar>
+              <w:top w:w="90" w:type="dxa"/>
+              <w:start w:w="100" w:type="dxa"/>
+              <w:bottom w:w="90" w:type="dxa"/>
+              <w:end w:w="100" w:type="dxa"/>
+            </w:tcMar>
+            <w:shd w:fill="EAF2F8"/>
+          </w:tcPr>
+          <w:p>
+            <w:pPr>
+              <w:spacing w:after="0"/>
+              <w:jc w:val="left"/>
+            </w:pPr>
+            <w:r>
+              <w:rPr>
+                <w:rFonts w:ascii="Arial" w:hAnsi="Arial"/>
+                <w:sz w:val="14"/>
+              </w:rPr>
+              <w:t>✓</w:t>
+            </w:r>
+          </w:p>
+        </w:tc>
+        <w:tc>
+          <w:tcPr>
+            <w:tcW w:type="dxa" w:w="1080"/>
+            <w:vAlign w:val="center"/>
+            <w:tcMar>
+              <w:top w:w="90" w:type="dxa"/>
+              <w:start w:w="100" w:type="dxa"/>
+              <w:bottom w:w="90" w:type="dxa"/>
+              <w:end w:w="100" w:type="dxa"/>
+            </w:tcMar>
+            <w:shd w:fill="EAF2F8"/>
+          </w:tcPr>
+          <w:p>
+            <w:pPr>
+              <w:spacing w:after="0"/>
+              <w:jc w:val="left"/>
+            </w:pPr>
+            <w:r>
+              <w:rPr>
+                <w:rFonts w:ascii="Arial" w:hAnsi="Arial"/>
+                <w:sz w:val="14"/>
+              </w:rPr>
+            </w:r>
+          </w:p>
+        </w:tc>
+        <w:tc>
+          <w:tcPr>
+            <w:tcW w:type="dxa" w:w="936"/>
+            <w:vAlign w:val="center"/>
+            <w:tcMar>
+              <w:top w:w="90" w:type="dxa"/>
+              <w:start w:w="100" w:type="dxa"/>
+              <w:bottom w:w="90" w:type="dxa"/>
+              <w:end w:w="100" w:type="dxa"/>
+            </w:tcMar>
+            <w:shd w:fill="EAF2F8"/>
+          </w:tcPr>
+          <w:p>
+            <w:pPr>
+              <w:spacing w:after="0"/>
+              <w:jc w:val="left"/>
+            </w:pPr>
+            <w:r>
+              <w:rPr>
+                <w:rFonts w:ascii="Arial" w:hAnsi="Arial"/>
+                <w:sz w:val="14"/>
+              </w:rPr>
+            </w:r>
+          </w:p>
+        </w:tc>
+      </w:tr>
+      <w:tr>
+        <w:trPr>
+          <w:cantSplit w:val="true"/>
+        </w:trPr>
+        <w:tc>
+          <w:tcPr>
+            <w:tcW w:type="dxa" w:w="4608"/>
+            <w:vAlign w:val="center"/>
+            <w:tcMar>
+              <w:top w:w="90" w:type="dxa"/>
+              <w:start w:w="100" w:type="dxa"/>
+              <w:bottom w:w="90" w:type="dxa"/>
+              <w:end w:w="100" w:type="dxa"/>
+            </w:tcMar>
+          </w:tcPr>
+          <w:p>
+            <w:pPr>
+              <w:spacing w:after="0"/>
+              <w:jc w:val="center"/>
+            </w:pPr>
+            <w:r>
+              <w:rPr>
+                <w:rFonts w:ascii="Arial" w:hAnsi="Arial"/>
+                <w:sz w:val="14"/>
+              </w:rPr>
+              <w:t>FE-09.11 View Payment and Debt Information</w:t>
+            </w:r>
+          </w:p>
+        </w:tc>
+        <w:tc>
+          <w:tcPr>
+            <w:tcW w:type="dxa" w:w="1080"/>
+            <w:vAlign w:val="center"/>
+            <w:tcMar>
+              <w:top w:w="90" w:type="dxa"/>
+              <w:start w:w="100" w:type="dxa"/>
+              <w:bottom w:w="90" w:type="dxa"/>
+              <w:end w:w="100" w:type="dxa"/>
+            </w:tcMar>
+          </w:tcPr>
+          <w:p>
+            <w:pPr>
+              <w:spacing w:after="0"/>
+              <w:jc w:val="left"/>
+            </w:pPr>
+            <w:r>
+              <w:rPr>
+                <w:rFonts w:ascii="Arial" w:hAnsi="Arial"/>
+                <w:sz w:val="14"/>
+              </w:rPr>
+            </w:r>
+          </w:p>
+        </w:tc>
+        <w:tc>
+          <w:tcPr>
+            <w:tcW w:type="dxa" w:w="864"/>
+            <w:vAlign w:val="center"/>
+            <w:tcMar>
+              <w:top w:w="90" w:type="dxa"/>
+              <w:start w:w="100" w:type="dxa"/>
+              <w:bottom w:w="90" w:type="dxa"/>
+              <w:end w:w="100" w:type="dxa"/>
+            </w:tcMar>
+          </w:tcPr>
+          <w:p>
+            <w:pPr>
+              <w:spacing w:after="0"/>
+              <w:jc w:val="left"/>
+            </w:pPr>
+            <w:r>
+              <w:rPr>
+                <w:rFonts w:ascii="Arial" w:hAnsi="Arial"/>
+                <w:sz w:val="14"/>
+              </w:rPr>
+            </w:r>
+          </w:p>
+        </w:tc>
+        <w:tc>
+          <w:tcPr>
+            <w:tcW w:type="dxa" w:w="1224"/>
+            <w:vAlign w:val="center"/>
+            <w:tcMar>
+              <w:top w:w="90" w:type="dxa"/>
+              <w:start w:w="100" w:type="dxa"/>
+              <w:bottom w:w="90" w:type="dxa"/>
+              <w:end w:w="100" w:type="dxa"/>
+            </w:tcMar>
+          </w:tcPr>
+          <w:p>
+            <w:pPr>
+              <w:spacing w:after="0"/>
+              <w:jc w:val="left"/>
+            </w:pPr>
+            <w:r>
+              <w:rPr>
+                <w:rFonts w:ascii="Arial" w:hAnsi="Arial"/>
+                <w:sz w:val="14"/>
+              </w:rPr>
+            </w:r>
+          </w:p>
+        </w:tc>
+        <w:tc>
+          <w:tcPr>
+            <w:tcW w:type="dxa" w:w="1080"/>
+            <w:vAlign w:val="center"/>
+            <w:tcMar>
+              <w:top w:w="90" w:type="dxa"/>
+              <w:start w:w="100" w:type="dxa"/>
+              <w:bottom w:w="90" w:type="dxa"/>
+              <w:end w:w="100" w:type="dxa"/>
+            </w:tcMar>
+          </w:tcPr>
+          <w:p>
+            <w:pPr>
+              <w:spacing w:after="0"/>
+              <w:jc w:val="left"/>
+            </w:pPr>
+            <w:r>
+              <w:rPr>
+                <w:rFonts w:ascii="Arial" w:hAnsi="Arial"/>
+                <w:sz w:val="14"/>
+              </w:rPr>
+              <w:t>✓</w:t>
+            </w:r>
+          </w:p>
+        </w:tc>
+        <w:tc>
+          <w:tcPr>
+            <w:tcW w:type="dxa" w:w="936"/>
+            <w:vAlign w:val="center"/>
+            <w:tcMar>
+              <w:top w:w="90" w:type="dxa"/>
+              <w:start w:w="100" w:type="dxa"/>
+              <w:bottom w:w="90" w:type="dxa"/>
+              <w:end w:w="100" w:type="dxa"/>
+            </w:tcMar>
+          </w:tcPr>
+          <w:p>
+            <w:pPr>
+              <w:spacing w:after="0"/>
+              <w:jc w:val="left"/>
+            </w:pPr>
+            <w:r>
+              <w:rPr>
+                <w:rFonts w:ascii="Arial" w:hAnsi="Arial"/>
+                <w:sz w:val="14"/>
+              </w:rPr>
+            </w:r>
+          </w:p>
+        </w:tc>
+      </w:tr>
+      <w:tr>
+        <w:trPr>
+          <w:cantSplit w:val="true"/>
+        </w:trPr>
+        <w:tc>
+          <w:tcPr>
+            <w:tcW w:type="dxa" w:w="4608"/>
+            <w:vAlign w:val="center"/>
+            <w:tcMar>
+              <w:top w:w="90" w:type="dxa"/>
+              <w:start w:w="100" w:type="dxa"/>
+              <w:bottom w:w="90" w:type="dxa"/>
+              <w:end w:w="100" w:type="dxa"/>
+            </w:tcMar>
+            <w:shd w:fill="EAF2F8"/>
+          </w:tcPr>
+          <w:p>
+            <w:pPr>
+              <w:spacing w:after="0"/>
+              <w:jc w:val="center"/>
+            </w:pPr>
+            <w:r>
+              <w:rPr>
+                <w:rFonts w:ascii="Arial" w:hAnsi="Arial"/>
+                <w:sz w:val="14"/>
+              </w:rPr>
+              <w:t>FE-09.12 Search and Monitor Financial Collection Status</w:t>
+            </w:r>
+          </w:p>
+        </w:tc>
+        <w:tc>
+          <w:tcPr>
+            <w:tcW w:type="dxa" w:w="1080"/>
+            <w:vAlign w:val="center"/>
+            <w:tcMar>
+              <w:top w:w="90" w:type="dxa"/>
+              <w:start w:w="100" w:type="dxa"/>
+              <w:bottom w:w="90" w:type="dxa"/>
+              <w:end w:w="100" w:type="dxa"/>
+            </w:tcMar>
+            <w:shd w:fill="EAF2F8"/>
+          </w:tcPr>
+          <w:p>
+            <w:pPr>
+              <w:spacing w:after="0"/>
+              <w:jc w:val="left"/>
+            </w:pPr>
+            <w:r>
+              <w:rPr>
+                <w:rFonts w:ascii="Arial" w:hAnsi="Arial"/>
+                <w:sz w:val="14"/>
+              </w:rPr>
+            </w:r>
+          </w:p>
+        </w:tc>
+        <w:tc>
+          <w:tcPr>
+            <w:tcW w:type="dxa" w:w="864"/>
+            <w:vAlign w:val="center"/>
+            <w:tcMar>
+              <w:top w:w="90" w:type="dxa"/>
+              <w:start w:w="100" w:type="dxa"/>
+              <w:bottom w:w="90" w:type="dxa"/>
+              <w:end w:w="100" w:type="dxa"/>
+            </w:tcMar>
+            <w:shd w:fill="EAF2F8"/>
+          </w:tcPr>
+          <w:p>
+            <w:pPr>
+              <w:spacing w:after="0"/>
+              <w:jc w:val="left"/>
+            </w:pPr>
+            <w:r>
+              <w:rPr>
+                <w:rFonts w:ascii="Arial" w:hAnsi="Arial"/>
+                <w:sz w:val="14"/>
+              </w:rPr>
+            </w:r>
+          </w:p>
+        </w:tc>
+        <w:tc>
+          <w:tcPr>
+            <w:tcW w:type="dxa" w:w="1224"/>
+            <w:vAlign w:val="center"/>
+            <w:tcMar>
+              <w:top w:w="90" w:type="dxa"/>
+              <w:start w:w="100" w:type="dxa"/>
+              <w:bottom w:w="90" w:type="dxa"/>
+              <w:end w:w="100" w:type="dxa"/>
+            </w:tcMar>
+            <w:shd w:fill="EAF2F8"/>
+          </w:tcPr>
+          <w:p>
+            <w:pPr>
+              <w:spacing w:after="0"/>
+              <w:jc w:val="left"/>
+            </w:pPr>
+            <w:r>
+              <w:rPr>
+                <w:rFonts w:ascii="Arial" w:hAnsi="Arial"/>
+                <w:sz w:val="14"/>
+              </w:rPr>
+            </w:r>
+          </w:p>
+        </w:tc>
+        <w:tc>
+          <w:tcPr>
+            <w:tcW w:type="dxa" w:w="1080"/>
+            <w:vAlign w:val="center"/>
+            <w:tcMar>
+              <w:top w:w="90" w:type="dxa"/>
+              <w:start w:w="100" w:type="dxa"/>
+              <w:bottom w:w="90" w:type="dxa"/>
+              <w:end w:w="100" w:type="dxa"/>
+            </w:tcMar>
+            <w:shd w:fill="EAF2F8"/>
+          </w:tcPr>
+          <w:p>
+            <w:pPr>
+              <w:spacing w:after="0"/>
+              <w:jc w:val="left"/>
+            </w:pPr>
+            <w:r>
+              <w:rPr>
+                <w:rFonts w:ascii="Arial" w:hAnsi="Arial"/>
+                <w:sz w:val="14"/>
+              </w:rPr>
+              <w:t>✓</w:t>
+            </w:r>
+          </w:p>
+        </w:tc>
+        <w:tc>
+          <w:tcPr>
+            <w:tcW w:type="dxa" w:w="936"/>
+            <w:vAlign w:val="center"/>
+            <w:tcMar>
+              <w:top w:w="90" w:type="dxa"/>
+              <w:start w:w="100" w:type="dxa"/>
+              <w:bottom w:w="90" w:type="dxa"/>
+              <w:end w:w="100" w:type="dxa"/>
+            </w:tcMar>
+            <w:shd w:fill="EAF2F8"/>
+          </w:tcPr>
+          <w:p>
+            <w:pPr>
+              <w:spacing w:after="0"/>
+              <w:jc w:val="left"/>
+            </w:pPr>
+            <w:r>
+              <w:rPr>
+                <w:rFonts w:ascii="Arial" w:hAnsi="Arial"/>
+                <w:sz w:val="14"/>
+              </w:rPr>
             </w:r>
           </w:p>
         </w:tc>
@@ -2118,159 +4712,91 @@
     </w:tbl>
     <w:p>
       <w:pPr>
-        <w:spacing w:after="0"/>
-      </w:pPr>
-    </w:p>
-    <w:p>
-      <w:pPr>
-        <w:pStyle w:val="Heading2"/>
-      </w:pPr>
-      <w:r>
-        <w:t>6.2 Overdue Debt Workflow</w:t>
-      </w:r>
-    </w:p>
-    <w:tbl>
-      <w:tblPr>
-        <w:tblW w:type="auto" w:w="0"/>
-        <w:jc w:val="center"/>
-        <w:tblLayout w:type="autofit"/>
-        <w:tblLook w:firstColumn="1" w:firstRow="1" w:lastColumn="0" w:lastRow="0" w:noHBand="0" w:noVBand="1" w:val="04A0"/>
-      </w:tblPr>
-      <w:tblGrid>
-        <w:gridCol w:w="9936"/>
-      </w:tblGrid>
-      <w:tr>
-        <w:trPr>
-          <w:tblHeader w:val="true"/>
-          <w:cantSplit/>
-        </w:trPr>
-        <w:tc>
-          <w:tcPr>
-            <w:tcW w:type="dxa" w:w="9936"/>
-            <w:shd w:fill="F2F2F2"/>
-          </w:tcPr>
-          <w:p>
-            <w:pPr>
-              <w:spacing w:after="0"/>
-            </w:pPr>
-            <w:r>
-              <w:rPr>
-                <w:rFonts w:ascii="Consolas" w:hAnsi="Consolas"/>
-                <w:sz w:val="19"/>
-              </w:rPr>
-              <w:t>Issued Invoice</w:t>
-              <w:br/>
-            </w:r>
-            <w:r>
-              <w:rPr>
-                <w:rFonts w:ascii="Consolas" w:hAnsi="Consolas"/>
-                <w:sz w:val="19"/>
-              </w:rPr>
-              <w:t xml:space="preserve">      ↓</w:t>
-              <w:br/>
-            </w:r>
-            <w:r>
-              <w:rPr>
-                <w:rFonts w:ascii="Consolas" w:hAnsi="Consolas"/>
-                <w:sz w:val="19"/>
-              </w:rPr>
-              <w:t>Outstanding Balance &gt; 0</w:t>
-              <w:br/>
-            </w:r>
-            <w:r>
-              <w:rPr>
-                <w:rFonts w:ascii="Consolas" w:hAnsi="Consolas"/>
-                <w:sz w:val="19"/>
-              </w:rPr>
-              <w:t xml:space="preserve">      +</w:t>
-              <w:br/>
-            </w:r>
-            <w:r>
-              <w:rPr>
-                <w:rFonts w:ascii="Consolas" w:hAnsi="Consolas"/>
-                <w:sz w:val="19"/>
-              </w:rPr>
-              <w:t>Due Date Passed</w:t>
-              <w:br/>
-            </w:r>
-            <w:r>
-              <w:rPr>
-                <w:rFonts w:ascii="Consolas" w:hAnsi="Consolas"/>
-                <w:sz w:val="19"/>
-              </w:rPr>
-              <w:t xml:space="preserve">      ↓</w:t>
-              <w:br/>
-            </w:r>
-            <w:r>
-              <w:rPr>
-                <w:rFonts w:ascii="Consolas" w:hAnsi="Consolas"/>
-                <w:sz w:val="19"/>
-              </w:rPr>
-              <w:t>Overdue Obligation</w:t>
-              <w:br/>
-            </w:r>
-            <w:r>
-              <w:rPr>
-                <w:rFonts w:ascii="Consolas" w:hAnsi="Consolas"/>
-                <w:sz w:val="19"/>
-              </w:rPr>
-              <w:t xml:space="preserve">      ↓</w:t>
-              <w:br/>
-            </w:r>
-            <w:r>
-              <w:rPr>
-                <w:rFonts w:ascii="Consolas" w:hAnsi="Consolas"/>
-                <w:sz w:val="19"/>
-              </w:rPr>
-              <w:t>Accountant Monitors / Initiates Reminder</w:t>
-              <w:br/>
-            </w:r>
-            <w:r>
-              <w:rPr>
-                <w:rFonts w:ascii="Consolas" w:hAnsi="Consolas"/>
-                <w:sz w:val="19"/>
-              </w:rPr>
-              <w:t xml:space="preserve">      ↓</w:t>
-              <w:br/>
-            </w:r>
-            <w:r>
-              <w:rPr>
-                <w:rFonts w:ascii="Consolas" w:hAnsi="Consolas"/>
-                <w:sz w:val="19"/>
-              </w:rPr>
-              <w:t>FE-13 Notification</w:t>
-              <w:br/>
-            </w:r>
-            <w:r>
-              <w:rPr>
-                <w:rFonts w:ascii="Consolas" w:hAnsi="Consolas"/>
-                <w:sz w:val="19"/>
-              </w:rPr>
-              <w:t xml:space="preserve">      ↓</w:t>
-              <w:br/>
-            </w:r>
-            <w:r>
-              <w:rPr>
-                <w:rFonts w:ascii="Consolas" w:hAnsi="Consolas"/>
-                <w:sz w:val="19"/>
-              </w:rPr>
-              <w:t>Resident</w:t>
-            </w:r>
-          </w:p>
-        </w:tc>
-      </w:tr>
-    </w:tbl>
-    <w:p>
-      <w:pPr>
-        <w:spacing w:after="0"/>
+        <w:spacing w:after="20"/>
       </w:pPr>
     </w:p>
     <w:p>
       <w:pPr>
         <w:pStyle w:val="Heading1"/>
+        <w:pageBreakBefore w:val="0"/>
       </w:pPr>
       <w:r>
-        <w:t>7. Feature Boundaries</w:t>
+        <w:t>9. Main Workflows</w:t>
+      </w:r>
+    </w:p>
+    <w:p>
+      <w:pPr>
+        <w:pStyle w:val="Heading2"/>
+        <w:pageBreakBefore w:val="0"/>
+      </w:pPr>
+      <w:r>
+        <w:t>9.1 Payment Submission and Verification</w:t>
+      </w:r>
+    </w:p>
+    <w:p>
+      <w:pPr>
+        <w:spacing w:before="80" w:after="160"/>
+        <w:jc w:val="center"/>
+      </w:pPr>
+      <w:r>
+        <w:rPr>
+          <w:rFonts w:ascii="Consolas" w:hAnsi="Consolas"/>
+          <w:sz w:val="18"/>
+        </w:rPr>
+        <w:t>Resident Submits or Accountant Records Payment → Payment Pending → Accountant Reviews → Reject Invalid Payment or Confirm Valid Payment → Server Recalculates Settlement</w:t>
+      </w:r>
+    </w:p>
+    <w:p>
+      <w:pPr>
+        <w:pStyle w:val="Heading2"/>
+        <w:pageBreakBefore w:val="0"/>
+      </w:pPr>
+      <w:r>
+        <w:t>9.2 Overdue Debt Monitoring</w:t>
+      </w:r>
+    </w:p>
+    <w:p>
+      <w:pPr>
+        <w:spacing w:before="80" w:after="160"/>
+        <w:jc w:val="center"/>
+      </w:pPr>
+      <w:r>
+        <w:rPr>
+          <w:rFonts w:ascii="Consolas" w:hAnsi="Consolas"/>
+          <w:sz w:val="18"/>
+        </w:rPr>
+        <w:t>Issued Invoice → Outstanding Balance Greater Than Zero → Due Date Passes → Overdue Obligation → Accountant Monitors or Initiates Reminder → FE-13 Delivers Notification</w:t>
+      </w:r>
+    </w:p>
+    <w:p>
+      <w:pPr>
+        <w:pStyle w:val="Heading2"/>
+        <w:pageBreakBefore w:val="0"/>
+      </w:pPr>
+      <w:r>
+        <w:t>9.3 Manager Monitoring</w:t>
+      </w:r>
+    </w:p>
+    <w:p>
+      <w:pPr>
+        <w:spacing w:before="80" w:after="160"/>
+        <w:jc w:val="center"/>
+      </w:pPr>
+      <w:r>
+        <w:rPr>
+          <w:rFonts w:ascii="Consolas" w:hAnsi="Consolas"/>
+          <w:sz w:val="18"/>
+        </w:rPr>
+        <w:t>Manager Authenticates → Fixed Authorization → Business-Scope Check → Read-Only Payment and Collection Monitoring</w:t>
+      </w:r>
+    </w:p>
+    <w:p>
+      <w:pPr>
+        <w:pStyle w:val="Heading1"/>
+        <w:pageBreakBefore w:val="0"/>
+      </w:pPr>
+      <w:r>
+        <w:t>10. Feature Boundaries</w:t>
       </w:r>
     </w:p>
     <w:tbl>
@@ -2278,31 +4804,40 @@
         <w:tblStyle w:val="TableGrid"/>
         <w:tblW w:type="auto" w:w="0"/>
         <w:jc w:val="center"/>
+        <w:tblLayout w:type="fixed"/>
         <w:tblLook w:firstColumn="1" w:firstRow="1" w:lastColumn="0" w:lastRow="0" w:noHBand="0" w:noVBand="1" w:val="04A0"/>
       </w:tblPr>
       <w:tblGrid>
-        <w:gridCol w:w="3312"/>
-        <w:gridCol w:w="3312"/>
-        <w:gridCol w:w="3312"/>
+        <w:gridCol w:w="5083"/>
+        <w:gridCol w:w="5083"/>
       </w:tblGrid>
       <w:tr>
         <w:trPr>
           <w:tblHeader w:val="true"/>
-          <w:cantSplit/>
+          <w:cantSplit w:val="true"/>
         </w:trPr>
         <w:tc>
           <w:tcPr>
-            <w:tcW w:type="dxa" w:w="3312"/>
+            <w:tcW w:type="dxa" w:w="3384"/>
+            <w:shd w:fill="1F4E78"/>
             <w:vAlign w:val="center"/>
-            <w:shd w:fill="D9EAF7"/>
+            <w:tcMar>
+              <w:top w:w="90" w:type="dxa"/>
+              <w:start w:w="100" w:type="dxa"/>
+              <w:bottom w:w="90" w:type="dxa"/>
+              <w:end w:w="100" w:type="dxa"/>
+            </w:tcMar>
           </w:tcPr>
           <w:p>
-            <w:r/>
+            <w:pPr>
+              <w:jc w:val="center"/>
+            </w:pPr>
             <w:r>
               <w:rPr>
-                <w:rFonts w:ascii="Times New Roman" w:hAnsi="Times New Roman"/>
+                <w:rFonts w:ascii="Arial" w:hAnsi="Arial"/>
                 <w:b/>
-                <w:sz w:val="21"/>
+                <w:color w:val="FFFFFF"/>
+                <w:sz w:val="16"/>
               </w:rPr>
               <w:t>Related Feature</w:t>
             </w:r>
@@ -2310,35 +4845,26 @@
         </w:tc>
         <w:tc>
           <w:tcPr>
-            <w:tcW w:type="dxa" w:w="3312"/>
+            <w:tcW w:type="dxa" w:w="6696"/>
+            <w:shd w:fill="1F4E78"/>
             <w:vAlign w:val="center"/>
-            <w:shd w:fill="D9EAF7"/>
+            <w:tcMar>
+              <w:top w:w="90" w:type="dxa"/>
+              <w:start w:w="100" w:type="dxa"/>
+              <w:bottom w:w="90" w:type="dxa"/>
+              <w:end w:w="100" w:type="dxa"/>
+            </w:tcMar>
           </w:tcPr>
           <w:p>
-            <w:r/>
+            <w:pPr>
+              <w:jc w:val="center"/>
+            </w:pPr>
             <w:r>
               <w:rPr>
-                <w:rFonts w:ascii="Times New Roman" w:hAnsi="Times New Roman"/>
+                <w:rFonts w:ascii="Arial" w:hAnsi="Arial"/>
                 <w:b/>
-                <w:sz w:val="21"/>
-              </w:rPr>
-              <w:t>Owns</w:t>
-            </w:r>
-          </w:p>
-        </w:tc>
-        <w:tc>
-          <w:tcPr>
-            <w:tcW w:type="dxa" w:w="3312"/>
-            <w:vAlign w:val="center"/>
-            <w:shd w:fill="D9EAF7"/>
-          </w:tcPr>
-          <w:p>
-            <w:r/>
-            <w:r>
-              <w:rPr>
-                <w:rFonts w:ascii="Times New Roman" w:hAnsi="Times New Roman"/>
-                <w:b/>
-                <w:sz w:val="21"/>
+                <w:color w:val="FFFFFF"/>
+                <w:sz w:val="16"/>
               </w:rPr>
               <w:t>Boundary with FE-09</w:t>
             </w:r>
@@ -2347,280 +4873,391 @@
       </w:tr>
       <w:tr>
         <w:trPr>
-          <w:cantSplit/>
+          <w:cantSplit w:val="true"/>
         </w:trPr>
         <w:tc>
           <w:tcPr>
-            <w:tcW w:type="dxa" w:w="3312"/>
+            <w:tcW w:type="dxa" w:w="3384"/>
             <w:vAlign w:val="center"/>
+            <w:tcMar>
+              <w:top w:w="90" w:type="dxa"/>
+              <w:start w:w="100" w:type="dxa"/>
+              <w:bottom w:w="90" w:type="dxa"/>
+              <w:end w:w="100" w:type="dxa"/>
+            </w:tcMar>
           </w:tcPr>
           <w:p>
-            <w:r/>
+            <w:pPr>
+              <w:spacing w:after="0"/>
+              <w:jc w:val="left"/>
+            </w:pPr>
             <w:r>
               <w:rPr>
-                <w:rFonts w:ascii="Times New Roman" w:hAnsi="Times New Roman"/>
-                <w:b w:val="0"/>
-                <w:sz w:val="21"/>
+                <w:rFonts w:ascii="Arial" w:hAnsi="Arial"/>
+                <w:sz w:val="16"/>
               </w:rPr>
-              <w:t>FE-08 – Fee &amp; Invoice Management</w:t>
+              <w:t>FE-01 Authentication and Account Management</w:t>
             </w:r>
           </w:p>
         </w:tc>
         <w:tc>
           <w:tcPr>
-            <w:tcW w:type="dxa" w:w="3312"/>
+            <w:tcW w:type="dxa" w:w="6696"/>
             <w:vAlign w:val="center"/>
+            <w:tcMar>
+              <w:top w:w="90" w:type="dxa"/>
+              <w:start w:w="100" w:type="dxa"/>
+              <w:bottom w:w="90" w:type="dxa"/>
+              <w:end w:w="100" w:type="dxa"/>
+            </w:tcMar>
           </w:tcPr>
           <w:p>
-            <w:r/>
+            <w:pPr>
+              <w:spacing w:after="0"/>
+              <w:jc w:val="left"/>
+            </w:pPr>
             <w:r>
               <w:rPr>
-                <w:rFonts w:ascii="Times New Roman" w:hAnsi="Times New Roman"/>
-                <w:b w:val="0"/>
-                <w:sz w:val="21"/>
+                <w:rFonts w:ascii="Arial" w:hAnsi="Arial"/>
+                <w:sz w:val="16"/>
               </w:rPr>
-              <w:t>Fee, invoice, invoice total, due date, invoice lifecycle</w:t>
-            </w:r>
-          </w:p>
-        </w:tc>
-        <w:tc>
-          <w:tcPr>
-            <w:tcW w:type="dxa" w:w="3312"/>
-            <w:vAlign w:val="center"/>
-          </w:tcPr>
-          <w:p>
-            <w:r/>
-            <w:r>
-              <w:rPr>
-                <w:rFonts w:ascii="Times New Roman" w:hAnsi="Times New Roman"/>
-                <w:b w:val="0"/>
-                <w:sz w:val="21"/>
-              </w:rPr>
-              <w:t>FE-09 does not change invoice charges; it manages payment and settlement.</w:t>
+              <w:t>Authenticates users; FE-09 does not manage credentials or sessions.</w:t>
             </w:r>
           </w:p>
         </w:tc>
       </w:tr>
       <w:tr>
         <w:trPr>
-          <w:cantSplit/>
+          <w:cantSplit w:val="true"/>
         </w:trPr>
         <w:tc>
           <w:tcPr>
-            <w:tcW w:type="dxa" w:w="3312"/>
+            <w:tcW w:type="dxa" w:w="3384"/>
             <w:vAlign w:val="center"/>
+            <w:tcMar>
+              <w:top w:w="90" w:type="dxa"/>
+              <w:start w:w="100" w:type="dxa"/>
+              <w:bottom w:w="90" w:type="dxa"/>
+              <w:end w:w="100" w:type="dxa"/>
+            </w:tcMar>
+            <w:shd w:fill="EAF2F8"/>
           </w:tcPr>
           <w:p>
-            <w:r/>
+            <w:pPr>
+              <w:spacing w:after="0"/>
+              <w:jc w:val="left"/>
+            </w:pPr>
             <w:r>
               <w:rPr>
-                <w:rFonts w:ascii="Times New Roman" w:hAnsi="Times New Roman"/>
-                <w:b w:val="0"/>
-                <w:sz w:val="21"/>
+                <w:rFonts w:ascii="Arial" w:hAnsi="Arial"/>
+                <w:sz w:val="16"/>
               </w:rPr>
-              <w:t>FE-02 – Resident Management</w:t>
+              <w:t>FE-02 Resident Management</w:t>
             </w:r>
           </w:p>
         </w:tc>
         <w:tc>
           <w:tcPr>
-            <w:tcW w:type="dxa" w:w="3312"/>
+            <w:tcW w:type="dxa" w:w="6696"/>
             <w:vAlign w:val="center"/>
+            <w:tcMar>
+              <w:top w:w="90" w:type="dxa"/>
+              <w:start w:w="100" w:type="dxa"/>
+              <w:bottom w:w="90" w:type="dxa"/>
+              <w:end w:w="100" w:type="dxa"/>
+            </w:tcMar>
+            <w:shd w:fill="EAF2F8"/>
           </w:tcPr>
           <w:p>
-            <w:r/>
+            <w:pPr>
+              <w:spacing w:after="0"/>
+              <w:jc w:val="left"/>
+            </w:pPr>
             <w:r>
               <w:rPr>
-                <w:rFonts w:ascii="Times New Roman" w:hAnsi="Times New Roman"/>
-                <w:b w:val="0"/>
-                <w:sz w:val="21"/>
+                <w:rFonts w:ascii="Arial" w:hAnsi="Arial"/>
+                <w:sz w:val="16"/>
               </w:rPr>
-              <w:t>Resident business data and residency relationships</w:t>
-            </w:r>
-          </w:p>
-        </w:tc>
-        <w:tc>
-          <w:tcPr>
-            <w:tcW w:type="dxa" w:w="3312"/>
-            <w:vAlign w:val="center"/>
-          </w:tcPr>
-          <w:p>
-            <w:r/>
-            <w:r>
-              <w:rPr>
-                <w:rFonts w:ascii="Times New Roman" w:hAnsi="Times New Roman"/>
-                <w:b w:val="0"/>
-                <w:sz w:val="21"/>
-              </w:rPr>
-              <w:t>FE-09 references resident context but does not modify resident records.</w:t>
+              <w:t>Owns Resident data and Resident–Apartment relationships used to determine permitted Resident access.</w:t>
             </w:r>
           </w:p>
         </w:tc>
       </w:tr>
       <w:tr>
         <w:trPr>
-          <w:cantSplit/>
+          <w:cantSplit w:val="true"/>
         </w:trPr>
         <w:tc>
           <w:tcPr>
-            <w:tcW w:type="dxa" w:w="3312"/>
+            <w:tcW w:type="dxa" w:w="3384"/>
             <w:vAlign w:val="center"/>
+            <w:tcMar>
+              <w:top w:w="90" w:type="dxa"/>
+              <w:start w:w="100" w:type="dxa"/>
+              <w:bottom w:w="90" w:type="dxa"/>
+              <w:end w:w="100" w:type="dxa"/>
+            </w:tcMar>
           </w:tcPr>
           <w:p>
-            <w:r/>
+            <w:pPr>
+              <w:spacing w:after="0"/>
+              <w:jc w:val="left"/>
+            </w:pPr>
             <w:r>
               <w:rPr>
-                <w:rFonts w:ascii="Times New Roman" w:hAnsi="Times New Roman"/>
-                <w:b w:val="0"/>
-                <w:sz w:val="21"/>
+                <w:rFonts w:ascii="Arial" w:hAnsi="Arial"/>
+                <w:sz w:val="16"/>
               </w:rPr>
-              <w:t>FE-03 – Apartment Unit Management</w:t>
+              <w:t>FE-03 Apartment Unit Management</w:t>
             </w:r>
           </w:p>
         </w:tc>
         <w:tc>
           <w:tcPr>
-            <w:tcW w:type="dxa" w:w="3312"/>
+            <w:tcW w:type="dxa" w:w="6696"/>
             <w:vAlign w:val="center"/>
+            <w:tcMar>
+              <w:top w:w="90" w:type="dxa"/>
+              <w:start w:w="100" w:type="dxa"/>
+              <w:bottom w:w="90" w:type="dxa"/>
+              <w:end w:w="100" w:type="dxa"/>
+            </w:tcMar>
           </w:tcPr>
           <w:p>
-            <w:r/>
+            <w:pPr>
+              <w:spacing w:after="0"/>
+              <w:jc w:val="left"/>
+            </w:pPr>
             <w:r>
               <w:rPr>
-                <w:rFonts w:ascii="Times New Roman" w:hAnsi="Times New Roman"/>
-                <w:b w:val="0"/>
-                <w:sz w:val="21"/>
+                <w:rFonts w:ascii="Arial" w:hAnsi="Arial"/>
+                <w:sz w:val="16"/>
               </w:rPr>
-              <w:t>Apartment master data</w:t>
-            </w:r>
-          </w:p>
-        </w:tc>
-        <w:tc>
-          <w:tcPr>
-            <w:tcW w:type="dxa" w:w="3312"/>
-            <w:vAlign w:val="center"/>
-          </w:tcPr>
-          <w:p>
-            <w:r/>
-            <w:r>
-              <w:rPr>
-                <w:rFonts w:ascii="Times New Roman" w:hAnsi="Times New Roman"/>
-                <w:b w:val="0"/>
-                <w:sz w:val="21"/>
-              </w:rPr>
-              <w:t>FE-09 uses apartment context for financial visibility but does not modify apartment data.</w:t>
+              <w:t>Owns Apartment master data; FE-09 uses apartment context without modifying it.</w:t>
             </w:r>
           </w:p>
         </w:tc>
       </w:tr>
       <w:tr>
         <w:trPr>
-          <w:cantSplit/>
+          <w:cantSplit w:val="true"/>
         </w:trPr>
         <w:tc>
           <w:tcPr>
-            <w:tcW w:type="dxa" w:w="3312"/>
+            <w:tcW w:type="dxa" w:w="3384"/>
             <w:vAlign w:val="center"/>
+            <w:tcMar>
+              <w:top w:w="90" w:type="dxa"/>
+              <w:start w:w="100" w:type="dxa"/>
+              <w:bottom w:w="90" w:type="dxa"/>
+              <w:end w:w="100" w:type="dxa"/>
+            </w:tcMar>
+            <w:shd w:fill="EAF2F8"/>
           </w:tcPr>
           <w:p>
-            <w:r/>
+            <w:pPr>
+              <w:spacing w:after="0"/>
+              <w:jc w:val="left"/>
+            </w:pPr>
             <w:r>
               <w:rPr>
-                <w:rFonts w:ascii="Times New Roman" w:hAnsi="Times New Roman"/>
-                <w:b w:val="0"/>
-                <w:sz w:val="21"/>
+                <w:rFonts w:ascii="Arial" w:hAnsi="Arial"/>
+                <w:sz w:val="16"/>
               </w:rPr>
-              <w:t>FE-13 – Notification &amp; Announcement</w:t>
+              <w:t>FE-08 Fee and Invoice Management</w:t>
             </w:r>
           </w:p>
         </w:tc>
         <w:tc>
           <w:tcPr>
-            <w:tcW w:type="dxa" w:w="3312"/>
+            <w:tcW w:type="dxa" w:w="6696"/>
             <w:vAlign w:val="center"/>
+            <w:tcMar>
+              <w:top w:w="90" w:type="dxa"/>
+              <w:start w:w="100" w:type="dxa"/>
+              <w:bottom w:w="90" w:type="dxa"/>
+              <w:end w:w="100" w:type="dxa"/>
+            </w:tcMar>
+            <w:shd w:fill="EAF2F8"/>
           </w:tcPr>
           <w:p>
-            <w:r/>
+            <w:pPr>
+              <w:spacing w:after="0"/>
+              <w:jc w:val="left"/>
+            </w:pPr>
             <w:r>
               <w:rPr>
-                <w:rFonts w:ascii="Times New Roman" w:hAnsi="Times New Roman"/>
-                <w:b w:val="0"/>
-                <w:sz w:val="21"/>
+                <w:rFonts w:ascii="Arial" w:hAnsi="Arial"/>
+                <w:sz w:val="16"/>
               </w:rPr>
-              <w:t>Notification delivery</w:t>
-            </w:r>
-          </w:p>
-        </w:tc>
-        <w:tc>
-          <w:tcPr>
-            <w:tcW w:type="dxa" w:w="3312"/>
-            <w:vAlign w:val="center"/>
-          </w:tcPr>
-          <w:p>
-            <w:r/>
-            <w:r>
-              <w:rPr>
-                <w:rFonts w:ascii="Times New Roman" w:hAnsi="Times New Roman"/>
-                <w:b w:val="0"/>
-                <w:sz w:val="21"/>
-              </w:rPr>
-              <w:t>FE-09 creates payment/debt events or reminder actions; FE-13 delivers notifications.</w:t>
+              <w:t>Owns fee configuration, invoice charges, total, due date, and invoice lifecycle. FE-09 does not change invoice charges.</w:t>
             </w:r>
           </w:p>
         </w:tc>
       </w:tr>
       <w:tr>
         <w:trPr>
-          <w:cantSplit/>
+          <w:cantSplit w:val="true"/>
         </w:trPr>
         <w:tc>
           <w:tcPr>
-            <w:tcW w:type="dxa" w:w="3312"/>
+            <w:tcW w:type="dxa" w:w="3384"/>
             <w:vAlign w:val="center"/>
+            <w:tcMar>
+              <w:top w:w="90" w:type="dxa"/>
+              <w:start w:w="100" w:type="dxa"/>
+              <w:bottom w:w="90" w:type="dxa"/>
+              <w:end w:w="100" w:type="dxa"/>
+            </w:tcMar>
           </w:tcPr>
           <w:p>
-            <w:r/>
+            <w:pPr>
+              <w:spacing w:after="0"/>
+              <w:jc w:val="left"/>
+            </w:pPr>
             <w:r>
               <w:rPr>
-                <w:rFonts w:ascii="Times New Roman" w:hAnsi="Times New Roman"/>
-                <w:b w:val="0"/>
-                <w:sz w:val="21"/>
+                <w:rFonts w:ascii="Arial" w:hAnsi="Arial"/>
+                <w:sz w:val="16"/>
               </w:rPr>
-              <w:t>FE-14 – Dashboards, Reports &amp; Analytics</w:t>
+              <w:t>FE-13 Notification and Announcement Management</w:t>
             </w:r>
           </w:p>
         </w:tc>
         <w:tc>
           <w:tcPr>
-            <w:tcW w:type="dxa" w:w="3312"/>
+            <w:tcW w:type="dxa" w:w="6696"/>
             <w:vAlign w:val="center"/>
+            <w:tcMar>
+              <w:top w:w="90" w:type="dxa"/>
+              <w:start w:w="100" w:type="dxa"/>
+              <w:bottom w:w="90" w:type="dxa"/>
+              <w:end w:w="100" w:type="dxa"/>
+            </w:tcMar>
           </w:tcPr>
           <w:p>
-            <w:r/>
+            <w:pPr>
+              <w:spacing w:after="0"/>
+              <w:jc w:val="left"/>
+            </w:pPr>
             <w:r>
               <w:rPr>
-                <w:rFonts w:ascii="Times New Roman" w:hAnsi="Times New Roman"/>
-                <w:b w:val="0"/>
-                <w:sz w:val="21"/>
+                <w:rFonts w:ascii="Arial" w:hAnsi="Arial"/>
+                <w:sz w:val="16"/>
               </w:rPr>
-              <w:t>Aggregated financial analytics and reports</w:t>
+              <w:t>Delivers payment and debt notifications initiated from FE-09 events or reminder actions.</w:t>
+            </w:r>
+          </w:p>
+        </w:tc>
+      </w:tr>
+      <w:tr>
+        <w:trPr>
+          <w:cantSplit w:val="true"/>
+        </w:trPr>
+        <w:tc>
+          <w:tcPr>
+            <w:tcW w:type="dxa" w:w="3384"/>
+            <w:vAlign w:val="center"/>
+            <w:tcMar>
+              <w:top w:w="90" w:type="dxa"/>
+              <w:start w:w="100" w:type="dxa"/>
+              <w:bottom w:w="90" w:type="dxa"/>
+              <w:end w:w="100" w:type="dxa"/>
+            </w:tcMar>
+            <w:shd w:fill="EAF2F8"/>
+          </w:tcPr>
+          <w:p>
+            <w:pPr>
+              <w:spacing w:after="0"/>
+              <w:jc w:val="left"/>
+            </w:pPr>
+            <w:r>
+              <w:rPr>
+                <w:rFonts w:ascii="Arial" w:hAnsi="Arial"/>
+                <w:sz w:val="16"/>
+              </w:rPr>
+              <w:t>FE-14 Dashboards Reports and Operational Analytics</w:t>
             </w:r>
           </w:p>
         </w:tc>
         <w:tc>
           <w:tcPr>
-            <w:tcW w:type="dxa" w:w="3312"/>
+            <w:tcW w:type="dxa" w:w="6696"/>
             <w:vAlign w:val="center"/>
+            <w:tcMar>
+              <w:top w:w="90" w:type="dxa"/>
+              <w:start w:w="100" w:type="dxa"/>
+              <w:bottom w:w="90" w:type="dxa"/>
+              <w:end w:w="100" w:type="dxa"/>
+            </w:tcMar>
+            <w:shd w:fill="EAF2F8"/>
           </w:tcPr>
           <w:p>
-            <w:r/>
+            <w:pPr>
+              <w:spacing w:after="0"/>
+              <w:jc w:val="left"/>
+            </w:pPr>
             <w:r>
               <w:rPr>
-                <w:rFonts w:ascii="Times New Roman" w:hAnsi="Times New Roman"/>
-                <w:b w:val="0"/>
-                <w:sz w:val="21"/>
+                <w:rFonts w:ascii="Arial" w:hAnsi="Arial"/>
+                <w:sz w:val="16"/>
               </w:rPr>
-              <w:t>FE-09 owns operational payment/debt records; FE-14 aggregates them.</w:t>
+              <w:t>Aggregates financial information; FE-09 remains the source of payment, settlement, and debt records.</w:t>
+            </w:r>
+          </w:p>
+        </w:tc>
+      </w:tr>
+      <w:tr>
+        <w:trPr>
+          <w:cantSplit w:val="true"/>
+        </w:trPr>
+        <w:tc>
+          <w:tcPr>
+            <w:tcW w:type="dxa" w:w="3384"/>
+            <w:vAlign w:val="center"/>
+            <w:tcMar>
+              <w:top w:w="90" w:type="dxa"/>
+              <w:start w:w="100" w:type="dxa"/>
+              <w:bottom w:w="90" w:type="dxa"/>
+              <w:end w:w="100" w:type="dxa"/>
+            </w:tcMar>
+          </w:tcPr>
+          <w:p>
+            <w:pPr>
+              <w:spacing w:after="0"/>
+              <w:jc w:val="left"/>
+            </w:pPr>
+            <w:r>
+              <w:rPr>
+                <w:rFonts w:ascii="Arial" w:hAnsi="Arial"/>
+                <w:sz w:val="16"/>
+              </w:rPr>
+              <w:t>FE-15 System Administration and RBAC</w:t>
+            </w:r>
+          </w:p>
+        </w:tc>
+        <w:tc>
+          <w:tcPr>
+            <w:tcW w:type="dxa" w:w="6696"/>
+            <w:vAlign w:val="center"/>
+            <w:tcMar>
+              <w:top w:w="90" w:type="dxa"/>
+              <w:start w:w="100" w:type="dxa"/>
+              <w:bottom w:w="90" w:type="dxa"/>
+              <w:end w:w="100" w:type="dxa"/>
+            </w:tcMar>
+          </w:tcPr>
+          <w:p>
+            <w:pPr>
+              <w:spacing w:after="0"/>
+              <w:jc w:val="left"/>
+            </w:pPr>
+            <w:r>
+              <w:rPr>
+                <w:rFonts w:ascii="Arial" w:hAnsi="Arial"/>
+                <w:sz w:val="16"/>
+              </w:rPr>
+              <w:t>Owns internal-account administration and fixed access control; FE-09 applies financial business-scope checks.</w:t>
             </w:r>
           </w:p>
         </w:tc>
@@ -2628,684 +5265,1027 @@
     </w:tbl>
     <w:p>
       <w:pPr>
+        <w:spacing w:after="20"/>
+      </w:pPr>
+    </w:p>
+    <w:p>
+      <w:pPr>
         <w:pStyle w:val="Heading1"/>
+        <w:pageBreakBefore w:val="0"/>
       </w:pPr>
       <w:r>
-        <w:t>8. Baseline Scope Decisions</w:t>
+        <w:t>11. Business Rules</w:t>
       </w:r>
     </w:p>
     <w:p>
       <w:pPr>
         <w:pStyle w:val="ListBullet"/>
-        <w:spacing w:after="40"/>
       </w:pPr>
       <w:r>
-        <w:rPr>
-          <w:rFonts w:ascii="Times New Roman" w:hAnsi="Times New Roman"/>
-          <w:sz w:val="22"/>
-        </w:rPr>
-        <w:t>A payment is associated with one invoice in the baseline design; one invoice may have multiple payments to support partial payment.</w:t>
+        <w:t>BR-09.1 Each Payment is associated with one eligible Invoice in the baseline; one Invoice may have multiple Payments.</w:t>
       </w:r>
     </w:p>
     <w:p>
       <w:pPr>
         <w:pStyle w:val="ListBullet"/>
-        <w:spacing w:after="40"/>
       </w:pPr>
       <w:r>
-        <w:rPr>
-          <w:rFonts w:ascii="Times New Roman" w:hAnsi="Times New Roman"/>
-          <w:sz w:val="22"/>
-        </w:rPr>
-        <w:t>Only confirmed payments reduce the invoice outstanding balance.</w:t>
+        <w:t>BR-09.2 Only verified and confirmed Payments reduce an Invoice outstanding balance.</w:t>
       </w:r>
     </w:p>
     <w:p>
       <w:pPr>
         <w:pStyle w:val="ListBullet"/>
-        <w:spacing w:after="40"/>
       </w:pPr>
       <w:r>
-        <w:rPr>
-          <w:rFonts w:ascii="Times New Roman" w:hAnsi="Times New Roman"/>
-          <w:sz w:val="22"/>
-        </w:rPr>
-        <w:t>Residents cannot directly mark an invoice as paid.</w:t>
+        <w:t>BR-09.3 Pending or rejected Payments do not reduce outstanding balances.</w:t>
       </w:r>
     </w:p>
     <w:p>
       <w:pPr>
         <w:pStyle w:val="ListBullet"/>
-        <w:spacing w:after="40"/>
       </w:pPr>
       <w:r>
-        <w:rPr>
-          <w:rFonts w:ascii="Times New Roman" w:hAnsi="Times New Roman"/>
-          <w:sz w:val="22"/>
-        </w:rPr>
-        <w:t>Overpayment is not supported in the baseline scope; a valid confirmed payment should not exceed the remaining payable balance.</w:t>
+        <w:t>BR-09.4 Residents cannot directly mark an Invoice as paid.</w:t>
       </w:r>
     </w:p>
     <w:p>
       <w:pPr>
         <w:pStyle w:val="ListBullet"/>
-        <w:spacing w:after="40"/>
       </w:pPr>
       <w:r>
-        <w:rPr>
-          <w:rFonts w:ascii="Times New Roman" w:hAnsi="Times New Roman"/>
-          <w:sz w:val="22"/>
-        </w:rPr>
-        <w:t>Refund, credit-balance, and complex multi-invoice payment allocation workflows are excluded from the baseline scope.</w:t>
+        <w:t>BR-09.5 Residents can access only payment and debt information for permitted apartment contexts.</w:t>
       </w:r>
     </w:p>
     <w:p>
       <w:pPr>
         <w:pStyle w:val="ListBullet"/>
-        <w:spacing w:after="40"/>
       </w:pPr>
       <w:r>
-        <w:rPr>
-          <w:rFonts w:ascii="Times New Roman" w:hAnsi="Times New Roman"/>
-          <w:sz w:val="22"/>
-        </w:rPr>
-        <w:t>Online gateway integration (e.g., VNPay/MoMo) is not required by this feature specification; the system may use supported payment methods chosen later by the team.</w:t>
+        <w:t>BR-09.6 Only authorized Accountant users perform routine payment verification, confirmation, or rejection.</w:t>
       </w:r>
     </w:p>
     <w:p>
       <w:pPr>
         <w:pStyle w:val="ListBullet"/>
-        <w:spacing w:after="40"/>
       </w:pPr>
       <w:r>
-        <w:rPr>
-          <w:rFonts w:ascii="Times New Roman" w:hAnsi="Times New Roman"/>
-          <w:sz w:val="22"/>
-        </w:rPr>
-        <w:t>Confirmed financial transactions should not be hard-deleted; historical records must be preserved.</w:t>
+        <w:t>BR-09.7 Outstanding balance is derived from the Invoice amount and confirmed Payments rather than manually entered.</w:t>
+      </w:r>
+    </w:p>
+    <w:p>
+      <w:pPr>
+        <w:pStyle w:val="ListBullet"/>
+      </w:pPr>
+      <w:r>
+        <w:t>BR-09.8 A valid confirmed Payment must not exceed the remaining payable balance in the baseline.</w:t>
+      </w:r>
+    </w:p>
+    <w:p>
+      <w:pPr>
+        <w:pStyle w:val="ListBullet"/>
+      </w:pPr>
+      <w:r>
+        <w:t>BR-09.9 An Invoice with an outstanding balance after its due date is overdue according to approved business rules.</w:t>
+      </w:r>
+    </w:p>
+    <w:p>
+      <w:pPr>
+        <w:pStyle w:val="ListBullet"/>
+      </w:pPr>
+      <w:r>
+        <w:t>BR-09.10 Confirmed Payment history is preserved and not hard-deleted.</w:t>
+      </w:r>
+    </w:p>
+    <w:p>
+      <w:pPr>
+        <w:pStyle w:val="ListBullet"/>
+      </w:pPr>
+      <w:r>
+        <w:t>BR-09.11 Payment transaction status, Invoice settlement status, and Invoice lifecycle status remain separate.</w:t>
+      </w:r>
+    </w:p>
+    <w:p>
+      <w:pPr>
+        <w:pStyle w:val="ListBullet"/>
+      </w:pPr>
+      <w:r>
+        <w:t>BR-09.12 Manager has read and monitoring access and does not perform routine payment confirmation.</w:t>
+      </w:r>
+    </w:p>
+    <w:p>
+      <w:pPr>
+        <w:pStyle w:val="ListBullet"/>
+      </w:pPr>
+      <w:r>
+        <w:t>BR-09.13 FE-13 delivers payment and debt reminders initiated from FE-09.</w:t>
+      </w:r>
+    </w:p>
+    <w:p>
+      <w:pPr>
+        <w:pStyle w:val="ListBullet"/>
+      </w:pPr>
+      <w:r>
+        <w:t>BR-09.14 Refund, credit-balance, overpayment, and multi-invoice allocation workflows are excluded from the baseline.</w:t>
+      </w:r>
+    </w:p>
+    <w:p>
+      <w:pPr>
+        <w:pStyle w:val="ListBullet"/>
+      </w:pPr>
+      <w:r>
+        <w:t>BR-09.15 FE-09 does not expose a Building selector because each PropFlow deployment represents the current condominium.</w:t>
+      </w:r>
+    </w:p>
+    <w:p>
+      <w:pPr>
+        <w:pStyle w:val="ListBullet"/>
+      </w:pPr>
+      <w:r>
+        <w:t>BR-09.16 Search and filter behavior uses approved server-side criteria; no default sort order is fixed at Report 1 level.</w:t>
       </w:r>
     </w:p>
     <w:p>
       <w:pPr>
         <w:pStyle w:val="Heading1"/>
+        <w:pageBreakBefore w:val="0"/>
       </w:pPr>
       <w:r>
-        <w:t>9. Business Rules</w:t>
+        <w:t>12. Acceptance Criteria</w:t>
       </w:r>
     </w:p>
     <w:p>
       <w:pPr>
-        <w:spacing w:after="60"/>
+        <w:pStyle w:val="ListBullet"/>
       </w:pPr>
       <w:r>
-        <w:rPr>
-          <w:b/>
-        </w:rPr>
-        <w:t xml:space="preserve">BR-09.1: </w:t>
-      </w:r>
-      <w:r>
-        <w:t>Only payments that have been successfully verified and confirmed may reduce an invoice's outstanding balance.</w:t>
+        <w:t>AC-01 Resident can view outstanding obligations for permitted apartment contexts.</w:t>
       </w:r>
     </w:p>
     <w:p>
       <w:pPr>
-        <w:spacing w:after="60"/>
+        <w:pStyle w:val="ListBullet"/>
       </w:pPr>
       <w:r>
-        <w:rPr>
-          <w:b/>
-        </w:rPr>
-        <w:t xml:space="preserve">BR-09.2: </w:t>
-      </w:r>
-      <w:r>
-        <w:t>Residents can access only payment and debt information associated with their permitted apartment context.</w:t>
+        <w:t>AC-02 Resident can submit or initiate a Payment for an eligible Invoice and cannot mark the Invoice paid directly.</w:t>
       </w:r>
     </w:p>
     <w:p>
       <w:pPr>
-        <w:spacing w:after="60"/>
+        <w:pStyle w:val="ListBullet"/>
       </w:pPr>
       <w:r>
-        <w:rPr>
-          <w:b/>
-        </w:rPr>
-        <w:t xml:space="preserve">BR-09.3: </w:t>
-      </w:r>
-      <w:r>
-        <w:t>Only authorized Accountant users can perform routine payment verification and confirmation.</w:t>
+        <w:t>AC-03 Resident can view permitted Payment history and verification status.</w:t>
       </w:r>
     </w:p>
     <w:p>
       <w:pPr>
-        <w:spacing w:after="60"/>
+        <w:pStyle w:val="ListBullet"/>
       </w:pPr>
       <w:r>
-        <w:rPr>
-          <w:b/>
-        </w:rPr>
-        <w:t xml:space="preserve">BR-09.4: </w:t>
-      </w:r>
-      <w:r>
-        <w:t>Outstanding balance is calculated from the invoice amount and valid confirmed payments rather than manually entered.</w:t>
+        <w:t>AC-04 Accountant can record, review, verify, confirm, or reject Payments within the permitted financial scope.</w:t>
       </w:r>
     </w:p>
     <w:p>
       <w:pPr>
-        <w:spacing w:after="60"/>
+        <w:pStyle w:val="ListBullet"/>
       </w:pPr>
       <w:r>
-        <w:rPr>
-          <w:b/>
-        </w:rPr>
-        <w:t xml:space="preserve">BR-09.5: </w:t>
-      </w:r>
-      <w:r>
-        <w:t>An invoice with an outstanding balance after its due date is considered overdue according to supported business rules.</w:t>
+        <w:t>AC-05 A confirmed Payment reduces the related Invoice outstanding balance only after backend confirmation.</w:t>
       </w:r>
     </w:p>
     <w:p>
       <w:pPr>
-        <w:spacing w:after="60"/>
+        <w:pStyle w:val="ListBullet"/>
       </w:pPr>
       <w:r>
-        <w:rPr>
-          <w:b/>
-        </w:rPr>
-        <w:t xml:space="preserve">BR-09.6: </w:t>
-      </w:r>
-      <w:r>
-        <w:t>Pending or rejected payments do not reduce outstanding balances.</w:t>
+        <w:t>AC-06 Pending or rejected Payments do not reduce the outstanding balance.</w:t>
       </w:r>
     </w:p>
     <w:p>
       <w:pPr>
-        <w:spacing w:after="60"/>
+        <w:pStyle w:val="ListBullet"/>
       </w:pPr>
       <w:r>
-        <w:rPr>
-          <w:b/>
-        </w:rPr>
-        <w:t xml:space="preserve">BR-09.7: </w:t>
-      </w:r>
-      <w:r>
-        <w:t>Confirmed financial transactions and their history must be preserved.</w:t>
+        <w:t>AC-07 The system derives settlement and outstanding balance from FE-08 Invoice data and confirmed Payments.</w:t>
       </w:r>
     </w:p>
     <w:p>
       <w:pPr>
-        <w:spacing w:after="60"/>
+        <w:pStyle w:val="ListBullet"/>
       </w:pPr>
       <w:r>
-        <w:rPr>
-          <w:b/>
-        </w:rPr>
-        <w:t xml:space="preserve">BR-09.8: </w:t>
-      </w:r>
-      <w:r>
-        <w:t>Payment transaction status, invoice settlement status, and invoice lifecycle status are separate concepts.</w:t>
+        <w:t>AC-08 The system identifies overdue obligations from remaining balance and approved due-date rules.</w:t>
       </w:r>
     </w:p>
     <w:p>
       <w:pPr>
-        <w:spacing w:after="60"/>
+        <w:pStyle w:val="ListBullet"/>
       </w:pPr>
       <w:r>
-        <w:rPr>
-          <w:b/>
-        </w:rPr>
-        <w:t xml:space="preserve">BR-09.9: </w:t>
-      </w:r>
-      <w:r>
-        <w:t>Manager has monitoring access but does not perform routine payment confirmation in the baseline workflow.</w:t>
+        <w:t>AC-09 Accountant can search and filter permitted Payment and debt records and initiate approved reminders.</w:t>
       </w:r>
     </w:p>
     <w:p>
       <w:pPr>
-        <w:spacing w:after="60"/>
+        <w:pStyle w:val="ListBullet"/>
       </w:pPr>
       <w:r>
-        <w:rPr>
-          <w:b/>
-        </w:rPr>
-        <w:t xml:space="preserve">BR-09.10: </w:t>
-      </w:r>
-      <w:r>
-        <w:t>Payment and debt reminders use FE-13 for notification delivery.</w:t>
+        <w:t>AC-10 Manager can view, search, and monitor collection information without routine Payment confirmation.</w:t>
       </w:r>
     </w:p>
     <w:p>
       <w:pPr>
-        <w:spacing w:after="60"/>
+        <w:pStyle w:val="ListBullet"/>
       </w:pPr>
       <w:r>
-        <w:rPr>
-          <w:b/>
-        </w:rPr>
-        <w:t xml:space="preserve">BR-09.11: </w:t>
-      </w:r>
-      <w:r>
-        <w:t>A payment must not exceed the valid payable balance in the baseline scope unless an explicit overpayment workflow is introduced.</w:t>
+        <w:t>AC-11 Resident cannot access financial records for unrelated apartment contexts.</w:t>
       </w:r>
     </w:p>
     <w:p>
       <w:pPr>
-        <w:spacing w:after="60"/>
+        <w:pStyle w:val="ListBullet"/>
       </w:pPr>
       <w:r>
-        <w:rPr>
-          <w:b/>
-        </w:rPr>
-        <w:t xml:space="preserve">BR-09.12: </w:t>
+        <w:t>AC-12 Confirmed Payment history remains preserved.</w:t>
       </w:r>
+    </w:p>
+    <w:p>
+      <w:pPr>
+        <w:pStyle w:val="ListBullet"/>
+      </w:pPr>
       <w:r>
-        <w:t>Refund, credit-balance, and complex multi-invoice payment workflows are excluded from the baseline scope.</w:t>
+        <w:t>AC-13 FE-09 access requires successful authentication, fixed authorization, and applicable business-scope checks.</w:t>
+      </w:r>
+    </w:p>
+    <w:p>
+      <w:pPr>
+        <w:pStyle w:val="ListBullet"/>
+      </w:pPr>
+      <w:r>
+        <w:t>AC-14 FE-09 remains separate from FE-08 billing ownership and FE-14 reporting ownership.</w:t>
+      </w:r>
+    </w:p>
+    <w:p>
+      <w:pPr>
+        <w:pStyle w:val="ListBullet"/>
+      </w:pPr>
+      <w:r>
+        <w:t>AC-15 FE-09 does not expose cross-condominium selection or filtering.</w:t>
       </w:r>
     </w:p>
     <w:p>
       <w:pPr>
         <w:pStyle w:val="Heading1"/>
+        <w:pageBreakBefore w:val="0"/>
       </w:pPr>
       <w:r>
-        <w:t>10. Acceptance Criteria</w:t>
+        <w:t>13. Detailed Specification Coverage</w:t>
       </w:r>
     </w:p>
     <w:p>
-      <w:pPr>
-        <w:spacing w:after="60"/>
-      </w:pPr>
       <w:r>
-        <w:rPr>
-          <w:b/>
-        </w:rPr>
-        <w:t xml:space="preserve">AC-01: </w:t>
-      </w:r>
-      <w:r>
-        <w:t>Resident can view outstanding financial obligations associated with their permitted apartment context.</w:t>
+        <w:t>This document defines the Report 1 business baseline. The reference FE-01, FE-04, and FE-15 reviews do not define screen-item catalogs, message catalogs, API payloads, or physical database columns. Those artifacts require approved UI, API, and data-design specifications and must preserve the rules in this document.</w:t>
       </w:r>
     </w:p>
+    <w:tbl>
+      <w:tblPr>
+        <w:tblStyle w:val="TableGrid"/>
+        <w:tblW w:type="auto" w:w="0"/>
+        <w:jc w:val="center"/>
+        <w:tblLayout w:type="fixed"/>
+        <w:tblLook w:firstColumn="1" w:firstRow="1" w:lastColumn="0" w:lastRow="0" w:noHBand="0" w:noVBand="1" w:val="04A0"/>
+      </w:tblPr>
+      <w:tblGrid>
+        <w:gridCol w:w="3389"/>
+        <w:gridCol w:w="3389"/>
+        <w:gridCol w:w="3389"/>
+      </w:tblGrid>
+      <w:tr>
+        <w:trPr>
+          <w:tblHeader w:val="true"/>
+          <w:cantSplit w:val="true"/>
+        </w:trPr>
+        <w:tc>
+          <w:tcPr>
+            <w:tcW w:type="dxa" w:w="3024"/>
+            <w:shd w:fill="1F4E78"/>
+            <w:vAlign w:val="center"/>
+            <w:tcMar>
+              <w:top w:w="90" w:type="dxa"/>
+              <w:start w:w="100" w:type="dxa"/>
+              <w:bottom w:w="90" w:type="dxa"/>
+              <w:end w:w="100" w:type="dxa"/>
+            </w:tcMar>
+          </w:tcPr>
+          <w:p>
+            <w:pPr>
+              <w:jc w:val="center"/>
+            </w:pPr>
+            <w:r>
+              <w:rPr>
+                <w:rFonts w:ascii="Arial" w:hAnsi="Arial"/>
+                <w:b/>
+                <w:color w:val="FFFFFF"/>
+                <w:sz w:val="16"/>
+              </w:rPr>
+              <w:t>Artifact</w:t>
+            </w:r>
+          </w:p>
+        </w:tc>
+        <w:tc>
+          <w:tcPr>
+            <w:tcW w:type="dxa" w:w="1655"/>
+            <w:shd w:fill="1F4E78"/>
+            <w:vAlign w:val="center"/>
+            <w:tcMar>
+              <w:top w:w="90" w:type="dxa"/>
+              <w:start w:w="100" w:type="dxa"/>
+              <w:bottom w:w="90" w:type="dxa"/>
+              <w:end w:w="100" w:type="dxa"/>
+            </w:tcMar>
+          </w:tcPr>
+          <w:p>
+            <w:pPr>
+              <w:jc w:val="center"/>
+            </w:pPr>
+            <w:r>
+              <w:rPr>
+                <w:rFonts w:ascii="Arial" w:hAnsi="Arial"/>
+                <w:b/>
+                <w:color w:val="FFFFFF"/>
+                <w:sz w:val="16"/>
+              </w:rPr>
+              <w:t>Report 1 Status</w:t>
+            </w:r>
+          </w:p>
+        </w:tc>
+        <w:tc>
+          <w:tcPr>
+            <w:tcW w:type="dxa" w:w="5400"/>
+            <w:shd w:fill="1F4E78"/>
+            <w:vAlign w:val="center"/>
+            <w:tcMar>
+              <w:top w:w="90" w:type="dxa"/>
+              <w:start w:w="100" w:type="dxa"/>
+              <w:bottom w:w="90" w:type="dxa"/>
+              <w:end w:w="100" w:type="dxa"/>
+            </w:tcMar>
+          </w:tcPr>
+          <w:p>
+            <w:pPr>
+              <w:jc w:val="center"/>
+            </w:pPr>
+            <w:r>
+              <w:rPr>
+                <w:rFonts w:ascii="Arial" w:hAnsi="Arial"/>
+                <w:b/>
+                <w:color w:val="FFFFFF"/>
+                <w:sz w:val="16"/>
+              </w:rPr>
+              <w:t>Consistency Requirement</w:t>
+            </w:r>
+          </w:p>
+        </w:tc>
+      </w:tr>
+      <w:tr>
+        <w:trPr>
+          <w:cantSplit w:val="true"/>
+        </w:trPr>
+        <w:tc>
+          <w:tcPr>
+            <w:tcW w:type="dxa" w:w="3024"/>
+            <w:vAlign w:val="center"/>
+            <w:tcMar>
+              <w:top w:w="90" w:type="dxa"/>
+              <w:start w:w="100" w:type="dxa"/>
+              <w:bottom w:w="90" w:type="dxa"/>
+              <w:end w:w="100" w:type="dxa"/>
+            </w:tcMar>
+          </w:tcPr>
+          <w:p>
+            <w:pPr>
+              <w:spacing w:after="0"/>
+              <w:jc w:val="center"/>
+            </w:pPr>
+            <w:r>
+              <w:rPr>
+                <w:rFonts w:ascii="Arial" w:hAnsi="Arial"/>
+                <w:sz w:val="16"/>
+              </w:rPr>
+              <w:t>Screen titles, screen items, initial display, navigation, and transitions</w:t>
+            </w:r>
+          </w:p>
+        </w:tc>
+        <w:tc>
+          <w:tcPr>
+            <w:tcW w:type="dxa" w:w="1655"/>
+            <w:vAlign w:val="center"/>
+            <w:tcMar>
+              <w:top w:w="90" w:type="dxa"/>
+              <w:start w:w="100" w:type="dxa"/>
+              <w:bottom w:w="90" w:type="dxa"/>
+              <w:end w:w="100" w:type="dxa"/>
+            </w:tcMar>
+          </w:tcPr>
+          <w:p>
+            <w:pPr>
+              <w:spacing w:after="0"/>
+              <w:jc w:val="left"/>
+            </w:pPr>
+            <w:r>
+              <w:rPr>
+                <w:rFonts w:ascii="Arial" w:hAnsi="Arial"/>
+                <w:sz w:val="16"/>
+              </w:rPr>
+              <w:t>Deferred</w:t>
+            </w:r>
+          </w:p>
+        </w:tc>
+        <w:tc>
+          <w:tcPr>
+            <w:tcW w:type="dxa" w:w="5400"/>
+            <w:vAlign w:val="center"/>
+            <w:tcMar>
+              <w:top w:w="90" w:type="dxa"/>
+              <w:start w:w="100" w:type="dxa"/>
+              <w:bottom w:w="90" w:type="dxa"/>
+              <w:end w:w="100" w:type="dxa"/>
+            </w:tcMar>
+          </w:tcPr>
+          <w:p>
+            <w:pPr>
+              <w:spacing w:after="0"/>
+              <w:jc w:val="left"/>
+            </w:pPr>
+            <w:r>
+              <w:rPr>
+                <w:rFonts w:ascii="Arial" w:hAnsi="Arial"/>
+                <w:sz w:val="16"/>
+              </w:rPr>
+              <w:t>Use the approved PropFlow UI standard and the actor, scope, and workflow rules in this document.</w:t>
+            </w:r>
+          </w:p>
+        </w:tc>
+      </w:tr>
+      <w:tr>
+        <w:trPr>
+          <w:cantSplit w:val="true"/>
+        </w:trPr>
+        <w:tc>
+          <w:tcPr>
+            <w:tcW w:type="dxa" w:w="3024"/>
+            <w:vAlign w:val="center"/>
+            <w:tcMar>
+              <w:top w:w="90" w:type="dxa"/>
+              <w:start w:w="100" w:type="dxa"/>
+              <w:bottom w:w="90" w:type="dxa"/>
+              <w:end w:w="100" w:type="dxa"/>
+            </w:tcMar>
+            <w:shd w:fill="EAF2F8"/>
+          </w:tcPr>
+          <w:p>
+            <w:pPr>
+              <w:spacing w:after="0"/>
+              <w:jc w:val="center"/>
+            </w:pPr>
+            <w:r>
+              <w:rPr>
+                <w:rFonts w:ascii="Arial" w:hAnsi="Arial"/>
+                <w:sz w:val="16"/>
+              </w:rPr>
+              <w:t>Input/output fields, required/optional notation, and validation messages</w:t>
+            </w:r>
+          </w:p>
+        </w:tc>
+        <w:tc>
+          <w:tcPr>
+            <w:tcW w:type="dxa" w:w="1655"/>
+            <w:vAlign w:val="center"/>
+            <w:tcMar>
+              <w:top w:w="90" w:type="dxa"/>
+              <w:start w:w="100" w:type="dxa"/>
+              <w:bottom w:w="90" w:type="dxa"/>
+              <w:end w:w="100" w:type="dxa"/>
+            </w:tcMar>
+            <w:shd w:fill="EAF2F8"/>
+          </w:tcPr>
+          <w:p>
+            <w:pPr>
+              <w:spacing w:after="0"/>
+              <w:jc w:val="left"/>
+            </w:pPr>
+            <w:r>
+              <w:rPr>
+                <w:rFonts w:ascii="Arial" w:hAnsi="Arial"/>
+                <w:sz w:val="16"/>
+              </w:rPr>
+              <w:t>Deferred</w:t>
+            </w:r>
+          </w:p>
+        </w:tc>
+        <w:tc>
+          <w:tcPr>
+            <w:tcW w:type="dxa" w:w="5400"/>
+            <w:vAlign w:val="center"/>
+            <w:tcMar>
+              <w:top w:w="90" w:type="dxa"/>
+              <w:start w:w="100" w:type="dxa"/>
+              <w:bottom w:w="90" w:type="dxa"/>
+              <w:end w:w="100" w:type="dxa"/>
+            </w:tcMar>
+            <w:shd w:fill="EAF2F8"/>
+          </w:tcPr>
+          <w:p>
+            <w:pPr>
+              <w:spacing w:after="0"/>
+              <w:jc w:val="left"/>
+            </w:pPr>
+            <w:r>
+              <w:rPr>
+                <w:rFonts w:ascii="Arial" w:hAnsi="Arial"/>
+                <w:sz w:val="16"/>
+              </w:rPr>
+              <w:t>Do not add fields or validation rules that change the approved financial business baseline.</w:t>
+            </w:r>
+          </w:p>
+        </w:tc>
+      </w:tr>
+      <w:tr>
+        <w:trPr>
+          <w:cantSplit w:val="true"/>
+        </w:trPr>
+        <w:tc>
+          <w:tcPr>
+            <w:tcW w:type="dxa" w:w="3024"/>
+            <w:vAlign w:val="center"/>
+            <w:tcMar>
+              <w:top w:w="90" w:type="dxa"/>
+              <w:start w:w="100" w:type="dxa"/>
+              <w:bottom w:w="90" w:type="dxa"/>
+              <w:end w:w="100" w:type="dxa"/>
+            </w:tcMar>
+          </w:tcPr>
+          <w:p>
+            <w:pPr>
+              <w:spacing w:after="0"/>
+              <w:jc w:val="center"/>
+            </w:pPr>
+            <w:r>
+              <w:rPr>
+                <w:rFonts w:ascii="Arial" w:hAnsi="Arial"/>
+                <w:sz w:val="16"/>
+              </w:rPr>
+              <w:t>Message IDs and localized wording</w:t>
+            </w:r>
+          </w:p>
+        </w:tc>
+        <w:tc>
+          <w:tcPr>
+            <w:tcW w:type="dxa" w:w="1655"/>
+            <w:vAlign w:val="center"/>
+            <w:tcMar>
+              <w:top w:w="90" w:type="dxa"/>
+              <w:start w:w="100" w:type="dxa"/>
+              <w:bottom w:w="90" w:type="dxa"/>
+              <w:end w:w="100" w:type="dxa"/>
+            </w:tcMar>
+          </w:tcPr>
+          <w:p>
+            <w:pPr>
+              <w:spacing w:after="0"/>
+              <w:jc w:val="left"/>
+            </w:pPr>
+            <w:r>
+              <w:rPr>
+                <w:rFonts w:ascii="Arial" w:hAnsi="Arial"/>
+                <w:sz w:val="16"/>
+              </w:rPr>
+              <w:t>Deferred</w:t>
+            </w:r>
+          </w:p>
+        </w:tc>
+        <w:tc>
+          <w:tcPr>
+            <w:tcW w:type="dxa" w:w="5400"/>
+            <w:vAlign w:val="center"/>
+            <w:tcMar>
+              <w:top w:w="90" w:type="dxa"/>
+              <w:start w:w="100" w:type="dxa"/>
+              <w:bottom w:w="90" w:type="dxa"/>
+              <w:end w:w="100" w:type="dxa"/>
+            </w:tcMar>
+          </w:tcPr>
+          <w:p>
+            <w:pPr>
+              <w:spacing w:after="0"/>
+              <w:jc w:val="left"/>
+            </w:pPr>
+            <w:r>
+              <w:rPr>
+                <w:rFonts w:ascii="Arial" w:hAnsi="Arial"/>
+                <w:sz w:val="16"/>
+              </w:rPr>
+              <w:t>Use the approved message catalog when available. No Japanese wording standard exists in the reference documents.</w:t>
+            </w:r>
+          </w:p>
+        </w:tc>
+      </w:tr>
+      <w:tr>
+        <w:trPr>
+          <w:cantSplit w:val="true"/>
+        </w:trPr>
+        <w:tc>
+          <w:tcPr>
+            <w:tcW w:type="dxa" w:w="3024"/>
+            <w:vAlign w:val="center"/>
+            <w:tcMar>
+              <w:top w:w="90" w:type="dxa"/>
+              <w:start w:w="100" w:type="dxa"/>
+              <w:bottom w:w="90" w:type="dxa"/>
+              <w:end w:w="100" w:type="dxa"/>
+            </w:tcMar>
+            <w:shd w:fill="EAF2F8"/>
+          </w:tcPr>
+          <w:p>
+            <w:pPr>
+              <w:spacing w:after="0"/>
+              <w:jc w:val="center"/>
+            </w:pPr>
+            <w:r>
+              <w:rPr>
+                <w:rFonts w:ascii="Arial" w:hAnsi="Arial"/>
+                <w:sz w:val="16"/>
+              </w:rPr>
+              <w:t>API endpoints, request parameters, response parameters, and errors</w:t>
+            </w:r>
+          </w:p>
+        </w:tc>
+        <w:tc>
+          <w:tcPr>
+            <w:tcW w:type="dxa" w:w="1655"/>
+            <w:vAlign w:val="center"/>
+            <w:tcMar>
+              <w:top w:w="90" w:type="dxa"/>
+              <w:start w:w="100" w:type="dxa"/>
+              <w:bottom w:w="90" w:type="dxa"/>
+              <w:end w:w="100" w:type="dxa"/>
+            </w:tcMar>
+            <w:shd w:fill="EAF2F8"/>
+          </w:tcPr>
+          <w:p>
+            <w:pPr>
+              <w:spacing w:after="0"/>
+              <w:jc w:val="left"/>
+            </w:pPr>
+            <w:r>
+              <w:rPr>
+                <w:rFonts w:ascii="Arial" w:hAnsi="Arial"/>
+                <w:sz w:val="16"/>
+              </w:rPr>
+              <w:t>Deferred</w:t>
+            </w:r>
+          </w:p>
+        </w:tc>
+        <w:tc>
+          <w:tcPr>
+            <w:tcW w:type="dxa" w:w="5400"/>
+            <w:vAlign w:val="center"/>
+            <w:tcMar>
+              <w:top w:w="90" w:type="dxa"/>
+              <w:start w:w="100" w:type="dxa"/>
+              <w:bottom w:w="90" w:type="dxa"/>
+              <w:end w:w="100" w:type="dxa"/>
+            </w:tcMar>
+            <w:shd w:fill="EAF2F8"/>
+          </w:tcPr>
+          <w:p>
+            <w:pPr>
+              <w:spacing w:after="0"/>
+              <w:jc w:val="left"/>
+            </w:pPr>
+            <w:r>
+              <w:rPr>
+                <w:rFonts w:ascii="Arial" w:hAnsi="Arial"/>
+                <w:sz w:val="16"/>
+              </w:rPr>
+              <w:t>Use typed versioned contracts; enforce authentication, authorization, business scope, and authoritative financial state on the server.</w:t>
+            </w:r>
+          </w:p>
+        </w:tc>
+      </w:tr>
+      <w:tr>
+        <w:trPr>
+          <w:cantSplit w:val="true"/>
+        </w:trPr>
+        <w:tc>
+          <w:tcPr>
+            <w:tcW w:type="dxa" w:w="3024"/>
+            <w:vAlign w:val="center"/>
+            <w:tcMar>
+              <w:top w:w="90" w:type="dxa"/>
+              <w:start w:w="100" w:type="dxa"/>
+              <w:bottom w:w="90" w:type="dxa"/>
+              <w:end w:w="100" w:type="dxa"/>
+            </w:tcMar>
+          </w:tcPr>
+          <w:p>
+            <w:pPr>
+              <w:spacing w:after="0"/>
+              <w:jc w:val="center"/>
+            </w:pPr>
+            <w:r>
+              <w:rPr>
+                <w:rFonts w:ascii="Arial" w:hAnsi="Arial"/>
+                <w:sz w:val="16"/>
+              </w:rPr>
+              <w:t>Database tables, columns, keys, and physical names</w:t>
+            </w:r>
+          </w:p>
+        </w:tc>
+        <w:tc>
+          <w:tcPr>
+            <w:tcW w:type="dxa" w:w="1655"/>
+            <w:vAlign w:val="center"/>
+            <w:tcMar>
+              <w:top w:w="90" w:type="dxa"/>
+              <w:start w:w="100" w:type="dxa"/>
+              <w:bottom w:w="90" w:type="dxa"/>
+              <w:end w:w="100" w:type="dxa"/>
+            </w:tcMar>
+          </w:tcPr>
+          <w:p>
+            <w:pPr>
+              <w:spacing w:after="0"/>
+              <w:jc w:val="left"/>
+            </w:pPr>
+            <w:r>
+              <w:rPr>
+                <w:rFonts w:ascii="Arial" w:hAnsi="Arial"/>
+                <w:sz w:val="16"/>
+              </w:rPr>
+              <w:t>Deferred</w:t>
+            </w:r>
+          </w:p>
+        </w:tc>
+        <w:tc>
+          <w:tcPr>
+            <w:tcW w:type="dxa" w:w="5400"/>
+            <w:vAlign w:val="center"/>
+            <w:tcMar>
+              <w:top w:w="90" w:type="dxa"/>
+              <w:start w:w="100" w:type="dxa"/>
+              <w:bottom w:w="90" w:type="dxa"/>
+              <w:end w:w="100" w:type="dxa"/>
+            </w:tcMar>
+          </w:tcPr>
+          <w:p>
+            <w:pPr>
+              <w:spacing w:after="0"/>
+              <w:jc w:val="left"/>
+            </w:pPr>
+            <w:r>
+              <w:rPr>
+                <w:rFonts w:ascii="Arial" w:hAnsi="Arial"/>
+                <w:sz w:val="16"/>
+              </w:rPr>
+              <w:t>Preserve feature ownership and domain relationships; do not infer physical names from this Report 1 document.</w:t>
+            </w:r>
+          </w:p>
+        </w:tc>
+      </w:tr>
+      <w:tr>
+        <w:trPr>
+          <w:cantSplit w:val="true"/>
+        </w:trPr>
+        <w:tc>
+          <w:tcPr>
+            <w:tcW w:type="dxa" w:w="3024"/>
+            <w:vAlign w:val="center"/>
+            <w:tcMar>
+              <w:top w:w="90" w:type="dxa"/>
+              <w:start w:w="100" w:type="dxa"/>
+              <w:bottom w:w="90" w:type="dxa"/>
+              <w:end w:w="100" w:type="dxa"/>
+            </w:tcMar>
+            <w:shd w:fill="EAF2F8"/>
+          </w:tcPr>
+          <w:p>
+            <w:pPr>
+              <w:spacing w:after="0"/>
+              <w:jc w:val="center"/>
+            </w:pPr>
+            <w:r>
+              <w:rPr>
+                <w:rFonts w:ascii="Arial" w:hAnsi="Arial"/>
+                <w:sz w:val="16"/>
+              </w:rPr>
+              <w:t>Search and sort defaults</w:t>
+            </w:r>
+          </w:p>
+        </w:tc>
+        <w:tc>
+          <w:tcPr>
+            <w:tcW w:type="dxa" w:w="1655"/>
+            <w:vAlign w:val="center"/>
+            <w:tcMar>
+              <w:top w:w="90" w:type="dxa"/>
+              <w:start w:w="100" w:type="dxa"/>
+              <w:bottom w:w="90" w:type="dxa"/>
+              <w:end w:w="100" w:type="dxa"/>
+            </w:tcMar>
+            <w:shd w:fill="EAF2F8"/>
+          </w:tcPr>
+          <w:p>
+            <w:pPr>
+              <w:spacing w:after="0"/>
+              <w:jc w:val="left"/>
+            </w:pPr>
+            <w:r>
+              <w:rPr>
+                <w:rFonts w:ascii="Arial" w:hAnsi="Arial"/>
+                <w:sz w:val="16"/>
+              </w:rPr>
+              <w:t>Partially defined</w:t>
+            </w:r>
+          </w:p>
+        </w:tc>
+        <w:tc>
+          <w:tcPr>
+            <w:tcW w:type="dxa" w:w="5400"/>
+            <w:vAlign w:val="center"/>
+            <w:tcMar>
+              <w:top w:w="90" w:type="dxa"/>
+              <w:start w:w="100" w:type="dxa"/>
+              <w:bottom w:w="90" w:type="dxa"/>
+              <w:end w:w="100" w:type="dxa"/>
+            </w:tcMar>
+            <w:shd w:fill="EAF2F8"/>
+          </w:tcPr>
+          <w:p>
+            <w:pPr>
+              <w:spacing w:after="0"/>
+              <w:jc w:val="left"/>
+            </w:pPr>
+            <w:r>
+              <w:rPr>
+                <w:rFonts w:ascii="Arial" w:hAnsi="Arial"/>
+                <w:sz w:val="16"/>
+              </w:rPr>
+              <w:t>Use only approved criteria and server-side behavior; no default sort order is fixed here.</w:t>
+            </w:r>
+          </w:p>
+        </w:tc>
+      </w:tr>
+    </w:tbl>
     <w:p>
       <w:pPr>
-        <w:spacing w:after="60"/>
+        <w:spacing w:after="20"/>
       </w:pPr>
-      <w:r>
-        <w:rPr>
-          <w:b/>
-        </w:rPr>
-        <w:t xml:space="preserve">AC-02: </w:t>
-      </w:r>
-      <w:r>
-        <w:t>Resident can submit or initiate a payment for an eligible invoice.</w:t>
-      </w:r>
-    </w:p>
-    <w:p>
-      <w:pPr>
-        <w:spacing w:after="60"/>
-      </w:pPr>
-      <w:r>
-        <w:rPr>
-          <w:b/>
-        </w:rPr>
-        <w:t xml:space="preserve">AC-03: </w:t>
-      </w:r>
-      <w:r>
-        <w:t>Resident can view personal payment history and payment verification status.</w:t>
-      </w:r>
-    </w:p>
-    <w:p>
-      <w:pPr>
-        <w:spacing w:after="60"/>
-      </w:pPr>
-      <w:r>
-        <w:rPr>
-          <w:b/>
-        </w:rPr>
-        <w:t xml:space="preserve">AC-04: </w:t>
-      </w:r>
-      <w:r>
-        <w:t>Accountant can record and review payment transactions.</w:t>
-      </w:r>
-    </w:p>
-    <w:p>
-      <w:pPr>
-        <w:spacing w:after="60"/>
-      </w:pPr>
-      <w:r>
-        <w:rPr>
-          <w:b/>
-        </w:rPr>
-        <w:t xml:space="preserve">AC-05: </w:t>
-      </w:r>
-      <w:r>
-        <w:t>Accountant can confirm valid payments and reject invalid payments.</w:t>
-      </w:r>
-    </w:p>
-    <w:p>
-      <w:pPr>
-        <w:spacing w:after="60"/>
-      </w:pPr>
-      <w:r>
-        <w:rPr>
-          <w:b/>
-        </w:rPr>
-        <w:t xml:space="preserve">AC-06: </w:t>
-      </w:r>
-      <w:r>
-        <w:t>A confirmed payment reduces the related invoice's outstanding balance.</w:t>
-      </w:r>
-    </w:p>
-    <w:p>
-      <w:pPr>
-        <w:spacing w:after="60"/>
-      </w:pPr>
-      <w:r>
-        <w:rPr>
-          <w:b/>
-        </w:rPr>
-        <w:t xml:space="preserve">AC-07: </w:t>
-      </w:r>
-      <w:r>
-        <w:t>Pending or rejected payments do not reduce the outstanding balance.</w:t>
-      </w:r>
-    </w:p>
-    <w:p>
-      <w:pPr>
-        <w:spacing w:after="60"/>
-      </w:pPr>
-      <w:r>
-        <w:rPr>
-          <w:b/>
-        </w:rPr>
-        <w:t xml:space="preserve">AC-08: </w:t>
-      </w:r>
-      <w:r>
-        <w:t>The system can identify invoices with remaining balances and distinguish overdue obligations based on supported due-date rules.</w:t>
-      </w:r>
-    </w:p>
-    <w:p>
-      <w:pPr>
-        <w:spacing w:after="60"/>
-      </w:pPr>
-      <w:r>
-        <w:rPr>
-          <w:b/>
-        </w:rPr>
-        <w:t xml:space="preserve">AC-09: </w:t>
-      </w:r>
-      <w:r>
-        <w:t>Accountant can search and filter payment and debt records.</w:t>
-      </w:r>
-    </w:p>
-    <w:p>
-      <w:pPr>
-        <w:spacing w:after="60"/>
-      </w:pPr>
-      <w:r>
-        <w:rPr>
-          <w:b/>
-        </w:rPr>
-        <w:t xml:space="preserve">AC-10: </w:t>
-      </w:r>
-      <w:r>
-        <w:t>Accountant can initiate supported reminders for outstanding or overdue obligations.</w:t>
-      </w:r>
-    </w:p>
-    <w:p>
-      <w:pPr>
-        <w:spacing w:after="60"/>
-      </w:pPr>
-      <w:r>
-        <w:rPr>
-          <w:b/>
-        </w:rPr>
-        <w:t xml:space="preserve">AC-11: </w:t>
-      </w:r>
-      <w:r>
-        <w:t>Manager can view and monitor payment and debt information without performing routine payment verification.</w:t>
-      </w:r>
-    </w:p>
-    <w:p>
-      <w:pPr>
-        <w:spacing w:after="60"/>
-      </w:pPr>
-      <w:r>
-        <w:rPr>
-          <w:b/>
-        </w:rPr>
-        <w:t xml:space="preserve">AC-12: </w:t>
-      </w:r>
-      <w:r>
-        <w:t>Resident cannot access financial records associated with unrelated apartments.</w:t>
-      </w:r>
-    </w:p>
-    <w:p>
-      <w:pPr>
-        <w:spacing w:after="60"/>
-      </w:pPr>
-      <w:r>
-        <w:rPr>
-          <w:b/>
-        </w:rPr>
-        <w:t xml:space="preserve">AC-13: </w:t>
-      </w:r>
-      <w:r>
-        <w:t>Confirmed payment history remains preserved.</w:t>
-      </w:r>
-    </w:p>
-    <w:p>
-      <w:pPr>
-        <w:spacing w:after="60"/>
-      </w:pPr>
-      <w:r>
-        <w:rPr>
-          <w:b/>
-        </w:rPr>
-        <w:t xml:space="preserve">AC-14: </w:t>
-      </w:r>
-      <w:r>
-        <w:t>Payment processing remains separate from FE-08 Fee &amp; Invoice Management and FE-14 reporting/analytics.</w:t>
-      </w:r>
     </w:p>
     <w:p>
       <w:pPr>
         <w:pStyle w:val="Heading1"/>
+        <w:pageBreakBefore w:val="0"/>
       </w:pPr>
       <w:r>
-        <w:t>11. Report 1 – Ready-to-Use Major Feature Section</w:t>
+        <w:t>14. Report 1 – Ready-to-Use Major Feature Description</w:t>
       </w:r>
     </w:p>
     <w:p>
       <w:r>
-        <w:rPr>
-          <w:b/>
-          <w:sz w:val="24"/>
-        </w:rPr>
         <w:t>FE-09: Payment &amp; Debt Management</w:t>
       </w:r>
     </w:p>
     <w:p>
       <w:r>
-        <w:rPr>
-          <w:b/>
-        </w:rPr>
         <w:t>Resident Side:</w:t>
       </w:r>
     </w:p>
     <w:p>
       <w:pPr>
         <w:pStyle w:val="ListBullet"/>
-        <w:spacing w:after="40"/>
       </w:pPr>
       <w:r>
-        <w:rPr>
-          <w:rFonts w:ascii="Times New Roman" w:hAnsi="Times New Roman"/>
-          <w:sz w:val="22"/>
-        </w:rPr>
-        <w:t>FE-09.1: View outstanding payment obligations and balances associated with the resident’s permitted apartment context.</w:t>
+        <w:t>FE-09.1: View invoice amounts, confirmed paid amounts, remaining balances, due dates, and permitted settlement information.</w:t>
       </w:r>
     </w:p>
     <w:p>
       <w:pPr>
         <w:pStyle w:val="ListBullet"/>
-        <w:spacing w:after="40"/>
       </w:pPr>
       <w:r>
-        <w:rPr>
-          <w:rFonts w:ascii="Times New Roman" w:hAnsi="Times New Roman"/>
-          <w:sz w:val="22"/>
-        </w:rPr>
-        <w:t>FE-09.2: Submit or initiate payments for eligible invoices through supported payment methods.</w:t>
+        <w:t>FE-09.2: Submit or initiate payment for an eligible invoice without marking it paid.</w:t>
       </w:r>
     </w:p>
     <w:p>
       <w:pPr>
         <w:pStyle w:val="ListBullet"/>
-        <w:spacing w:after="40"/>
       </w:pPr>
       <w:r>
-        <w:rPr>
-          <w:rFonts w:ascii="Times New Roman" w:hAnsi="Times New Roman"/>
-          <w:sz w:val="22"/>
-        </w:rPr>
-        <w:t>FE-09.3: View personal payment history and payment verification status.</w:t>
+        <w:t>FE-09.3: View permitted payment transactions and verification status.</w:t>
       </w:r>
     </w:p>
     <w:p>
       <w:r>
-        <w:rPr>
-          <w:b/>
-        </w:rPr>
         <w:t>Accountant Side:</w:t>
       </w:r>
     </w:p>
     <w:p>
       <w:pPr>
         <w:pStyle w:val="ListBullet"/>
-        <w:spacing w:after="40"/>
       </w:pPr>
       <w:r>
-        <w:rPr>
-          <w:rFonts w:ascii="Times New Roman" w:hAnsi="Times New Roman"/>
-          <w:sz w:val="22"/>
-        </w:rPr>
-        <w:t>FE-09.4: Record payment transactions and associate them with the appropriate invoices.</w:t>
+        <w:t>FE-09.4: Record valid payment transactions and associate each with the appropriate invoice.</w:t>
       </w:r>
     </w:p>
     <w:p>
       <w:pPr>
         <w:pStyle w:val="ListBullet"/>
-        <w:spacing w:after="40"/>
       </w:pPr>
       <w:r>
-        <w:rPr>
-          <w:rFonts w:ascii="Times New Roman" w:hAnsi="Times New Roman"/>
-          <w:sz w:val="22"/>
-        </w:rPr>
-        <w:t>FE-09.5: Review and verify submitted or recorded payment transactions.</w:t>
+        <w:t>FE-09.5: Review payment details, invoice references, amounts, and supported evidence or references.</w:t>
       </w:r>
     </w:p>
     <w:p>
       <w:pPr>
         <w:pStyle w:val="ListBullet"/>
-        <w:spacing w:after="40"/>
       </w:pPr>
       <w:r>
-        <w:rPr>
-          <w:rFonts w:ascii="Times New Roman" w:hAnsi="Times New Roman"/>
-          <w:sz w:val="22"/>
-        </w:rPr>
-        <w:t>FE-09.6: Confirm valid payments or reject invalid payment transactions.</w:t>
+        <w:t>FE-09.6: Confirm valid payments or reject invalid transactions; only confirmed payments reduce balances.</w:t>
       </w:r>
     </w:p>
     <w:p>
       <w:pPr>
         <w:pStyle w:val="ListBullet"/>
-        <w:spacing w:after="40"/>
       </w:pPr>
       <w:r>
-        <w:rPr>
-          <w:rFonts w:ascii="Times New Roman" w:hAnsi="Times New Roman"/>
-          <w:sz w:val="22"/>
-        </w:rPr>
-        <w:t>FE-09.7: Track invoice settlement status and outstanding balances based on confirmed payments.</w:t>
+        <w:t>FE-09.7: Monitor settlement and remaining balances based on confirmed payments.</w:t>
       </w:r>
     </w:p>
     <w:p>
       <w:pPr>
         <w:pStyle w:val="ListBullet"/>
-        <w:spacing w:after="40"/>
       </w:pPr>
       <w:r>
-        <w:rPr>
-          <w:rFonts w:ascii="Times New Roman" w:hAnsi="Times New Roman"/>
-          <w:sz w:val="22"/>
-        </w:rPr>
-        <w:t>FE-09.8: Monitor outstanding and overdue financial obligations.</w:t>
+        <w:t>FE-09.8: Identify and monitor invoices with remaining balances after the due date.</w:t>
       </w:r>
     </w:p>
     <w:p>
       <w:pPr>
         <w:pStyle w:val="ListBullet"/>
-        <w:spacing w:after="40"/>
       </w:pPr>
       <w:r>
-        <w:rPr>
-          <w:rFonts w:ascii="Times New Roman" w:hAnsi="Times New Roman"/>
-          <w:sz w:val="22"/>
-        </w:rPr>
-        <w:t>FE-09.9: Search and filter payment and debt records for financial operations.</w:t>
+        <w:t>FE-09.9: Search and filter payment and debt records within the permitted financial scope.</w:t>
       </w:r>
     </w:p>
     <w:p>
       <w:pPr>
         <w:pStyle w:val="ListBullet"/>
-        <w:spacing w:after="40"/>
       </w:pPr>
       <w:r>
-        <w:rPr>
-          <w:rFonts w:ascii="Times New Roman" w:hAnsi="Times New Roman"/>
-          <w:sz w:val="22"/>
-        </w:rPr>
-        <w:t>FE-09.10: Manage payment reminders for outstanding or overdue obligations.</w:t>
+        <w:t>FE-09.10: Initiate approved reminders; FE-13 owns notification delivery.</w:t>
       </w:r>
     </w:p>
     <w:p>
       <w:r>
-        <w:rPr>
-          <w:b/>
-        </w:rPr>
         <w:t>Manager Side:</w:t>
       </w:r>
     </w:p>
     <w:p>
       <w:pPr>
         <w:pStyle w:val="ListBullet"/>
-        <w:spacing w:after="40"/>
       </w:pPr>
       <w:r>
-        <w:rPr>
-          <w:rFonts w:ascii="Times New Roman" w:hAnsi="Times New Roman"/>
-          <w:sz w:val="22"/>
-        </w:rPr>
-        <w:t>FE-09.11: View payment, outstanding balance, and overdue debt information for management oversight.</w:t>
+        <w:t>FE-09.11: View settlement, payment, outstanding-balance, and overdue information for oversight.</w:t>
       </w:r>
     </w:p>
     <w:p>
       <w:pPr>
         <w:pStyle w:val="ListBullet"/>
-        <w:spacing w:after="40"/>
       </w:pPr>
       <w:r>
-        <w:rPr>
-          <w:rFonts w:ascii="Times New Roman" w:hAnsi="Times New Roman"/>
-          <w:sz w:val="22"/>
-        </w:rPr>
-        <w:t>FE-09.12: Search and monitor financial collection status within the permitted management scope.</w:t>
+        <w:t>FE-09.12: Search and monitor collection status without routine payment confirmation.</w:t>
+      </w:r>
+    </w:p>
+    <w:p>
+      <w:pPr>
+        <w:pStyle w:val="Heading1"/>
+        <w:pageBreakBefore w:val="0"/>
+      </w:pPr>
+      <w:r>
+        <w:t>15. Final Review Result</w:t>
+      </w:r>
+    </w:p>
+    <w:p>
+      <w:r>
+        <w:t>Status: PASS after documentation consistency correction. FE-09 now uses one stable 12-item sub-feature catalog across the summary, detailed review, actor matrix, acceptance criteria, and Report 1 description. FE-09 preserves the separation between Payment transaction state, Invoice settlement state, and the FE-08 Invoice lifecycle.</w:t>
       </w:r>
     </w:p>
     <w:sectPr>
       <w:footerReference w:type="default" r:id="rId9"/>
       <w:pgSz w:w="12240" w:h="15840"/>
-      <w:pgMar w:top="1008" w:right="1152" w:bottom="1008" w:left="1152" w:header="720" w:footer="720" w:gutter="0"/>
+      <w:pgMar w:top="1037" w:right="1037" w:bottom="1037" w:left="1037" w:header="403" w:footer="432" w:gutter="0"/>
       <w:cols w:space="720"/>
       <w:docGrid w:linePitch="360"/>
     </w:sectPr>
@@ -3322,10 +6302,11 @@
     </w:pPr>
     <w:r>
       <w:rPr>
-        <w:rFonts w:ascii="Times New Roman" w:hAnsi="Times New Roman"/>
-        <w:sz w:val="18"/>
-      </w:rPr>
-      <w:t>PropFlow – FE-09 Payment &amp; Debt Management</w:t>
+        <w:rFonts w:ascii="Arial" w:hAnsi="Arial"/>
+        <w:color w:val="595959"/>
+        <w:sz w:val="16"/>
+      </w:rPr>
+      <w:t>PropFlow – Report 1 Feature Review – FE-09</w:t>
     </w:r>
   </w:p>
 </w:ftr>
@@ -3694,9 +6675,13 @@
     <w:name w:val="Normal"/>
     <w:qFormat/>
     <w:rsid w:val="00FC693F"/>
+    <w:pPr>
+      <w:spacing w:after="120" w:line="259" w:lineRule="auto"/>
+    </w:pPr>
     <w:rPr>
-      <w:rFonts w:ascii="Times New Roman" w:hAnsi="Times New Roman"/>
-      <w:sz w:val="22"/>
+      <w:rFonts w:ascii="Arial" w:hAnsi="Arial"/>
+      <w:color w:val="000000"/>
+      <w:sz w:val="20"/>
     </w:rPr>
   </w:style>
   <w:style w:type="paragraph" w:styleId="Header">
@@ -3754,15 +6739,15 @@
     <w:pPr>
       <w:keepNext/>
       <w:keepLines/>
-      <w:spacing w:before="480" w:after="0"/>
+      <w:spacing w:before="280" w:after="140"/>
       <w:outlineLvl w:val="0"/>
     </w:pPr>
     <w:rPr>
-      <w:rFonts w:asciiTheme="majorHAnsi" w:eastAsiaTheme="majorEastAsia" w:hAnsiTheme="majorHAnsi" w:cstheme="majorBidi" w:ascii="Times New Roman" w:hAnsi="Times New Roman"/>
+      <w:rFonts w:asciiTheme="majorHAnsi" w:eastAsiaTheme="majorEastAsia" w:hAnsiTheme="majorHAnsi" w:cstheme="majorBidi" w:ascii="Arial" w:hAnsi="Arial"/>
       <w:b/>
       <w:bCs/>
-      <w:color w:val="365F91" w:themeColor="accent1" w:themeShade="BF"/>
-      <w:sz w:val="30"/>
+      <w:color w:val="000000"/>
+      <w:sz w:val="28"/>
       <w:szCs w:val="28"/>
     </w:rPr>
   </w:style>
@@ -3778,15 +6763,15 @@
     <w:pPr>
       <w:keepNext/>
       <w:keepLines/>
-      <w:spacing w:before="200" w:after="0"/>
+      <w:spacing w:before="200" w:after="100"/>
       <w:outlineLvl w:val="1"/>
     </w:pPr>
     <w:rPr>
-      <w:rFonts w:asciiTheme="majorHAnsi" w:eastAsiaTheme="majorEastAsia" w:hAnsiTheme="majorHAnsi" w:cstheme="majorBidi" w:ascii="Times New Roman" w:hAnsi="Times New Roman"/>
+      <w:rFonts w:asciiTheme="majorHAnsi" w:eastAsiaTheme="majorEastAsia" w:hAnsiTheme="majorHAnsi" w:cstheme="majorBidi" w:ascii="Arial" w:hAnsi="Arial"/>
       <w:b/>
       <w:bCs/>
-      <w:color w:val="4F81BD" w:themeColor="accent1"/>
-      <w:sz w:val="26"/>
+      <w:color w:val="000000"/>
+      <w:sz w:val="23"/>
       <w:szCs w:val="26"/>
     </w:rPr>
   </w:style>
@@ -4041,19 +7026,17 @@
     <w:qFormat/>
     <w:rsid w:val="00FC693F"/>
     <w:pPr>
-      <w:pBdr>
-        <w:bottom w:val="single" w:sz="8" w:space="4" w:color="4F81BD" w:themeColor="accent1"/>
-      </w:pBdr>
-      <w:spacing w:after="300" w:line="240" w:lineRule="auto"/>
+      <w:keepNext/>
+      <w:spacing w:after="280" w:line="240" w:lineRule="auto" w:before="0"/>
       <w:contextualSpacing/>
     </w:pPr>
     <w:rPr>
-      <w:rFonts w:asciiTheme="majorHAnsi" w:eastAsiaTheme="majorEastAsia" w:hAnsiTheme="majorHAnsi" w:cstheme="majorBidi" w:ascii="Times New Roman" w:hAnsi="Times New Roman"/>
+      <w:rFonts w:asciiTheme="majorHAnsi" w:eastAsiaTheme="majorEastAsia" w:hAnsiTheme="majorHAnsi" w:cstheme="majorBidi" w:ascii="Arial" w:hAnsi="Arial"/>
       <w:b/>
-      <w:color w:val="17365D" w:themeColor="text2" w:themeShade="BF"/>
+      <w:color w:val="000000"/>
       <w:spacing w:val="5"/>
       <w:kern w:val="28"/>
-      <w:sz w:val="36"/>
+      <w:sz w:val="40"/>
       <w:szCs w:val="52"/>
     </w:rPr>
   </w:style>
@@ -4227,8 +7210,13 @@
       <w:numPr>
         <w:numId w:val="1"/>
       </w:numPr>
+      <w:spacing w:after="60"/>
       <w:contextualSpacing/>
     </w:pPr>
+    <w:rPr>
+      <w:rFonts w:ascii="Arial" w:hAnsi="Arial"/>
+      <w:sz w:val="20"/>
+    </w:rPr>
   </w:style>
   <w:style w:type="paragraph" w:styleId="ListBullet2">
     <w:name w:val="List Bullet 2"/>
